--- a/Travel_Intel_Dashboard_PRD_v1.0.docx
+++ b/Travel_Intel_Dashboard_PRD_v1.0.docx
@@ -8654,6 +8654,853 @@
           <w:szCs w:val="22"/>
         </w:rPr>
         <w:t xml:space="preserve">Export PDF 旅遊規劃報告</w:t>
+      </w:r>
+    </w:p>
+    <w:p>
+      <w:pPr>
+        <w:pStyle w:val="Heading1"/>
+      </w:pPr>
+      <w:r>
+        <w:t>8.2 現況盤點與 v1.1 修正建議（2026-05-19）</w:t>
+      </w:r>
+    </w:p>
+    <w:p>
+      <w:r>
+        <w:t>依目前程式碼與本機可執行結果檢視，專案已完成可互動的前後端骨架，但資料層仍大量依賴 mock、隨機值與硬編碼 fallback；因此現階段較適合定位為可操作原型，而非可直接支撐旅遊決策的穩定情報產品。以下建議將目前實作與產品定義重新對齊。</w:t>
+      </w:r>
+    </w:p>
+    <w:p>
+      <w:pPr>
+        <w:pStyle w:val="Heading2"/>
+      </w:pPr>
+      <w:r>
+        <w:t>8.2.1 視覺修改建議</w:t>
+      </w:r>
+    </w:p>
+    <w:p>
+      <w:r>
+        <w:t>• 將 index.html 內的 inline style 收斂回 CSS 設計系統，避免版面、字級、間距與色彩規則分散在 HTML、main.css 與 components.css 三處，降低視覺漂移。</w:t>
+      </w:r>
+    </w:p>
+    <w:p>
+      <w:r>
+        <w:t>• 重新定義 Dashboard 的資訊層級：第一層為查詢條件與追蹤列，第二層為四個 Metric Cards，第三層為趨勢圖與熱力圖，避免目前搜尋、追蹤、圖表資訊同時搶主視覺焦點。</w:t>
+      </w:r>
+    </w:p>
+    <w:p>
+      <w:r>
+        <w:t>• 統一 AI 資料的 badge、banner、tooltip 規則，讓 Dashboard、Flight Search、Price History 對 data_confidence 的顯示位置、顏色與文案一致。</w:t>
+      </w:r>
+    </w:p>
+    <w:p>
+      <w:r>
+        <w:t>• 強化 tab 導航的可辨識性，加入更明確的 active indicator、hover/pressed state 與 aria 語意，讓三個主分頁看起來像產品導航而不是一般按鈕列。</w:t>
+      </w:r>
+    </w:p>
+    <w:p>
+      <w:r>
+        <w:t>• 為熱力圖補上圖例、月份分隔與 hover/popover 視覺規則；目前 PRD 有定義互動，但 UI 規格仍不足以保證可讀性與一致性。</w:t>
+      </w:r>
+    </w:p>
+    <w:p>
+      <w:r>
+        <w:t>• 把 loading、empty、error 三種狀態都設計成面板內的標準視覺狀態，而不是主要依賴 toast；toast 應只處理全域提醒，不應取代內容區狀態反饋。</w:t>
+      </w:r>
+    </w:p>
+    <w:p>
+      <w:r>
+        <w:t>• 正式決定語言切換是否屬於 v1.0 範圍。若保留雙語切換，PRD 應補 i18n 規格；若不保留，建議先移除以減少 header 複雜度。</w:t>
+      </w:r>
+    </w:p>
+    <w:p>
+      <w:pPr>
+        <w:pStyle w:val="Heading2"/>
+      </w:pPr>
+      <w:r>
+        <w:t>8.2.2 功能修改建議</w:t>
+      </w:r>
+    </w:p>
+    <w:p>
+      <w:r>
+        <w:t>• 把 origin、destination、dateRange 定義為全域查詢模型，並明確規範各 tab 是「繼承」還是「覆寫」共享條件，避免目前模組各自持有參數造成狀態不一致。</w:t>
+      </w:r>
+    </w:p>
+    <w:p>
+      <w:r>
+        <w:t>• 將購票建議 Banner 明確固定在 Price History 分頁；目前實作中 advice banner 的 DOM 位置與 PRD 契約不一致，會使資訊架構混亂。</w:t>
+      </w:r>
+    </w:p>
+    <w:p>
+      <w:r>
+        <w:t>• 禁止用 Math.random 直接生成趨勢資料與 YOY 資料。若 v1.0 尚未完成真實歷史資料整合，應改成固定 fixture 或可快取的 snapshot，否則同條件重查會得到不同答案，使用者無法信任分析。</w:t>
+      </w:r>
+    </w:p>
+    <w:p>
+      <w:r>
+        <w:t>• 補齊追蹤分頁的建立、命名、重新查詢週期設定與失敗回報流程，並顯示 last fetched、refreshInterval、最近失敗時間，讓追蹤功能真的可管理。</w:t>
+      </w:r>
+    </w:p>
+    <w:p>
+      <w:r>
+        <w:t>• 新增目的地正規化流程，先把 IATA code 映射為城市名稱或座標後再查 weather 與 AI context；目前直接拿 destination 查天氣，對 NRT、HND 這類代碼並不穩定。</w:t>
+      </w:r>
+    </w:p>
+    <w:p>
+      <w:r>
+        <w:t>• 在 Dashboard、Price History 顯示資料來源與資料時間，至少區分 Amadeus、OpenWeatherMap、Gemini 與 fallback/mock，讓使用者知道哪些數字可直接採信。</w:t>
+      </w:r>
+    </w:p>
+    <w:p>
+      <w:r>
+        <w:t>• 補上 Flight Search 的 compare modal、快速篩選完整規格、無結果狀態與最近一次搜尋保留，讓 Tab 2 從資料表展示提升為可連續使用的搜尋流程。</w:t>
+      </w:r>
+    </w:p>
+    <w:p>
+      <w:r>
+        <w:t>• 把錯誤處理改成「保留舊資料 + 面板內 retry」的模式，這點已在 PRD 7.2 提到，但目前實作仍以 toast 為主，無法支撐穩定操作。</w:t>
+      </w:r>
+    </w:p>
+    <w:p>
+      <w:pPr>
+        <w:pStyle w:val="Heading2"/>
+      </w:pPr>
+      <w:r>
+        <w:t>8.2.3 架構修改建議</w:t>
+      </w:r>
+    </w:p>
+    <w:p>
+      <w:r>
+        <w:t>• 把後端拆成 route layer、service client layer、normalizer layer。每個外部來源都應有自己的 client 與 response mapper，避免 route 直接混雜第三方欄位、mock 邏輯與產品欄位組裝。</w:t>
+      </w:r>
+    </w:p>
+    <w:p>
+      <w:r>
+        <w:t>• 建立 deterministic mock adapter 與 feature flag。開發模式可以使用 mock，但 mock 必須固定、可重現、可標示來源，不能混在正式 handler 中以隨機值回傳。</w:t>
+      </w:r>
+    </w:p>
+    <w:p>
+      <w:r>
+        <w:t>• 定義共享 domain model：SearchContext、DashboardSnapshot、FlightOffer、PriceTrendPoint、BookingAdvice。前後端都對齊同一份欄位契約，避免 DOM ID、API 欄位與 JS 模組各自演化。</w:t>
+      </w:r>
+    </w:p>
+    <w:p>
+      <w:r>
+        <w:t>• 在 server 啟動時加入 .env schema 驗證與 boot-time 檢查，缺少 API key、目的地映射資料或必要設定時直接告警，而不是執行後才在 route 內 fallback。</w:t>
+      </w:r>
+    </w:p>
+    <w:p>
+      <w:r>
+        <w:t>• 加入多層快取：Amadeus token cache 之外，再補 dashboard、price-history、heatmap 的短 TTL 快取，降低免費 API 配額壓力與前端重整抖動。</w:t>
+      </w:r>
+    </w:p>
+    <w:p>
+      <w:r>
+        <w:t>• 將目前以 window.TravelIntel 與 LocalStorage 直接互相耦合的方式收斂成單一 app state/store 模組，提供 subscribe、dispatch、selectors，讓 tab、chart、tracking 的相依關係可預測。</w:t>
+      </w:r>
+    </w:p>
+    <w:p>
+      <w:r>
+        <w:t>• 抽出 destination normalization service，統一處理 IATA、城市名、飯店查詢、weather query 與 Gemini prompt context，避免各 route 各自猜測 destination 的含義。</w:t>
+      </w:r>
+    </w:p>
+    <w:p>
+      <w:r>
+        <w:t>• 補上結構化 logging、request id、source metadata 與 confidence metadata，讓未來排查 API 問題、比對 fallback 命中率與資料品質時有基本觀測能力。</w:t>
+      </w:r>
+    </w:p>
+    <w:p>
+      <w:pPr>
+        <w:pStyle w:val="Heading2"/>
+      </w:pPr>
+      <w:r>
+        <w:t>8.2.4 建議優先順序</w:t>
+      </w:r>
+    </w:p>
+    <w:p>
+      <w:r>
+        <w:t>• P0：移除隨機資料回應、修正 DOM 與 PRD 契約不一致項、建立 destination normalization 與環境設定檢查。</w:t>
+      </w:r>
+    </w:p>
+    <w:p>
+      <w:r>
+        <w:t>• P1：統一設計系統與內容狀態樣式、補上資料來源/新鮮度標示、完成 tracking 與 compare 的完整使用流程。</w:t>
+      </w:r>
+    </w:p>
+    <w:p>
+      <w:r>
+        <w:t>• P2：雙語 i18n 正式化、背景自動重查排程、報表匯出與通知能力。</w:t>
+      </w:r>
+    </w:p>
+    <w:p>
+      <w:pPr>
+        <w:pStyle w:val="Heading1"/>
+      </w:pPr>
+      <w:r>
+        <w:t>8.3 實作任務清單（適用 low-model agent 分派）</w:t>
+      </w:r>
+    </w:p>
+    <w:p>
+      <w:r>
+        <w:t>本節將 v1.1 修正建議轉為可分派的實作任務。原則是每個 low-model agent 只處理單一責任、單一檔案群、單一完成定義；避免跨層修改、避免同時碰前後端共享狀態，並盡量讓每個任務可在一次提交中完成。</w:t>
+      </w:r>
+    </w:p>
+    <w:p>
+      <w:pPr>
+        <w:pStyle w:val="Heading2"/>
+      </w:pPr>
+      <w:r>
+        <w:t>8.3.1 分派原則</w:t>
+      </w:r>
+    </w:p>
+    <w:p>
+      <w:r>
+        <w:t>• 每個 agent 僅擁有一組明確檔案；如需跨檔案修改，必須是同一責任邊界內的檔案群。</w:t>
+      </w:r>
+    </w:p>
+    <w:p>
+      <w:r>
+        <w:t>• 先做 P0 穩定化，再做 P1 體驗與完整流程；P2 只在 P0/P1 驗收後啟動。</w:t>
+      </w:r>
+    </w:p>
+    <w:p>
+      <w:r>
+        <w:t>• low-model agent 任務必須可用文字契約驗收，不能依賴臨場架構判斷。</w:t>
+      </w:r>
+    </w:p>
+    <w:p>
+      <w:r>
+        <w:t>• 所有 mock 資料必須 deterministic；不得再使用 Math.random 生成對外回應。</w:t>
+      </w:r>
+    </w:p>
+    <w:p>
+      <w:r>
+        <w:t>• 所有 agent 都不得變更其他 agent 的 API 欄位名稱、DOM ID、LocalStorage key，除非任務包內明確要求。</w:t>
+      </w:r>
+    </w:p>
+    <w:p>
+      <w:pPr>
+        <w:pStyle w:val="Heading2"/>
+      </w:pPr>
+      <w:r>
+        <w:t>8.3.2 實作 Phase 總覽</w:t>
+      </w:r>
+    </w:p>
+    <w:p>
+      <w:r>
+        <w:t>• Phase 0：穩定化與契約收斂 — 修掉資料隨機性、共享狀態不一致、DOM/PRD 契約偏移。</w:t>
+      </w:r>
+    </w:p>
+    <w:p>
+      <w:r>
+        <w:t>• Phase 1：資料層與後端結構化 — 將 route/service/mock/fallback 正規化，補齊 source metadata、destination normalization、cache。</w:t>
+      </w:r>
+    </w:p>
+    <w:p>
+      <w:r>
+        <w:t>• Phase 2：前端互動與 UI 完整化 — 補齊 tracking、compare、error/empty/loading、badge/banner 一致性。</w:t>
+      </w:r>
+    </w:p>
+    <w:p>
+      <w:r>
+        <w:t>• Phase 3：增量能力 — i18n 正式化、自動重查、匯出與通知預留。</w:t>
+      </w:r>
+    </w:p>
+    <w:p>
+      <w:pPr>
+        <w:pStyle w:val="Heading2"/>
+      </w:pPr>
+      <w:r>
+        <w:t>8.3.3 Phase 0：穩定化與契約收斂</w:t>
+      </w:r>
+    </w:p>
+    <w:p>
+      <w:pPr>
+        <w:pStyle w:val="Heading3"/>
+      </w:pPr>
+      <w:r>
+        <w:t>Agent-P0-A｜DOM 與版面契約收斂</w:t>
+      </w:r>
+    </w:p>
+    <w:p>
+      <w:r>
+        <w:t>• Owner files：public/index.html</w:t>
+      </w:r>
+    </w:p>
+    <w:p>
+      <w:r>
+        <w:t>• 目標：移除與 PRD 不一致的 advice banner / 額外 header 控制項位置問題，確保 tab 區塊、主要容器 ID、banner 位置與 PRD 一致。</w:t>
+      </w:r>
+    </w:p>
+    <w:p>
+      <w:r>
+        <w:t>• 輸出：乾淨的 HTML 結構、移除不必要 inline style、保留必要 script/link 載入順序。</w:t>
+      </w:r>
+    </w:p>
+    <w:p>
+      <w:r>
+        <w:t>• DoD：以靜態檢查可確認 #tab-dashboard、#tab-flights、#tab-price-history、#advice-banner、#toast-container 均存在且位置符合 PRD。</w:t>
+      </w:r>
+    </w:p>
+    <w:p>
+      <w:pPr>
+        <w:pStyle w:val="Heading3"/>
+      </w:pPr>
+      <w:r>
+        <w:t>Agent-P0-B｜共享狀態與 tab refresh 收斂</w:t>
+      </w:r>
+    </w:p>
+    <w:p>
+      <w:r>
+        <w:t>• Owner files：public/js/app.js</w:t>
+      </w:r>
+    </w:p>
+    <w:p>
+      <w:r>
+        <w:t>• 目標：定義單一 currentDestination / dateRange 同步規則，修正切 tab 時 refresh 觸發邏輯，避免 dashboard/charts/priceHistory 各自持有不同查詢值。</w:t>
+      </w:r>
+    </w:p>
+    <w:p>
+      <w:r>
+        <w:t>• 輸出：明確的 state getter/setter、訂閱機制、預設 tab 啟動順序。</w:t>
+      </w:r>
+    </w:p>
+    <w:p>
+      <w:r>
+        <w:t>• DoD：切換 tab 不會產生不同目的地來源；主題切換與 tab refresh 行為互不污染。</w:t>
+      </w:r>
+    </w:p>
+    <w:p>
+      <w:pPr>
+        <w:pStyle w:val="Heading3"/>
+      </w:pPr>
+      <w:r>
+        <w:t>Agent-P0-C｜固定資料樣本與隨機回應移除</w:t>
+      </w:r>
+    </w:p>
+    <w:p>
+      <w:r>
+        <w:t>• Owner files：routes/priceHistory.js, routes/heatmap.js, routes/bookingAdvice.js</w:t>
+      </w:r>
+    </w:p>
+    <w:p>
+      <w:r>
+        <w:t>• 目標：移除 Math.random 與隨機 mock，改成固定 fixture 或 deterministic sample generator。</w:t>
+      </w:r>
+    </w:p>
+    <w:p>
+      <w:r>
+        <w:t>• 輸出：相同 query 參數每次回傳相同結果；回應內可標示 sample/mock 來源。</w:t>
+      </w:r>
+    </w:p>
+    <w:p>
+      <w:r>
+        <w:t>• DoD：同條件重複呼叫 /api/price-history、/api/flight-trend、/api/heatmap、/api/booking-advice 時資料完全一致。</w:t>
+      </w:r>
+    </w:p>
+    <w:p>
+      <w:pPr>
+        <w:pStyle w:val="Heading2"/>
+      </w:pPr>
+      <w:r>
+        <w:t>8.3.4 Phase 1：資料層與後端結構化</w:t>
+      </w:r>
+    </w:p>
+    <w:p>
+      <w:pPr>
+        <w:pStyle w:val="Heading3"/>
+      </w:pPr>
+      <w:r>
+        <w:t>Agent-P1-A｜Amadeus service 正規化</w:t>
+      </w:r>
+    </w:p>
+    <w:p>
+      <w:r>
+        <w:t>• Owner files：services/amadeus.js</w:t>
+      </w:r>
+    </w:p>
+    <w:p>
+      <w:r>
+        <w:t>• 目標：把 token 取得、API 呼叫、normalizer、fallback 分段整理；補齊欄位映射與錯誤結構。</w:t>
+      </w:r>
+    </w:p>
+    <w:p>
+      <w:r>
+        <w:t>• 輸出：searchFlights/searchHotels/getPriceMetrics 穩定回傳產品定義欄位。</w:t>
+      </w:r>
+    </w:p>
+    <w:p>
+      <w:r>
+        <w:t>• DoD：service 檔內不直接混雜 route 專屬邏輯，fallback path 也維持正式欄位格式。</w:t>
+      </w:r>
+    </w:p>
+    <w:p>
+      <w:pPr>
+        <w:pStyle w:val="Heading3"/>
+      </w:pPr>
+      <w:r>
+        <w:t>Agent-P1-B｜Weather 與 destination normalization</w:t>
+      </w:r>
+    </w:p>
+    <w:p>
+      <w:r>
+        <w:t>• Owner files：services/weather.js</w:t>
+      </w:r>
+    </w:p>
+    <w:p>
+      <w:r>
+        <w:t>• 目標：處理 IATA -&gt; 城市名稱或查詢 token 的正規化，避免直接拿 NRT/HND 當城市查詢。</w:t>
+      </w:r>
+    </w:p>
+    <w:p>
+      <w:r>
+        <w:t>• 輸出：getCurrentWeather/getWeatherForecast 接受標準化 destination context。</w:t>
+      </w:r>
+    </w:p>
+    <w:p>
+      <w:r>
+        <w:t>• DoD：weather service 對代碼目的地有明確轉換或 fallback 規則，錯誤時回傳一致格式。</w:t>
+      </w:r>
+    </w:p>
+    <w:p>
+      <w:pPr>
+        <w:pStyle w:val="Heading3"/>
+      </w:pPr>
+      <w:r>
+        <w:t>Agent-P1-C｜Gemini service 契約化</w:t>
+      </w:r>
+    </w:p>
+    <w:p>
+      <w:r>
+        <w:t>• Owner files：services/gemini.js, routes/funScore.js, routes/bookingAdvice.js</w:t>
+      </w:r>
+    </w:p>
+    <w:p>
+      <w:r>
+        <w:t>• 目標：統一 prompt schema、null handling、confidence/source 欄位、AI 錯誤 fallback。</w:t>
+      </w:r>
+    </w:p>
+    <w:p>
+      <w:r>
+        <w:t>• 輸出：fun score 與 booking advice 都能保證 JSON 契約，不把 error 直接混成非契約 payload。</w:t>
+      </w:r>
+    </w:p>
+    <w:p>
+      <w:r>
+        <w:t>• DoD：所有 Gemini route 在失敗時仍回傳可被前端辨識的結構，而不是任意 error object。</w:t>
+      </w:r>
+    </w:p>
+    <w:p>
+      <w:pPr>
+        <w:pStyle w:val="Heading3"/>
+      </w:pPr>
+      <w:r>
+        <w:t>Agent-P1-D｜Dashboard 聚合 route 重構</w:t>
+      </w:r>
+    </w:p>
+    <w:p>
+      <w:r>
+        <w:t>• Owner files：routes/dashboard.js</w:t>
+      </w:r>
+    </w:p>
+    <w:p>
+      <w:r>
+        <w:t>• 目標：把 dashboard route 變成純聚合層，負責組合 flight/hotel/weather/funScore/source metadata，不內嵌硬編碼商業邏輯。</w:t>
+      </w:r>
+    </w:p>
+    <w:p>
+      <w:r>
+        <w:t>• 輸出：單一 dashboard response，含資料來源、時間戳、fallback 標記。</w:t>
+      </w:r>
+    </w:p>
+    <w:p>
+      <w:r>
+        <w:t>• DoD：dashboard route 中不直接寫死 mock fun score 與 hotel delta；所有欄位來源可追溯。</w:t>
+      </w:r>
+    </w:p>
+    <w:p>
+      <w:pPr>
+        <w:pStyle w:val="Heading3"/>
+      </w:pPr>
+      <w:r>
+        <w:t>Agent-P1-E｜後端啟動與環境檢查</w:t>
+      </w:r>
+    </w:p>
+    <w:p>
+      <w:r>
+        <w:t>• Owner files：server.js, .env.example</w:t>
+      </w:r>
+    </w:p>
+    <w:p>
+      <w:r>
+        <w:t>• 目標：補上啟動時的必要 env 檢查、錯誤訊息、路由註冊可讀性與統一錯誤 middleware。</w:t>
+      </w:r>
+    </w:p>
+    <w:p>
+      <w:r>
+        <w:t>• 輸出：缺 key 或設定時有可理解警告；server 啟動流程乾淨。</w:t>
+      </w:r>
+    </w:p>
+    <w:p>
+      <w:r>
+        <w:t>• DoD：server.js 可以看出系統依賴哪些 key、哪些 route、哪些 fallback policy。</w:t>
+      </w:r>
+    </w:p>
+    <w:p>
+      <w:pPr>
+        <w:pStyle w:val="Heading2"/>
+      </w:pPr>
+      <w:r>
+        <w:t>8.3.5 Phase 2：前端互動與 UI 完整化</w:t>
+      </w:r>
+    </w:p>
+    <w:p>
+      <w:pPr>
+        <w:pStyle w:val="Heading3"/>
+      </w:pPr>
+      <w:r>
+        <w:t>Agent-P2-A｜設計系統與狀態樣式收斂</w:t>
+      </w:r>
+    </w:p>
+    <w:p>
+      <w:r>
+        <w:t>• Owner files：public/styles/main.css, public/styles/components.css, public/styles/charts.css</w:t>
+      </w:r>
+    </w:p>
+    <w:p>
+      <w:r>
+        <w:t>• 目標：統一 loading/empty/error/badge/banner/chart/heatmap 視覺規則，回收 HTML inline style。</w:t>
+      </w:r>
+    </w:p>
+    <w:p>
+      <w:r>
+        <w:t>• 輸出：明確 class contract，前端 JS 不需自己內嵌太多視覺樣式。</w:t>
+      </w:r>
+    </w:p>
+    <w:p>
+      <w:r>
+        <w:t>• DoD：metric card、toast、advice banner、heatmap legend、skeleton 樣式完整且可重用。</w:t>
+      </w:r>
+    </w:p>
+    <w:p>
+      <w:pPr>
+        <w:pStyle w:val="Heading3"/>
+      </w:pPr>
+      <w:r>
+        <w:t>Agent-P2-B｜Dashboard tracking 與 fun score 流程</w:t>
+      </w:r>
+    </w:p>
+    <w:p>
+      <w:r>
+        <w:t>• Owner files：public/js/dashboard.js</w:t>
+      </w:r>
+    </w:p>
+    <w:p>
+      <w:r>
+        <w:t>• 目標：補齊 tracking 新增/刪除/命名/最後更新時間/重新查詢流程，並把 fun score slider 與 API 呼叫做成穩定互動。</w:t>
+      </w:r>
+    </w:p>
+    <w:p>
+      <w:r>
+        <w:t>• 輸出：travelintel_tracking 結構被完整使用，dashboard refresh 可預測。</w:t>
+      </w:r>
+    </w:p>
+    <w:p>
+      <w:r>
+        <w:t>• DoD：使用者可以新增追蹤、切換追蹤、重新載入指標，且 100% 維度驗證與 debounce 行為穩定。</w:t>
+      </w:r>
+    </w:p>
+    <w:p>
+      <w:pPr>
+        <w:pStyle w:val="Heading3"/>
+      </w:pPr>
+      <w:r>
+        <w:t>Agent-P2-C｜Charts 視覺化完整化</w:t>
+      </w:r>
+    </w:p>
+    <w:p>
+      <w:r>
+        <w:t>• Owner files：public/js/charts.js</w:t>
+      </w:r>
+    </w:p>
+    <w:p>
+      <w:r>
+        <w:t>• 目標：補齊 heatmap legend、month label、popover、theme redraw 與 reduced-motion 邏輯。</w:t>
+      </w:r>
+    </w:p>
+    <w:p>
+      <w:r>
+        <w:t>• 輸出：trend chart 與 heatmap 具有一致載入、錯誤、重繪行為。</w:t>
+      </w:r>
+    </w:p>
+    <w:p>
+      <w:r>
+        <w:t>• DoD：切 theme 不需 refetch 也能更新配色；heatmap 有完整圖例與可點擊資訊。</w:t>
+      </w:r>
+    </w:p>
+    <w:p>
+      <w:pPr>
+        <w:pStyle w:val="Heading3"/>
+      </w:pPr>
+      <w:r>
+        <w:t>Agent-P2-D｜Flight Search 完整搜尋流程</w:t>
+      </w:r>
+    </w:p>
+    <w:p>
+      <w:r>
+        <w:t>• Owner files：public/js/flightSearch.js</w:t>
+      </w:r>
+    </w:p>
+    <w:p>
+      <w:r>
+        <w:t>• 目標：補齊搜尋表單、排序、filter chip、列展開、compare modal、empty state、retry state。</w:t>
+      </w:r>
+    </w:p>
+    <w:p>
+      <w:r>
+        <w:t>• 輸出：Tab 2 可從查詢到比較完整走完，而不是只渲染列表。</w:t>
+      </w:r>
+    </w:p>
+    <w:p>
+      <w:r>
+        <w:t>• DoD：最多選 3 筆比較、排序不重打 API、無結果時有標準 empty state。</w:t>
+      </w:r>
+    </w:p>
+    <w:p>
+      <w:pPr>
+        <w:pStyle w:val="Heading3"/>
+      </w:pPr>
+      <w:r>
+        <w:t>Agent-P2-E｜Price History 與 Advice Banner 完整化</w:t>
+      </w:r>
+    </w:p>
+    <w:p>
+      <w:r>
+        <w:t>• Owner files：public/js/priceHistory.js</w:t>
+      </w:r>
+    </w:p>
+    <w:p>
+      <w:r>
+        <w:t>• 目標：修正 banner 位置與文案規則，補齊 YOY 圖、全年圖、AI confidence badge、sources 連結。</w:t>
+      </w:r>
+    </w:p>
+    <w:p>
+      <w:r>
+        <w:t>• 輸出：Tab 3 成為獨立可用的分析頁。</w:t>
+      </w:r>
+    </w:p>
+    <w:p>
+      <w:r>
+        <w:t>• DoD：切換 origin/destination/year 會同步更新三組資料與對應圖表，不出現舊 banner 殘留在其他 tab。</w:t>
+      </w:r>
+    </w:p>
+    <w:p>
+      <w:pPr>
+        <w:pStyle w:val="Heading2"/>
+      </w:pPr>
+      <w:r>
+        <w:t>8.3.6 Phase 3：增量能力</w:t>
+      </w:r>
+    </w:p>
+    <w:p>
+      <w:pPr>
+        <w:pStyle w:val="Heading3"/>
+      </w:pPr>
+      <w:r>
+        <w:t>Agent-P3-A｜i18n 正式化或下線</w:t>
+      </w:r>
+    </w:p>
+    <w:p>
+      <w:r>
+        <w:t>• Owner files：public/index.html, public/js/app.js, public/js/dashboard.js, public/js/charts.js, public/js/flightSearch.js, public/js/priceHistory.js</w:t>
+      </w:r>
+    </w:p>
+    <w:p>
+      <w:r>
+        <w:t>• 目標：二選一：要嘛把雙語資源抽成字典系統，要嘛把半成品語言切換移出 v1.0。</w:t>
+      </w:r>
+    </w:p>
+    <w:p>
+      <w:r>
+        <w:t>• DoD：文件與實作對語言能力描述一致，不再維持半實作狀態。</w:t>
+      </w:r>
+    </w:p>
+    <w:p>
+      <w:pPr>
+        <w:pStyle w:val="Heading3"/>
+      </w:pPr>
+      <w:r>
+        <w:t>Agent-P3-B｜背景重查與通知預留</w:t>
+      </w:r>
+    </w:p>
+    <w:p>
+      <w:r>
+        <w:t>• Owner files：public/js/dashboard.js, server.js（若需排程入口）</w:t>
+      </w:r>
+    </w:p>
+    <w:p>
+      <w:r>
+        <w:t>• 目標：為 daily/weekly/onOpen refreshInterval 定義實際行為與未來通知擴充點。</w:t>
+      </w:r>
+    </w:p>
+    <w:p>
+      <w:r>
+        <w:t>• DoD：PRD 與程式碼都能指出背景重查目前做到哪一層、未做到哪一層。</w:t>
+      </w:r>
+    </w:p>
+    <w:p>
+      <w:pPr>
+        <w:pStyle w:val="Heading2"/>
+      </w:pPr>
+      <w:r>
+        <w:t>8.3.7 建議派工順序</w:t>
+      </w:r>
+    </w:p>
+    <w:p>
+      <w:r>
+        <w:t>• Wave 0（可平行）：P0-A, P0-B, P0-C。先把契約、共享狀態、隨機資料拿掉。</w:t>
+      </w:r>
+    </w:p>
+    <w:p>
+      <w:r>
+        <w:t>• Wave 1（可平行）：P1-A, P1-B, P1-C, P1-E。先整理底層 service 與 server 啟動檢查。</w:t>
+      </w:r>
+    </w:p>
+    <w:p>
+      <w:r>
+        <w:t>• Wave 2（接 Wave 1）：P1-D。待 service 契約穩定後再重構 dashboard 聚合。</w:t>
+      </w:r>
+    </w:p>
+    <w:p>
+      <w:r>
+        <w:t>• Wave 3（可平行）：P2-A, P2-B, P2-C, P2-D, P2-E。前端各分頁與設計系統獨立收斂。</w:t>
+      </w:r>
+    </w:p>
+    <w:p>
+      <w:r>
+        <w:t>• Wave 4（選配）：P3-A, P3-B。只在前面驗收後啟動。</w:t>
+      </w:r>
+    </w:p>
+    <w:p>
+      <w:pPr>
+        <w:pStyle w:val="Heading2"/>
+      </w:pPr>
+      <w:r>
+        <w:t>8.3.8 low-model agent 任務模板</w:t>
+      </w:r>
+    </w:p>
+    <w:p>
+      <w:r>
+        <w:t>• 任務描述：只描述單一目標，不混入重構願景。</w:t>
+      </w:r>
+    </w:p>
+    <w:p>
+      <w:r>
+        <w:t>• Owner files：明確列出可修改檔案；禁止修改未列檔案。</w:t>
+      </w:r>
+    </w:p>
+    <w:p>
+      <w:r>
+        <w:t>• Inputs：API 契約、DOM ID、LocalStorage key、CSS class。</w:t>
+      </w:r>
+    </w:p>
+    <w:p>
+      <w:r>
+        <w:t>• Outputs：預期新增或修正的行為。</w:t>
+      </w:r>
+    </w:p>
+    <w:p>
+      <w:r>
+        <w:t>• DoD：可由主控 agent 用靜態檢查或單次手動測試驗收。</w:t>
+      </w:r>
+    </w:p>
+    <w:p>
+      <w:r>
+        <w:t>• Guardrails：不要改欄位名稱、不要擴大 scope、不要順手重寫其他模組。</w:t>
+      </w:r>
+    </w:p>
+    <w:p>
+      <w:r>
+        <w:rPr>
+          <w:b/>
+        </w:rPr>
+        <w:t>8.4 實作進度與驗收里程碑（2026-05-19）</w:t>
+      </w:r>
+    </w:p>
+    <w:p>
+      <w:r>
+        <w:rPr>
+          <w:b/>
+        </w:rPr>
+        <w:t>• 目前狀態：</w:t>
+      </w:r>
+      <w:r>
+        <w:t>Wave 0、Wave 1 已完成並驗收通過；Wave 2 已完成程式整合、語法檢查與 API/runtime 驗收，可視為 Accept，但仍保留少量 UI 收斂事項。</w:t>
+      </w:r>
+    </w:p>
+    <w:p>
+      <w:r>
+        <w:rPr>
+          <w:b/>
+        </w:rPr>
+        <w:t>• Wave 0 驗收摘要：</w:t>
+      </w:r>
+      <w:r>
+        <w:t>已完成 DOM 契約收斂、單一 currentDestination 狀態收斂，以及 price history / heatmap / booking advice 的 deterministic mock 化，重複請求結果穩定。</w:t>
+      </w:r>
+    </w:p>
+    <w:p>
+      <w:r>
+        <w:rPr>
+          <w:b/>
+        </w:rPr>
+        <w:t>• Wave 1 驗收摘要：</w:t>
+      </w:r>
+      <w:r>
+        <w:t>已完成 amadeus / weather / gemini service 契約化、server route gating 調整、dashboard 聚合層重構，並修正 dashboard fallback numeric normalization，避免 null 被誤轉為 0。</w:t>
+      </w:r>
+    </w:p>
+    <w:p>
+      <w:r>
+        <w:rPr>
+          <w:b/>
+        </w:rPr>
+        <w:t>• Wave 2 驗收摘要：</w:t>
+      </w:r>
+      <w:r>
+        <w:t>已完成 dashboard / charts / flightSearch / priceHistory 四支前端模組與三支 CSS 檔的實作落地；前端腳本語法檢查通過，首頁與 dashboard / price-history / heatmap / booking-advice API 均可正常回應。/api/flights 在缺少 Amadeus key 時維持 503 missing_required_env，屬預期行為。</w:t>
+      </w:r>
+    </w:p>
+    <w:p>
+      <w:r>
+        <w:rPr>
+          <w:b/>
+        </w:rPr>
+        <w:t>• 目前接受條件：</w:t>
+      </w:r>
+      <w:r>
+        <w:t>本次驗收屬於 code-level 與 runtime-level 驗收，確認契約、載入順序、啟動路徑與 fallback 行為均成立；尚未完成真正的瀏覽器視覺 smoke test，因此不標記為 fully polished。</w:t>
+      </w:r>
+    </w:p>
+    <w:p>
+      <w:r>
+        <w:rPr>
+          <w:b/>
+        </w:rPr>
+        <w:t>• 待收斂事項：</w:t>
+      </w:r>
+      <w:r>
+        <w:t>1) charts.js 仍有部分 inline style，後續應回收至 CSS。2) flightSearch.js 與 priceHistory.js 目前以 JS 動態注入 controls / modal，後續可視需要收斂回 HTML shell 或明確 component contract。3) priceHistory themechange 目前採重新 fetch，功能可用但仍可優化。</w:t>
+      </w:r>
+    </w:p>
+    <w:p>
+      <w:r>
+        <w:rPr>
+          <w:b/>
+        </w:rPr>
+        <w:t>• 建議下一步：</w:t>
+      </w:r>
+      <w:r>
+        <w:t>可直接進入 Wave 3，或先插入一個 Wave 2.5 UI cleanup 小波次，專門處理 inline style、動態注入結構與視覺一致性。</w:t>
       </w:r>
     </w:p>
     <w:sectPr>

--- a/Travel_Intel_Dashboard_PRD_v1.0.docx
+++ b/Travel_Intel_Dashboard_PRD_v1.0.docx
@@ -189,12 +189,7 @@
         <w:spacing w:after="60" w:before="40"/>
       </w:pPr>
       <w:r>
-        <w:rPr>
-          <w:rFonts w:ascii="Arial" w:cs="Arial" w:eastAsia="Arial" w:hAnsi="Arial"/>
-          <w:sz w:val="22"/>
-          <w:szCs w:val="22"/>
-        </w:rPr>
-        <w:t xml:space="preserve">全免費 API 架構：Amadeus（機票/飯店）、OpenWeatherMap（天氣）、Gemini API with Search Grounding（AI 分析）</w:t>
+        <w:t>可替換 Flight Provider 架構：SerpApi Google Flights 為主線，punitarani/fli 為本機 fallback，Amadeus 改列 legacy / optional provider。</w:t>
       </w:r>
     </w:p>
     <w:p>
@@ -317,19 +312,11 @@
             <w:vAlign w:val="center"/>
           </w:tcPr>
           <w:p>
-            <w:pPr>
-              <w:jc w:val="center"/>
-            </w:pPr>
-            <w:r>
-              <w:rPr>
-                <w:rFonts w:ascii="Arial" w:cs="Arial" w:eastAsia="Arial" w:hAnsi="Arial"/>
-                <w:b/>
-                <w:bCs/>
-                <w:color w:val="FFFFFF"/>
-                <w:sz w:val="20"/>
-                <w:szCs w:val="20"/>
-              </w:rPr>
-              <w:t xml:space="preserve">分頁</w:t>
+            <w:r>
+              <w:rPr>
+                <w:sz w:val="18"/>
+              </w:rPr>
+              <w:t>分頁</w:t>
             </w:r>
           </w:p>
         </w:tc>
@@ -352,19 +339,11 @@
             <w:vAlign w:val="center"/>
           </w:tcPr>
           <w:p>
-            <w:pPr>
-              <w:jc w:val="center"/>
-            </w:pPr>
-            <w:r>
-              <w:rPr>
-                <w:rFonts w:ascii="Arial" w:cs="Arial" w:eastAsia="Arial" w:hAnsi="Arial"/>
-                <w:b/>
-                <w:bCs/>
-                <w:color w:val="FFFFFF"/>
-                <w:sz w:val="20"/>
-                <w:szCs w:val="20"/>
-              </w:rPr>
-              <w:t xml:space="preserve">功能名稱</w:t>
+            <w:r>
+              <w:rPr>
+                <w:sz w:val="18"/>
+              </w:rPr>
+              <w:t>功能名稱</w:t>
             </w:r>
           </w:p>
         </w:tc>
@@ -387,19 +366,11 @@
             <w:vAlign w:val="center"/>
           </w:tcPr>
           <w:p>
-            <w:pPr>
-              <w:jc w:val="center"/>
-            </w:pPr>
-            <w:r>
-              <w:rPr>
-                <w:rFonts w:ascii="Arial" w:cs="Arial" w:eastAsia="Arial" w:hAnsi="Arial"/>
-                <w:b/>
-                <w:bCs/>
-                <w:color w:val="FFFFFF"/>
-                <w:sz w:val="20"/>
-                <w:szCs w:val="20"/>
-              </w:rPr>
-              <w:t xml:space="preserve">主要用途</w:t>
+            <w:r>
+              <w:rPr>
+                <w:sz w:val="18"/>
+              </w:rPr>
+              <w:t>主要用途</w:t>
             </w:r>
           </w:p>
         </w:tc>
@@ -422,19 +393,11 @@
             <w:vAlign w:val="center"/>
           </w:tcPr>
           <w:p>
-            <w:pPr>
-              <w:jc w:val="center"/>
-            </w:pPr>
-            <w:r>
-              <w:rPr>
-                <w:rFonts w:ascii="Arial" w:cs="Arial" w:eastAsia="Arial" w:hAnsi="Arial"/>
-                <w:b/>
-                <w:bCs/>
-                <w:color w:val="FFFFFF"/>
-                <w:sz w:val="20"/>
-                <w:szCs w:val="20"/>
-              </w:rPr>
-              <w:t xml:space="preserve">主要 API</w:t>
+            <w:r>
+              <w:rPr>
+                <w:sz w:val="18"/>
+              </w:rPr>
+              <w:t>主要 API</w:t>
             </w:r>
           </w:p>
         </w:tc>
@@ -458,16 +421,11 @@
             </w:tcMar>
           </w:tcPr>
           <w:p>
-            <w:pPr>
-              <w:jc w:val="center"/>
-            </w:pPr>
-            <w:r>
-              <w:rPr>
-                <w:rFonts w:ascii="Arial" w:cs="Arial" w:eastAsia="Arial" w:hAnsi="Arial"/>
-                <w:sz w:val="20"/>
-                <w:szCs w:val="20"/>
-              </w:rPr>
-              <w:t xml:space="preserve">Tab 1</w:t>
+            <w:r>
+              <w:rPr>
+                <w:sz w:val="18"/>
+              </w:rPr>
+              <w:t>Tab 1</w:t>
             </w:r>
           </w:p>
         </w:tc>
@@ -489,16 +447,11 @@
             </w:tcMar>
           </w:tcPr>
           <w:p>
-            <w:pPr>
-              <w:jc w:val="left"/>
-            </w:pPr>
-            <w:r>
-              <w:rPr>
-                <w:rFonts w:ascii="Arial" w:cs="Arial" w:eastAsia="Arial" w:hAnsi="Arial"/>
-                <w:sz w:val="20"/>
-                <w:szCs w:val="20"/>
-              </w:rPr>
-              <w:t xml:space="preserve">Dashboard 綜合監控</w:t>
+            <w:r>
+              <w:rPr>
+                <w:sz w:val="18"/>
+              </w:rPr>
+              <w:t>Dashboard 綜合監控</w:t>
             </w:r>
           </w:p>
         </w:tc>
@@ -520,16 +473,11 @@
             </w:tcMar>
           </w:tcPr>
           <w:p>
-            <w:pPr>
-              <w:jc w:val="left"/>
-            </w:pPr>
-            <w:r>
-              <w:rPr>
-                <w:rFonts w:ascii="Arial" w:cs="Arial" w:eastAsia="Arial" w:hAnsi="Arial"/>
-                <w:sz w:val="20"/>
-                <w:szCs w:val="20"/>
-              </w:rPr>
-              <w:t xml:space="preserve">均價 · 天氣 · 好玩指數一覽</w:t>
+            <w:r>
+              <w:rPr>
+                <w:sz w:val="18"/>
+              </w:rPr>
+              <w:t>均價 · 天氣 · 好玩指數一覽</w:t>
             </w:r>
           </w:p>
         </w:tc>
@@ -551,16 +499,11 @@
             </w:tcMar>
           </w:tcPr>
           <w:p>
-            <w:pPr>
-              <w:jc w:val="left"/>
-            </w:pPr>
-            <w:r>
-              <w:rPr>
-                <w:rFonts w:ascii="Arial" w:cs="Arial" w:eastAsia="Arial" w:hAnsi="Arial"/>
-                <w:sz w:val="20"/>
-                <w:szCs w:val="20"/>
-              </w:rPr>
-              <w:t xml:space="preserve">Amadeus · OpenWeather · Gemini</w:t>
+            <w:r>
+              <w:rPr>
+                <w:sz w:val="18"/>
+              </w:rPr>
+              <w:t>Flight Provider Adapter · OpenWeatherMap · Gemini</w:t>
             </w:r>
           </w:p>
         </w:tc>
@@ -584,16 +527,11 @@
             </w:tcMar>
           </w:tcPr>
           <w:p>
-            <w:pPr>
-              <w:jc w:val="center"/>
-            </w:pPr>
-            <w:r>
-              <w:rPr>
-                <w:rFonts w:ascii="Arial" w:cs="Arial" w:eastAsia="Arial" w:hAnsi="Arial"/>
-                <w:sz w:val="20"/>
-                <w:szCs w:val="20"/>
-              </w:rPr>
-              <w:t xml:space="preserve">Tab 2</w:t>
+            <w:r>
+              <w:rPr>
+                <w:sz w:val="18"/>
+              </w:rPr>
+              <w:t>Tab 2</w:t>
             </w:r>
           </w:p>
         </w:tc>
@@ -615,16 +553,11 @@
             </w:tcMar>
           </w:tcPr>
           <w:p>
-            <w:pPr>
-              <w:jc w:val="left"/>
-            </w:pPr>
-            <w:r>
-              <w:rPr>
-                <w:rFonts w:ascii="Arial" w:cs="Arial" w:eastAsia="Arial" w:hAnsi="Arial"/>
-                <w:sz w:val="20"/>
-                <w:szCs w:val="20"/>
-              </w:rPr>
-              <w:t xml:space="preserve">航班搜尋與比較</w:t>
+            <w:r>
+              <w:rPr>
+                <w:sz w:val="18"/>
+              </w:rPr>
+              <w:t>航班搜尋與比較</w:t>
             </w:r>
           </w:p>
         </w:tc>
@@ -646,16 +579,11 @@
             </w:tcMar>
           </w:tcPr>
           <w:p>
-            <w:pPr>
-              <w:jc w:val="left"/>
-            </w:pPr>
-            <w:r>
-              <w:rPr>
-                <w:rFonts w:ascii="Arial" w:cs="Arial" w:eastAsia="Arial" w:hAnsi="Arial"/>
-                <w:sz w:val="20"/>
-                <w:szCs w:val="20"/>
-              </w:rPr>
-              <w:t xml:space="preserve">全航空排序 · 廉航全覆蓋</w:t>
+            <w:r>
+              <w:rPr>
+                <w:sz w:val="18"/>
+              </w:rPr>
+              <w:t>全航空排序 · 廉航全覆蓋</w:t>
             </w:r>
           </w:p>
         </w:tc>
@@ -677,16 +605,11 @@
             </w:tcMar>
           </w:tcPr>
           <w:p>
-            <w:pPr>
-              <w:jc w:val="left"/>
-            </w:pPr>
-            <w:r>
-              <w:rPr>
-                <w:rFonts w:ascii="Arial" w:cs="Arial" w:eastAsia="Arial" w:hAnsi="Arial"/>
-                <w:sz w:val="20"/>
-                <w:szCs w:val="20"/>
-              </w:rPr>
-              <w:t xml:space="preserve">Amadeus Flight Offers</w:t>
+            <w:r>
+              <w:rPr>
+                <w:sz w:val="18"/>
+              </w:rPr>
+              <w:t>SerpApi Google Flights · fli fallback</w:t>
             </w:r>
           </w:p>
         </w:tc>
@@ -710,16 +633,11 @@
             </w:tcMar>
           </w:tcPr>
           <w:p>
-            <w:pPr>
-              <w:jc w:val="center"/>
-            </w:pPr>
-            <w:r>
-              <w:rPr>
-                <w:rFonts w:ascii="Arial" w:cs="Arial" w:eastAsia="Arial" w:hAnsi="Arial"/>
-                <w:sz w:val="20"/>
-                <w:szCs w:val="20"/>
-              </w:rPr>
-              <w:t xml:space="preserve">Tab 3</w:t>
+            <w:r>
+              <w:rPr>
+                <w:sz w:val="18"/>
+              </w:rPr>
+              <w:t>Tab 3</w:t>
             </w:r>
           </w:p>
         </w:tc>
@@ -741,16 +659,11 @@
             </w:tcMar>
           </w:tcPr>
           <w:p>
-            <w:pPr>
-              <w:jc w:val="left"/>
-            </w:pPr>
-            <w:r>
-              <w:rPr>
-                <w:rFonts w:ascii="Arial" w:cs="Arial" w:eastAsia="Arial" w:hAnsi="Arial"/>
-                <w:sz w:val="20"/>
-                <w:szCs w:val="20"/>
-              </w:rPr>
-              <w:t xml:space="preserve">歷史票價分析 · 購票建議</w:t>
+            <w:r>
+              <w:rPr>
+                <w:sz w:val="18"/>
+              </w:rPr>
+              <w:t>歷史票價分析 · 購票建議</w:t>
             </w:r>
           </w:p>
         </w:tc>
@@ -772,16 +685,11 @@
             </w:tcMar>
           </w:tcPr>
           <w:p>
-            <w:pPr>
-              <w:jc w:val="left"/>
-            </w:pPr>
-            <w:r>
-              <w:rPr>
-                <w:rFonts w:ascii="Arial" w:cs="Arial" w:eastAsia="Arial" w:hAnsi="Arial"/>
-                <w:sz w:val="20"/>
-                <w:szCs w:val="20"/>
-              </w:rPr>
-              <w:t xml:space="preserve">YOY 趨勢 · 目標價 · 訂票時機</w:t>
+            <w:r>
+              <w:rPr>
+                <w:sz w:val="18"/>
+              </w:rPr>
+              <w:t>YOY 趨勢 · 目標價 · 訂票時機</w:t>
             </w:r>
           </w:p>
         </w:tc>
@@ -803,16 +711,11 @@
             </w:tcMar>
           </w:tcPr>
           <w:p>
-            <w:pPr>
-              <w:jc w:val="left"/>
-            </w:pPr>
-            <w:r>
-              <w:rPr>
-                <w:rFonts w:ascii="Arial" w:cs="Arial" w:eastAsia="Arial" w:hAnsi="Arial"/>
-                <w:sz w:val="20"/>
-                <w:szCs w:val="20"/>
-              </w:rPr>
-              <w:t xml:space="preserve">Gemini Search Grounding</w:t>
+            <w:r>
+              <w:rPr>
+                <w:sz w:val="18"/>
+              </w:rPr>
+              <w:t>Flight Provider snapshots · Gemini Search Grounding</w:t>
             </w:r>
           </w:p>
         </w:tc>
@@ -990,12 +893,7 @@
         <w:spacing w:after="60" w:before="40"/>
       </w:pPr>
       <w:r>
-        <w:rPr>
-          <w:rFonts w:ascii="Arial" w:cs="Arial" w:eastAsia="Arial" w:hAnsi="Arial"/>
-          <w:sz w:val="22"/>
-          <w:szCs w:val="22"/>
-        </w:rPr>
-        <w:t xml:space="preserve">路由：/api/flights、/api/hotels、/api/weather、/api/ai-score、/api/flight-list、/api/price-history</w:t>
+        <w:t>路由：/api/dashboard、/api/flights、/api/flight-trend、/api/heatmap、/api/fun-score、/api/price-history、/api/booking-advice</w:t>
       </w:r>
     </w:p>
     <w:p>
@@ -1083,19 +981,11 @@
             <w:vAlign w:val="center"/>
           </w:tcPr>
           <w:p>
-            <w:pPr>
-              <w:jc w:val="center"/>
-            </w:pPr>
-            <w:r>
-              <w:rPr>
-                <w:rFonts w:ascii="Arial" w:cs="Arial" w:eastAsia="Arial" w:hAnsi="Arial"/>
-                <w:b/>
-                <w:bCs/>
-                <w:color w:val="FFFFFF"/>
-                <w:sz w:val="20"/>
-                <w:szCs w:val="20"/>
-              </w:rPr>
-              <w:t xml:space="preserve">API</w:t>
+            <w:r>
+              <w:rPr>
+                <w:sz w:val="18"/>
+              </w:rPr>
+              <w:t>API</w:t>
             </w:r>
           </w:p>
         </w:tc>
@@ -1118,19 +1008,11 @@
             <w:vAlign w:val="center"/>
           </w:tcPr>
           <w:p>
-            <w:pPr>
-              <w:jc w:val="center"/>
-            </w:pPr>
-            <w:r>
-              <w:rPr>
-                <w:rFonts w:ascii="Arial" w:cs="Arial" w:eastAsia="Arial" w:hAnsi="Arial"/>
-                <w:b/>
-                <w:bCs/>
-                <w:color w:val="FFFFFF"/>
-                <w:sz w:val="20"/>
-                <w:szCs w:val="20"/>
-              </w:rPr>
-              <w:t xml:space="preserve">用途</w:t>
+            <w:r>
+              <w:rPr>
+                <w:sz w:val="18"/>
+              </w:rPr>
+              <w:t>用途</w:t>
             </w:r>
           </w:p>
         </w:tc>
@@ -1153,19 +1035,11 @@
             <w:vAlign w:val="center"/>
           </w:tcPr>
           <w:p>
-            <w:pPr>
-              <w:jc w:val="center"/>
-            </w:pPr>
-            <w:r>
-              <w:rPr>
-                <w:rFonts w:ascii="Arial" w:cs="Arial" w:eastAsia="Arial" w:hAnsi="Arial"/>
-                <w:b/>
-                <w:bCs/>
-                <w:color w:val="FFFFFF"/>
-                <w:sz w:val="20"/>
-                <w:szCs w:val="20"/>
-              </w:rPr>
-              <w:t xml:space="preserve">Free Tier 限制</w:t>
+            <w:r>
+              <w:rPr>
+                <w:sz w:val="18"/>
+              </w:rPr>
+              <w:t>Free Tier 限制</w:t>
             </w:r>
           </w:p>
         </w:tc>
@@ -1188,19 +1062,11 @@
             <w:vAlign w:val="center"/>
           </w:tcPr>
           <w:p>
-            <w:pPr>
-              <w:jc w:val="center"/>
-            </w:pPr>
-            <w:r>
-              <w:rPr>
-                <w:rFonts w:ascii="Arial" w:cs="Arial" w:eastAsia="Arial" w:hAnsi="Arial"/>
-                <w:b/>
-                <w:bCs/>
-                <w:color w:val="FFFFFF"/>
-                <w:sz w:val="20"/>
-                <w:szCs w:val="20"/>
-              </w:rPr>
-              <w:t xml:space="preserve">申請方式</w:t>
+            <w:r>
+              <w:rPr>
+                <w:sz w:val="18"/>
+              </w:rPr>
+              <w:t>申請方式</w:t>
             </w:r>
           </w:p>
         </w:tc>
@@ -1223,19 +1089,11 @@
             <w:vAlign w:val="center"/>
           </w:tcPr>
           <w:p>
-            <w:pPr>
-              <w:jc w:val="center"/>
-            </w:pPr>
-            <w:r>
-              <w:rPr>
-                <w:rFonts w:ascii="Arial" w:cs="Arial" w:eastAsia="Arial" w:hAnsi="Arial"/>
-                <w:b/>
-                <w:bCs/>
-                <w:color w:val="FFFFFF"/>
-                <w:sz w:val="20"/>
-                <w:szCs w:val="20"/>
-              </w:rPr>
-              <w:t xml:space="preserve">優先級</w:t>
+            <w:r>
+              <w:rPr>
+                <w:sz w:val="18"/>
+              </w:rPr>
+              <w:t>優先級</w:t>
             </w:r>
           </w:p>
         </w:tc>
@@ -1259,16 +1117,11 @@
             </w:tcMar>
           </w:tcPr>
           <w:p>
-            <w:pPr>
-              <w:jc w:val="left"/>
-            </w:pPr>
-            <w:r>
-              <w:rPr>
-                <w:rFonts w:ascii="Arial" w:cs="Arial" w:eastAsia="Arial" w:hAnsi="Arial"/>
-                <w:sz w:val="20"/>
-                <w:szCs w:val="20"/>
-              </w:rPr>
-              <w:t xml:space="preserve">Amadeus for Developers</w:t>
+            <w:r>
+              <w:rPr>
+                <w:sz w:val="18"/>
+              </w:rPr>
+              <w:t>SerpApi Google Flights API</w:t>
             </w:r>
           </w:p>
         </w:tc>
@@ -1290,16 +1143,11 @@
             </w:tcMar>
           </w:tcPr>
           <w:p>
-            <w:pPr>
-              <w:jc w:val="left"/>
-            </w:pPr>
-            <w:r>
-              <w:rPr>
-                <w:rFonts w:ascii="Arial" w:cs="Arial" w:eastAsia="Arial" w:hAnsi="Arial"/>
-                <w:sz w:val="20"/>
-                <w:szCs w:val="20"/>
-              </w:rPr>
-              <w:t xml:space="preserve">機票搜尋 · 飯店報價</w:t>
+            <w:r>
+              <w:rPr>
+                <w:sz w:val="18"/>
+              </w:rPr>
+              <w:t>真實航班搜尋 · 票價 · 航段 · Google Flights 類資料</w:t>
             </w:r>
           </w:p>
         </w:tc>
@@ -1321,16 +1169,11 @@
             </w:tcMar>
           </w:tcPr>
           <w:p>
-            <w:pPr>
-              <w:jc w:val="left"/>
-            </w:pPr>
-            <w:r>
-              <w:rPr>
-                <w:rFonts w:ascii="Arial" w:cs="Arial" w:eastAsia="Arial" w:hAnsi="Arial"/>
-                <w:sz w:val="20"/>
-                <w:szCs w:val="20"/>
-              </w:rPr>
-              <w:t xml:space="preserve">2000 calls/月（測試）</w:t>
+            <w:r>
+              <w:rPr>
+                <w:sz w:val="18"/>
+              </w:rPr>
+              <w:t>已取得 API key；免費額度依 SerpApi 帳號方案</w:t>
             </w:r>
           </w:p>
         </w:tc>
@@ -1352,16 +1195,11 @@
             </w:tcMar>
           </w:tcPr>
           <w:p>
-            <w:pPr>
-              <w:jc w:val="left"/>
-            </w:pPr>
-            <w:r>
-              <w:rPr>
-                <w:rFonts w:ascii="Arial" w:cs="Arial" w:eastAsia="Arial" w:hAnsi="Arial"/>
-                <w:sz w:val="20"/>
-                <w:szCs w:val="20"/>
-              </w:rPr>
-              <w:t xml:space="preserve">developers.amadeus.com 直接申請</w:t>
+            <w:r>
+              <w:rPr>
+                <w:sz w:val="18"/>
+              </w:rPr>
+              <w:t>serpapi.com</w:t>
             </w:r>
           </w:p>
         </w:tc>
@@ -1383,16 +1221,11 @@
             </w:tcMar>
           </w:tcPr>
           <w:p>
-            <w:pPr>
-              <w:jc w:val="left"/>
-            </w:pPr>
-            <w:r>
-              <w:rPr>
-                <w:rFonts w:ascii="Arial" w:cs="Arial" w:eastAsia="Arial" w:hAnsi="Arial"/>
-                <w:sz w:val="20"/>
-                <w:szCs w:val="20"/>
-              </w:rPr>
-              <w:t xml:space="preserve">P0 核心</w:t>
+            <w:r>
+              <w:rPr>
+                <w:sz w:val="18"/>
+              </w:rPr>
+              <w:t>P0 核心 Primary</w:t>
             </w:r>
           </w:p>
         </w:tc>
@@ -1416,16 +1249,11 @@
             </w:tcMar>
           </w:tcPr>
           <w:p>
-            <w:pPr>
-              <w:jc w:val="left"/>
-            </w:pPr>
-            <w:r>
-              <w:rPr>
-                <w:rFonts w:ascii="Arial" w:cs="Arial" w:eastAsia="Arial" w:hAnsi="Arial"/>
-                <w:sz w:val="20"/>
-                <w:szCs w:val="20"/>
-              </w:rPr>
-              <w:t xml:space="preserve">OpenWeatherMap</w:t>
+            <w:r>
+              <w:rPr>
+                <w:sz w:val="18"/>
+              </w:rPr>
+              <w:t>punitarani/fli</w:t>
             </w:r>
           </w:p>
         </w:tc>
@@ -1447,16 +1275,11 @@
             </w:tcMar>
           </w:tcPr>
           <w:p>
-            <w:pPr>
-              <w:jc w:val="left"/>
-            </w:pPr>
-            <w:r>
-              <w:rPr>
-                <w:rFonts w:ascii="Arial" w:cs="Arial" w:eastAsia="Arial" w:hAnsi="Arial"/>
-                <w:sz w:val="20"/>
-                <w:szCs w:val="20"/>
-              </w:rPr>
-              <w:t xml:space="preserve">目的地當前及預測天氣</w:t>
+            <w:r>
+              <w:rPr>
+                <w:sz w:val="18"/>
+              </w:rPr>
+              <w:t>本機 Google Flights fallback provider</w:t>
             </w:r>
           </w:p>
         </w:tc>
@@ -1478,16 +1301,11 @@
             </w:tcMar>
           </w:tcPr>
           <w:p>
-            <w:pPr>
-              <w:jc w:val="left"/>
-            </w:pPr>
-            <w:r>
-              <w:rPr>
-                <w:rFonts w:ascii="Arial" w:cs="Arial" w:eastAsia="Arial" w:hAnsi="Arial"/>
-                <w:sz w:val="20"/>
-                <w:szCs w:val="20"/>
-              </w:rPr>
-              <w:t xml:space="preserve">1000 calls/day</w:t>
+            <w:r>
+              <w:rPr>
+                <w:sz w:val="18"/>
+              </w:rPr>
+              <w:t>本機工具，受 Google Flights 非官方路徑穩定性影響</w:t>
             </w:r>
           </w:p>
         </w:tc>
@@ -1509,16 +1327,11 @@
             </w:tcMar>
           </w:tcPr>
           <w:p>
-            <w:pPr>
-              <w:jc w:val="left"/>
-            </w:pPr>
-            <w:r>
-              <w:rPr>
-                <w:rFonts w:ascii="Arial" w:cs="Arial" w:eastAsia="Arial" w:hAnsi="Arial"/>
-                <w:sz w:val="20"/>
-                <w:szCs w:val="20"/>
-              </w:rPr>
-              <w:t xml:space="preserve">openweathermap.org</w:t>
+            <w:r>
+              <w:rPr>
+                <w:sz w:val="18"/>
+              </w:rPr>
+              <w:t>GitHub / pipx install flights</w:t>
             </w:r>
           </w:p>
         </w:tc>
@@ -1540,16 +1353,11 @@
             </w:tcMar>
           </w:tcPr>
           <w:p>
-            <w:pPr>
-              <w:jc w:val="left"/>
-            </w:pPr>
-            <w:r>
-              <w:rPr>
-                <w:rFonts w:ascii="Arial" w:cs="Arial" w:eastAsia="Arial" w:hAnsi="Arial"/>
-                <w:sz w:val="20"/>
-                <w:szCs w:val="20"/>
-              </w:rPr>
-              <w:t xml:space="preserve">P0 核心</w:t>
+            <w:r>
+              <w:rPr>
+                <w:sz w:val="18"/>
+              </w:rPr>
+              <w:t>P0 Fallback</w:t>
             </w:r>
           </w:p>
         </w:tc>
@@ -1573,16 +1381,11 @@
             </w:tcMar>
           </w:tcPr>
           <w:p>
-            <w:pPr>
-              <w:jc w:val="left"/>
-            </w:pPr>
-            <w:r>
-              <w:rPr>
-                <w:rFonts w:ascii="Arial" w:cs="Arial" w:eastAsia="Arial" w:hAnsi="Arial"/>
-                <w:sz w:val="20"/>
-                <w:szCs w:val="20"/>
-              </w:rPr>
-              <w:t xml:space="preserve">Gemini API (AI Studio)</w:t>
+            <w:r>
+              <w:rPr>
+                <w:sz w:val="18"/>
+              </w:rPr>
+              <w:t>OpenWeatherMap</w:t>
             </w:r>
           </w:p>
         </w:tc>
@@ -1604,16 +1407,11 @@
             </w:tcMar>
           </w:tcPr>
           <w:p>
-            <w:pPr>
-              <w:jc w:val="left"/>
-            </w:pPr>
-            <w:r>
-              <w:rPr>
-                <w:rFonts w:ascii="Arial" w:cs="Arial" w:eastAsia="Arial" w:hAnsi="Arial"/>
-                <w:sz w:val="20"/>
-                <w:szCs w:val="20"/>
-              </w:rPr>
-              <w:t xml:space="preserve">AI 好玩指數計算 · 歷史票價分析 · 購票建議</w:t>
+            <w:r>
+              <w:rPr>
+                <w:sz w:val="18"/>
+              </w:rPr>
+              <w:t>目的地當前及預測天氣</w:t>
             </w:r>
           </w:p>
         </w:tc>
@@ -1635,16 +1433,11 @@
             </w:tcMar>
           </w:tcPr>
           <w:p>
-            <w:pPr>
-              <w:jc w:val="left"/>
-            </w:pPr>
-            <w:r>
-              <w:rPr>
-                <w:rFonts w:ascii="Arial" w:cs="Arial" w:eastAsia="Arial" w:hAnsi="Arial"/>
-                <w:sz w:val="20"/>
-                <w:szCs w:val="20"/>
-              </w:rPr>
-              <w:t xml:space="preserve">500 req/day（含 Search Grounding）</w:t>
+            <w:r>
+              <w:rPr>
+                <w:sz w:val="18"/>
+              </w:rPr>
+              <w:t>Free tier 依帳號方案</w:t>
             </w:r>
           </w:p>
         </w:tc>
@@ -1666,16 +1459,11 @@
             </w:tcMar>
           </w:tcPr>
           <w:p>
-            <w:pPr>
-              <w:jc w:val="left"/>
-            </w:pPr>
-            <w:r>
-              <w:rPr>
-                <w:rFonts w:ascii="Arial" w:cs="Arial" w:eastAsia="Arial" w:hAnsi="Arial"/>
-                <w:sz w:val="20"/>
-                <w:szCs w:val="20"/>
-              </w:rPr>
-              <w:t xml:space="preserve">aistudio.google.com</w:t>
+            <w:r>
+              <w:rPr>
+                <w:sz w:val="18"/>
+              </w:rPr>
+              <w:t>openweathermap.org</w:t>
             </w:r>
           </w:p>
         </w:tc>
@@ -1697,16 +1485,145 @@
             </w:tcMar>
           </w:tcPr>
           <w:p>
-            <w:pPr>
-              <w:jc w:val="left"/>
-            </w:pPr>
-            <w:r>
-              <w:rPr>
-                <w:rFonts w:ascii="Arial" w:cs="Arial" w:eastAsia="Arial" w:hAnsi="Arial"/>
-                <w:sz w:val="20"/>
-                <w:szCs w:val="20"/>
-              </w:rPr>
-              <w:t xml:space="preserve">P0 核心</w:t>
+            <w:r>
+              <w:rPr>
+                <w:sz w:val="18"/>
+              </w:rPr>
+              <w:t>P0 核心</w:t>
+            </w:r>
+          </w:p>
+        </w:tc>
+      </w:tr>
+      <w:tr>
+        <w:tc>
+          <w:tcPr>
+            <w:tcW w:type="dxa" w:w="2200"/>
+          </w:tcPr>
+          <w:p>
+            <w:r>
+              <w:rPr>
+                <w:sz w:val="18"/>
+              </w:rPr>
+              <w:t>Gemini API (AI Studio)</w:t>
+            </w:r>
+          </w:p>
+        </w:tc>
+        <w:tc>
+          <w:tcPr>
+            <w:tcW w:type="dxa" w:w="2200"/>
+          </w:tcPr>
+          <w:p>
+            <w:r>
+              <w:rPr>
+                <w:sz w:val="18"/>
+              </w:rPr>
+              <w:t>AI 好玩指數計算 · 歷史票價分析 · 購票建議</w:t>
+            </w:r>
+          </w:p>
+        </w:tc>
+        <w:tc>
+          <w:tcPr>
+            <w:tcW w:type="dxa" w:w="1800"/>
+          </w:tcPr>
+          <w:p>
+            <w:r>
+              <w:rPr>
+                <w:sz w:val="18"/>
+              </w:rPr>
+              <w:t>Free tier 依模型與 grounding 限制</w:t>
+            </w:r>
+          </w:p>
+        </w:tc>
+        <w:tc>
+          <w:tcPr>
+            <w:tcW w:type="dxa" w:w="1680"/>
+          </w:tcPr>
+          <w:p>
+            <w:r>
+              <w:rPr>
+                <w:sz w:val="18"/>
+              </w:rPr>
+              <w:t>aistudio.google.com</w:t>
+            </w:r>
+          </w:p>
+        </w:tc>
+        <w:tc>
+          <w:tcPr>
+            <w:tcW w:type="dxa" w:w="1480"/>
+          </w:tcPr>
+          <w:p>
+            <w:r>
+              <w:rPr>
+                <w:sz w:val="18"/>
+              </w:rPr>
+              <w:t>P0 核心 AI</w:t>
+            </w:r>
+          </w:p>
+        </w:tc>
+      </w:tr>
+      <w:tr>
+        <w:tc>
+          <w:tcPr>
+            <w:tcW w:type="dxa" w:w="2200"/>
+          </w:tcPr>
+          <w:p>
+            <w:r>
+              <w:rPr>
+                <w:sz w:val="18"/>
+              </w:rPr>
+              <w:t>Amadeus Self-Service</w:t>
+            </w:r>
+          </w:p>
+        </w:tc>
+        <w:tc>
+          <w:tcPr>
+            <w:tcW w:type="dxa" w:w="2200"/>
+          </w:tcPr>
+          <w:p>
+            <w:r>
+              <w:rPr>
+                <w:sz w:val="18"/>
+              </w:rPr>
+              <w:t>Legacy flight / hotel provider candidate</w:t>
+            </w:r>
+          </w:p>
+        </w:tc>
+        <w:tc>
+          <w:tcPr>
+            <w:tcW w:type="dxa" w:w="1800"/>
+          </w:tcPr>
+          <w:p>
+            <w:r>
+              <w:rPr>
+                <w:sz w:val="18"/>
+              </w:rPr>
+              <w:t>新註冊管道不可依賴；不再作為 v1.1 主線</w:t>
+            </w:r>
+          </w:p>
+        </w:tc>
+        <w:tc>
+          <w:tcPr>
+            <w:tcW w:type="dxa" w:w="1680"/>
+          </w:tcPr>
+          <w:p>
+            <w:r>
+              <w:rPr>
+                <w:sz w:val="18"/>
+              </w:rPr>
+              <w:t>Enterprise / existing keys only</w:t>
+            </w:r>
+          </w:p>
+        </w:tc>
+        <w:tc>
+          <w:tcPr>
+            <w:tcW w:type="dxa" w:w="1480"/>
+          </w:tcPr>
+          <w:p>
+            <w:r>
+              <w:rPr>
+                <w:sz w:val="18"/>
+              </w:rPr>
+              <w:t>Legacy Optional</w:t>
             </w:r>
           </w:p>
         </w:tc>
@@ -1722,15 +1639,7 @@
         <w:ind w:left="360"/>
       </w:pPr>
       <w:r>
-        <w:rPr>
-          <w:rFonts w:ascii="Arial" w:cs="Arial" w:eastAsia="Arial" w:hAnsi="Arial"/>
-          <w:i/>
-          <w:iCs/>
-          <w:color w:val="7A5800"/>
-          <w:sz w:val="20"/>
-          <w:szCs w:val="20"/>
-        </w:rPr>
-        <w:t xml:space="preserve">📌 Gemini Search Grounding 用於 Tab 3 的歷史趨勢分析和購票建議，以及 Tab 1 好玩指數的文字說明。數字精確度相對較低，前端需顯示 data_confidence 欄位，並在 UI 上標示「AI 估算」以區別 Amadeus 結構化資料。</w:t>
+        <w:t>📌 Flight Search 已從 Amadeus-first 調整為 provider adapter 架構。SerpApi Google Flights 提供真實航班搜尋資料；punitarani/fli 作為本機 fallback；Amadeus Self-Service 因新註冊管道不可依賴，僅保留為 legacy / optional provider。Gemini Search Grounding 僅用於 AI 分析、好玩指數與購票建議，不作為結構化票價 API。</w:t>
       </w:r>
     </w:p>
     <w:p>
@@ -2096,7 +2005,7 @@
                 <w:b/>
                 <w:bCs/>
                 <w:color w:val="FFFFFF"/>
-                <w:sz w:val="20"/>
+                <w:sz w:val="18"/>
                 <w:szCs w:val="20"/>
               </w:rPr>
               <w:t xml:space="preserve">欄位</w:t>
@@ -2131,7 +2040,7 @@
                 <w:b/>
                 <w:bCs/>
                 <w:color w:val="FFFFFF"/>
-                <w:sz w:val="20"/>
+                <w:sz w:val="18"/>
                 <w:szCs w:val="20"/>
               </w:rPr>
               <w:t xml:space="preserve">類型</w:t>
@@ -2166,7 +2075,7 @@
                 <w:b/>
                 <w:bCs/>
                 <w:color w:val="FFFFFF"/>
-                <w:sz w:val="20"/>
+                <w:sz w:val="18"/>
                 <w:szCs w:val="20"/>
               </w:rPr>
               <w:t xml:space="preserve">說明</w:t>
@@ -2199,7 +2108,7 @@
             <w:r>
               <w:rPr>
                 <w:rFonts w:ascii="Arial" w:cs="Arial" w:eastAsia="Arial" w:hAnsi="Arial"/>
-                <w:sz w:val="20"/>
+                <w:sz w:val="18"/>
                 <w:szCs w:val="20"/>
               </w:rPr>
               <w:t xml:space="preserve">出發地</w:t>
@@ -2230,7 +2139,7 @@
             <w:r>
               <w:rPr>
                 <w:rFonts w:ascii="Arial" w:cs="Arial" w:eastAsia="Arial" w:hAnsi="Arial"/>
-                <w:sz w:val="20"/>
+                <w:sz w:val="18"/>
                 <w:szCs w:val="20"/>
               </w:rPr>
               <w:t xml:space="preserve">Dropdown（IATA code）</w:t>
@@ -2261,7 +2170,7 @@
             <w:r>
               <w:rPr>
                 <w:rFonts w:ascii="Arial" w:cs="Arial" w:eastAsia="Arial" w:hAnsi="Arial"/>
-                <w:sz w:val="20"/>
+                <w:sz w:val="18"/>
                 <w:szCs w:val="20"/>
               </w:rPr>
               <w:t xml:space="preserve">支援文字搜尋，顯示機場名稱 + 城市</w:t>
@@ -2294,7 +2203,7 @@
             <w:r>
               <w:rPr>
                 <w:rFonts w:ascii="Arial" w:cs="Arial" w:eastAsia="Arial" w:hAnsi="Arial"/>
-                <w:sz w:val="20"/>
+                <w:sz w:val="18"/>
                 <w:szCs w:val="20"/>
               </w:rPr>
               <w:t xml:space="preserve">目的地</w:t>
@@ -2325,7 +2234,7 @@
             <w:r>
               <w:rPr>
                 <w:rFonts w:ascii="Arial" w:cs="Arial" w:eastAsia="Arial" w:hAnsi="Arial"/>
-                <w:sz w:val="20"/>
+                <w:sz w:val="18"/>
                 <w:szCs w:val="20"/>
               </w:rPr>
               <w:t xml:space="preserve">Dropdown（IATA code）</w:t>
@@ -2356,7 +2265,7 @@
             <w:r>
               <w:rPr>
                 <w:rFonts w:ascii="Arial" w:cs="Arial" w:eastAsia="Arial" w:hAnsi="Arial"/>
-                <w:sz w:val="20"/>
+                <w:sz w:val="18"/>
                 <w:szCs w:val="20"/>
               </w:rPr>
               <w:t xml:space="preserve">同上，支援多目的地比較（未來版本）</w:t>
@@ -2389,7 +2298,7 @@
             <w:r>
               <w:rPr>
                 <w:rFonts w:ascii="Arial" w:cs="Arial" w:eastAsia="Arial" w:hAnsi="Arial"/>
-                <w:sz w:val="20"/>
+                <w:sz w:val="18"/>
                 <w:szCs w:val="20"/>
               </w:rPr>
               <w:t xml:space="preserve">起始日期</w:t>
@@ -2420,7 +2329,7 @@
             <w:r>
               <w:rPr>
                 <w:rFonts w:ascii="Arial" w:cs="Arial" w:eastAsia="Arial" w:hAnsi="Arial"/>
-                <w:sz w:val="20"/>
+                <w:sz w:val="18"/>
                 <w:szCs w:val="20"/>
               </w:rPr>
               <w:t xml:space="preserve">Date Picker</w:t>
@@ -2451,7 +2360,7 @@
             <w:r>
               <w:rPr>
                 <w:rFonts w:ascii="Arial" w:cs="Arial" w:eastAsia="Arial" w:hAnsi="Arial"/>
-                <w:sz w:val="20"/>
+                <w:sz w:val="18"/>
                 <w:szCs w:val="20"/>
               </w:rPr>
               <w:t xml:space="preserve">限制：不可早於今日</w:t>
@@ -2484,7 +2393,7 @@
             <w:r>
               <w:rPr>
                 <w:rFonts w:ascii="Arial" w:cs="Arial" w:eastAsia="Arial" w:hAnsi="Arial"/>
-                <w:sz w:val="20"/>
+                <w:sz w:val="18"/>
                 <w:szCs w:val="20"/>
               </w:rPr>
               <w:t xml:space="preserve">結束日期</w:t>
@@ -2515,7 +2424,7 @@
             <w:r>
               <w:rPr>
                 <w:rFonts w:ascii="Arial" w:cs="Arial" w:eastAsia="Arial" w:hAnsi="Arial"/>
-                <w:sz w:val="20"/>
+                <w:sz w:val="18"/>
                 <w:szCs w:val="20"/>
               </w:rPr>
               <w:t xml:space="preserve">Date Picker</w:t>
@@ -2546,7 +2455,7 @@
             <w:r>
               <w:rPr>
                 <w:rFonts w:ascii="Arial" w:cs="Arial" w:eastAsia="Arial" w:hAnsi="Arial"/>
-                <w:sz w:val="20"/>
+                <w:sz w:val="18"/>
                 <w:szCs w:val="20"/>
               </w:rPr>
               <w:t xml:space="preserve">限制：不可早於起始日期</w:t>
@@ -2579,7 +2488,7 @@
             <w:r>
               <w:rPr>
                 <w:rFonts w:ascii="Arial" w:cs="Arial" w:eastAsia="Arial" w:hAnsi="Arial"/>
-                <w:sz w:val="20"/>
+                <w:sz w:val="18"/>
                 <w:szCs w:val="20"/>
               </w:rPr>
               <w:t xml:space="preserve">查詢按鈕</w:t>
@@ -2610,7 +2519,7 @@
             <w:r>
               <w:rPr>
                 <w:rFonts w:ascii="Arial" w:cs="Arial" w:eastAsia="Arial" w:hAnsi="Arial"/>
-                <w:sz w:val="20"/>
+                <w:sz w:val="18"/>
                 <w:szCs w:val="20"/>
               </w:rPr>
               <w:t xml:space="preserve">Button</w:t>
@@ -2641,7 +2550,7 @@
             <w:r>
               <w:rPr>
                 <w:rFonts w:ascii="Arial" w:cs="Arial" w:eastAsia="Arial" w:hAnsi="Arial"/>
-                <w:sz w:val="20"/>
+                <w:sz w:val="18"/>
                 <w:szCs w:val="20"/>
               </w:rPr>
               <w:t xml:space="preserve">點擊後同步更新四個 Metric Cards 及所有圖表</w:t>
@@ -2724,7 +2633,7 @@
                 <w:b/>
                 <w:bCs/>
                 <w:color w:val="FFFFFF"/>
-                <w:sz w:val="20"/>
+                <w:sz w:val="18"/>
                 <w:szCs w:val="20"/>
               </w:rPr>
               <w:t xml:space="preserve">Card</w:t>
@@ -2759,7 +2668,7 @@
                 <w:b/>
                 <w:bCs/>
                 <w:color w:val="FFFFFF"/>
-                <w:sz w:val="20"/>
+                <w:sz w:val="18"/>
                 <w:szCs w:val="20"/>
               </w:rPr>
               <w:t xml:space="preserve">資料來源</w:t>
@@ -2794,7 +2703,7 @@
                 <w:b/>
                 <w:bCs/>
                 <w:color w:val="FFFFFF"/>
-                <w:sz w:val="20"/>
+                <w:sz w:val="18"/>
                 <w:szCs w:val="20"/>
               </w:rPr>
               <w:t xml:space="preserve">顯示內容</w:t>
@@ -2827,7 +2736,7 @@
             <w:r>
               <w:rPr>
                 <w:rFonts w:ascii="Arial" w:cs="Arial" w:eastAsia="Arial" w:hAnsi="Arial"/>
-                <w:sz w:val="20"/>
+                <w:sz w:val="18"/>
                 <w:szCs w:val="20"/>
               </w:rPr>
               <w:t xml:space="preserve">機票均價</w:t>
@@ -2837,6 +2746,32 @@
         <w:tc>
           <w:tcPr>
             <w:tcW w:type="dxa" w:w="2340"/>
+            <w:tcBorders>
+              <w:top w:val="single" w:color="CCCCCC" w:sz="1"/>
+              <w:left w:val="single" w:color="CCCCCC" w:sz="1"/>
+              <w:bottom w:val="single" w:color="CCCCCC" w:sz="1"/>
+              <w:right w:val="single" w:color="CCCCCC" w:sz="1"/>
+            </w:tcBorders>
+            <w:shd w:fill="D0E4F7" w:val="clear"/>
+            <w:tcMar>
+              <w:top w:type="dxa" w:w="60"/>
+              <w:left w:type="dxa" w:w="120"/>
+              <w:bottom w:type="dxa" w:w="60"/>
+              <w:right w:type="dxa" w:w="120"/>
+            </w:tcMar>
+          </w:tcPr>
+          <w:p>
+            <w:r>
+              <w:rPr>
+                <w:sz w:val="18"/>
+              </w:rPr>
+              <w:t>Flight Provider Adapter（SerpApi primary / fli fallback）</w:t>
+            </w:r>
+          </w:p>
+        </w:tc>
+        <w:tc>
+          <w:tcPr>
+            <w:tcW w:type="dxa" w:w="4680"/>
             <w:tcBorders>
               <w:top w:val="single" w:color="CCCCCC" w:sz="1"/>
               <w:left w:val="single" w:color="CCCCCC" w:sz="1"/>
@@ -2858,23 +2793,25 @@
             <w:r>
               <w:rPr>
                 <w:rFonts w:ascii="Arial" w:cs="Arial" w:eastAsia="Arial" w:hAnsi="Arial"/>
-                <w:sz w:val="20"/>
+                <w:sz w:val="18"/>
                 <w:szCs w:val="20"/>
               </w:rPr>
-              <w:t xml:space="preserve">Amadeus Flight Offers</w:t>
-            </w:r>
-          </w:p>
-        </w:tc>
-        <w:tc>
-          <w:tcPr>
-            <w:tcW w:type="dxa" w:w="4680"/>
-            <w:tcBorders>
-              <w:top w:val="single" w:color="CCCCCC" w:sz="1"/>
-              <w:left w:val="single" w:color="CCCCCC" w:sz="1"/>
-              <w:bottom w:val="single" w:color="CCCCCC" w:sz="1"/>
-              <w:right w:val="single" w:color="CCCCCC" w:sz="1"/>
-            </w:tcBorders>
-            <w:shd w:fill="D0E4F7" w:val="clear"/>
+              <w:t xml:space="preserve">指定日期範圍內最低票價均值（台幣）+ 與上月比較 % 箭頭</w:t>
+            </w:r>
+          </w:p>
+        </w:tc>
+      </w:tr>
+      <w:tr>
+        <w:tc>
+          <w:tcPr>
+            <w:tcW w:type="dxa" w:w="2340"/>
+            <w:tcBorders>
+              <w:top w:val="single" w:color="CCCCCC" w:sz="1"/>
+              <w:left w:val="single" w:color="CCCCCC" w:sz="1"/>
+              <w:bottom w:val="single" w:color="CCCCCC" w:sz="1"/>
+              <w:right w:val="single" w:color="CCCCCC" w:sz="1"/>
+            </w:tcBorders>
+            <w:shd w:fill="FFFFFF" w:val="clear"/>
             <w:tcMar>
               <w:top w:type="dxa" w:w="60"/>
               <w:left w:type="dxa" w:w="120"/>
@@ -2889,18 +2826,42 @@
             <w:r>
               <w:rPr>
                 <w:rFonts w:ascii="Arial" w:cs="Arial" w:eastAsia="Arial" w:hAnsi="Arial"/>
-                <w:sz w:val="20"/>
+                <w:sz w:val="18"/>
                 <w:szCs w:val="20"/>
               </w:rPr>
-              <w:t xml:space="preserve">指定日期範圍內最低票價均值（台幣）+ 與上月比較 % 箭頭</w:t>
-            </w:r>
-          </w:p>
-        </w:tc>
-      </w:tr>
-      <w:tr>
+              <w:t xml:space="preserve">飯店均價 / 晚</w:t>
+            </w:r>
+          </w:p>
+        </w:tc>
         <w:tc>
           <w:tcPr>
             <w:tcW w:type="dxa" w:w="2340"/>
+            <w:tcBorders>
+              <w:top w:val="single" w:color="CCCCCC" w:sz="1"/>
+              <w:left w:val="single" w:color="CCCCCC" w:sz="1"/>
+              <w:bottom w:val="single" w:color="CCCCCC" w:sz="1"/>
+              <w:right w:val="single" w:color="CCCCCC" w:sz="1"/>
+            </w:tcBorders>
+            <w:shd w:fill="FFFFFF" w:val="clear"/>
+            <w:tcMar>
+              <w:top w:type="dxa" w:w="60"/>
+              <w:left w:type="dxa" w:w="120"/>
+              <w:bottom w:type="dxa" w:w="60"/>
+              <w:right w:type="dxa" w:w="120"/>
+            </w:tcMar>
+          </w:tcPr>
+          <w:p>
+            <w:r>
+              <w:rPr>
+                <w:sz w:val="18"/>
+              </w:rPr>
+              <w:t>Legacy Amadeus hotel provider 或後續 hotel provider adapter</w:t>
+            </w:r>
+          </w:p>
+        </w:tc>
+        <w:tc>
+          <w:tcPr>
+            <w:tcW w:type="dxa" w:w="4680"/>
             <w:tcBorders>
               <w:top w:val="single" w:color="CCCCCC" w:sz="1"/>
               <w:left w:val="single" w:color="CCCCCC" w:sz="1"/>
@@ -2922,13 +2883,15 @@
             <w:r>
               <w:rPr>
                 <w:rFonts w:ascii="Arial" w:cs="Arial" w:eastAsia="Arial" w:hAnsi="Arial"/>
-                <w:sz w:val="20"/>
+                <w:sz w:val="18"/>
                 <w:szCs w:val="20"/>
               </w:rPr>
-              <w:t xml:space="preserve">飯店均價 / 晚</w:t>
-            </w:r>
-          </w:p>
-        </w:tc>
+              <w:t xml:space="preserve">指定日期範圍內飯店每晚均價（台幣）+ 與上月比較 % 箭頭</w:t>
+            </w:r>
+          </w:p>
+        </w:tc>
+      </w:tr>
+      <w:tr>
         <w:tc>
           <w:tcPr>
             <w:tcW w:type="dxa" w:w="2340"/>
@@ -2938,7 +2901,7 @@
               <w:bottom w:val="single" w:color="CCCCCC" w:sz="1"/>
               <w:right w:val="single" w:color="CCCCCC" w:sz="1"/>
             </w:tcBorders>
-            <w:shd w:fill="FFFFFF" w:val="clear"/>
+            <w:shd w:fill="D0E4F7" w:val="clear"/>
             <w:tcMar>
               <w:top w:type="dxa" w:w="60"/>
               <w:left w:type="dxa" w:w="120"/>
@@ -2953,23 +2916,23 @@
             <w:r>
               <w:rPr>
                 <w:rFonts w:ascii="Arial" w:cs="Arial" w:eastAsia="Arial" w:hAnsi="Arial"/>
-                <w:sz w:val="20"/>
+                <w:sz w:val="18"/>
                 <w:szCs w:val="20"/>
               </w:rPr>
-              <w:t xml:space="preserve">Amadeus Hotel Offers</w:t>
-            </w:r>
-          </w:p>
-        </w:tc>
-        <w:tc>
-          <w:tcPr>
-            <w:tcW w:type="dxa" w:w="4680"/>
-            <w:tcBorders>
-              <w:top w:val="single" w:color="CCCCCC" w:sz="1"/>
-              <w:left w:val="single" w:color="CCCCCC" w:sz="1"/>
-              <w:bottom w:val="single" w:color="CCCCCC" w:sz="1"/>
-              <w:right w:val="single" w:color="CCCCCC" w:sz="1"/>
-            </w:tcBorders>
-            <w:shd w:fill="FFFFFF" w:val="clear"/>
+              <w:t xml:space="preserve">當地均溫</w:t>
+            </w:r>
+          </w:p>
+        </w:tc>
+        <w:tc>
+          <w:tcPr>
+            <w:tcW w:type="dxa" w:w="2340"/>
+            <w:tcBorders>
+              <w:top w:val="single" w:color="CCCCCC" w:sz="1"/>
+              <w:left w:val="single" w:color="CCCCCC" w:sz="1"/>
+              <w:bottom w:val="single" w:color="CCCCCC" w:sz="1"/>
+              <w:right w:val="single" w:color="CCCCCC" w:sz="1"/>
+            </w:tcBorders>
+            <w:shd w:fill="D0E4F7" w:val="clear"/>
             <w:tcMar>
               <w:top w:type="dxa" w:w="60"/>
               <w:left w:type="dxa" w:w="120"/>
@@ -2984,18 +2947,16 @@
             <w:r>
               <w:rPr>
                 <w:rFonts w:ascii="Arial" w:cs="Arial" w:eastAsia="Arial" w:hAnsi="Arial"/>
-                <w:sz w:val="20"/>
+                <w:sz w:val="18"/>
                 <w:szCs w:val="20"/>
               </w:rPr>
-              <w:t xml:space="preserve">指定日期範圍內飯店每晚均價（台幣）+ 與上月比較 % 箭頭</w:t>
-            </w:r>
-          </w:p>
-        </w:tc>
-      </w:tr>
-      <w:tr>
-        <w:tc>
-          <w:tcPr>
-            <w:tcW w:type="dxa" w:w="2340"/>
+              <w:t xml:space="preserve">OpenWeatherMap Forecast</w:t>
+            </w:r>
+          </w:p>
+        </w:tc>
+        <w:tc>
+          <w:tcPr>
+            <w:tcW w:type="dxa" w:w="4680"/>
             <w:tcBorders>
               <w:top w:val="single" w:color="CCCCCC" w:sz="1"/>
               <w:left w:val="single" w:color="CCCCCC" w:sz="1"/>
@@ -3017,13 +2978,15 @@
             <w:r>
               <w:rPr>
                 <w:rFonts w:ascii="Arial" w:cs="Arial" w:eastAsia="Arial" w:hAnsi="Arial"/>
-                <w:sz w:val="20"/>
+                <w:sz w:val="18"/>
                 <w:szCs w:val="20"/>
               </w:rPr>
-              <w:t xml:space="preserve">當地均溫</w:t>
-            </w:r>
-          </w:p>
-        </w:tc>
+              <w:t xml:space="preserve">日期範圍內的預測均溫（°C）、濕度均值、降雨機率均值</w:t>
+            </w:r>
+          </w:p>
+        </w:tc>
+      </w:tr>
+      <w:tr>
         <w:tc>
           <w:tcPr>
             <w:tcW w:type="dxa" w:w="2340"/>
@@ -3033,7 +2996,7 @@
               <w:bottom w:val="single" w:color="CCCCCC" w:sz="1"/>
               <w:right w:val="single" w:color="CCCCCC" w:sz="1"/>
             </w:tcBorders>
-            <w:shd w:fill="D0E4F7" w:val="clear"/>
+            <w:shd w:fill="FFFFFF" w:val="clear"/>
             <w:tcMar>
               <w:top w:type="dxa" w:w="60"/>
               <w:left w:type="dxa" w:w="120"/>
@@ -3048,10 +3011,36 @@
             <w:r>
               <w:rPr>
                 <w:rFonts w:ascii="Arial" w:cs="Arial" w:eastAsia="Arial" w:hAnsi="Arial"/>
-                <w:sz w:val="20"/>
+                <w:sz w:val="18"/>
                 <w:szCs w:val="20"/>
               </w:rPr>
-              <w:t xml:space="preserve">OpenWeatherMap Forecast</w:t>
+              <w:t xml:space="preserve">好玩指數</w:t>
+            </w:r>
+          </w:p>
+        </w:tc>
+        <w:tc>
+          <w:tcPr>
+            <w:tcW w:type="dxa" w:w="2340"/>
+            <w:tcBorders>
+              <w:top w:val="single" w:color="CCCCCC" w:sz="1"/>
+              <w:left w:val="single" w:color="CCCCCC" w:sz="1"/>
+              <w:bottom w:val="single" w:color="CCCCCC" w:sz="1"/>
+              <w:right w:val="single" w:color="CCCCCC" w:sz="1"/>
+            </w:tcBorders>
+            <w:shd w:fill="FFFFFF" w:val="clear"/>
+            <w:tcMar>
+              <w:top w:type="dxa" w:w="60"/>
+              <w:left w:type="dxa" w:w="120"/>
+              <w:bottom w:type="dxa" w:w="60"/>
+              <w:right w:type="dxa" w:w="120"/>
+            </w:tcMar>
+          </w:tcPr>
+          <w:p>
+            <w:r>
+              <w:rPr>
+                <w:sz w:val="18"/>
+              </w:rPr>
+              <w:t>Gemini API 計算</w:t>
             </w:r>
           </w:p>
         </w:tc>
@@ -3064,7 +3053,7 @@
               <w:bottom w:val="single" w:color="CCCCCC" w:sz="1"/>
               <w:right w:val="single" w:color="CCCCCC" w:sz="1"/>
             </w:tcBorders>
-            <w:shd w:fill="D0E4F7" w:val="clear"/>
+            <w:shd w:fill="FFFFFF" w:val="clear"/>
             <w:tcMar>
               <w:top w:type="dxa" w:w="60"/>
               <w:left w:type="dxa" w:w="120"/>
@@ -3079,102 +3068,7 @@
             <w:r>
               <w:rPr>
                 <w:rFonts w:ascii="Arial" w:cs="Arial" w:eastAsia="Arial" w:hAnsi="Arial"/>
-                <w:sz w:val="20"/>
-                <w:szCs w:val="20"/>
-              </w:rPr>
-              <w:t xml:space="preserve">日期範圍內的預測均溫（°C）、濕度均值、降雨機率均值</w:t>
-            </w:r>
-          </w:p>
-        </w:tc>
-      </w:tr>
-      <w:tr>
-        <w:tc>
-          <w:tcPr>
-            <w:tcW w:type="dxa" w:w="2340"/>
-            <w:tcBorders>
-              <w:top w:val="single" w:color="CCCCCC" w:sz="1"/>
-              <w:left w:val="single" w:color="CCCCCC" w:sz="1"/>
-              <w:bottom w:val="single" w:color="CCCCCC" w:sz="1"/>
-              <w:right w:val="single" w:color="CCCCCC" w:sz="1"/>
-            </w:tcBorders>
-            <w:shd w:fill="FFFFFF" w:val="clear"/>
-            <w:tcMar>
-              <w:top w:type="dxa" w:w="60"/>
-              <w:left w:type="dxa" w:w="120"/>
-              <w:bottom w:type="dxa" w:w="60"/>
-              <w:right w:type="dxa" w:w="120"/>
-            </w:tcMar>
-          </w:tcPr>
-          <w:p>
-            <w:pPr>
-              <w:jc w:val="left"/>
-            </w:pPr>
-            <w:r>
-              <w:rPr>
-                <w:rFonts w:ascii="Arial" w:cs="Arial" w:eastAsia="Arial" w:hAnsi="Arial"/>
-                <w:sz w:val="20"/>
-                <w:szCs w:val="20"/>
-              </w:rPr>
-              <w:t xml:space="preserve">好玩指數</w:t>
-            </w:r>
-          </w:p>
-        </w:tc>
-        <w:tc>
-          <w:tcPr>
-            <w:tcW w:type="dxa" w:w="2340"/>
-            <w:tcBorders>
-              <w:top w:val="single" w:color="CCCCCC" w:sz="1"/>
-              <w:left w:val="single" w:color="CCCCCC" w:sz="1"/>
-              <w:bottom w:val="single" w:color="CCCCCC" w:sz="1"/>
-              <w:right w:val="single" w:color="CCCCCC" w:sz="1"/>
-            </w:tcBorders>
-            <w:shd w:fill="FFFFFF" w:val="clear"/>
-            <w:tcMar>
-              <w:top w:type="dxa" w:w="60"/>
-              <w:left w:type="dxa" w:w="120"/>
-              <w:bottom w:type="dxa" w:w="60"/>
-              <w:right w:type="dxa" w:w="120"/>
-            </w:tcMar>
-          </w:tcPr>
-          <w:p>
-            <w:pPr>
-              <w:jc w:val="left"/>
-            </w:pPr>
-            <w:r>
-              <w:rPr>
-                <w:rFonts w:ascii="Arial" w:cs="Arial" w:eastAsia="Arial" w:hAnsi="Arial"/>
-                <w:sz w:val="20"/>
-                <w:szCs w:val="20"/>
-              </w:rPr>
-              <w:t xml:space="preserve">Gemini API 計算</w:t>
-            </w:r>
-          </w:p>
-        </w:tc>
-        <w:tc>
-          <w:tcPr>
-            <w:tcW w:type="dxa" w:w="4680"/>
-            <w:tcBorders>
-              <w:top w:val="single" w:color="CCCCCC" w:sz="1"/>
-              <w:left w:val="single" w:color="CCCCCC" w:sz="1"/>
-              <w:bottom w:val="single" w:color="CCCCCC" w:sz="1"/>
-              <w:right w:val="single" w:color="CCCCCC" w:sz="1"/>
-            </w:tcBorders>
-            <w:shd w:fill="FFFFFF" w:val="clear"/>
-            <w:tcMar>
-              <w:top w:type="dxa" w:w="60"/>
-              <w:left w:type="dxa" w:w="120"/>
-              <w:bottom w:type="dxa" w:w="60"/>
-              <w:right w:type="dxa" w:w="120"/>
-            </w:tcMar>
-          </w:tcPr>
-          <w:p>
-            <w:pPr>
-              <w:jc w:val="left"/>
-            </w:pPr>
-            <w:r>
-              <w:rPr>
-                <w:rFonts w:ascii="Arial" w:cs="Arial" w:eastAsia="Arial" w:hAnsi="Arial"/>
-                <w:sz w:val="20"/>
+                <w:sz w:val="18"/>
                 <w:szCs w:val="20"/>
               </w:rPr>
               <w:t xml:space="preserve">0–100 加權總分 + 強項 / 弱項 tag badge</w:t>
@@ -4042,7 +3936,7 @@
                 <w:b/>
                 <w:bCs/>
                 <w:color w:val="FFFFFF"/>
-                <w:sz w:val="20"/>
+                <w:sz w:val="18"/>
                 <w:szCs w:val="20"/>
               </w:rPr>
               <w:t xml:space="preserve">欄位名稱</w:t>
@@ -4077,7 +3971,7 @@
                 <w:b/>
                 <w:bCs/>
                 <w:color w:val="FFFFFF"/>
-                <w:sz w:val="20"/>
+                <w:sz w:val="18"/>
                 <w:szCs w:val="20"/>
               </w:rPr>
               <w:t xml:space="preserve">資料類型</w:t>
@@ -4112,7 +4006,7 @@
                 <w:b/>
                 <w:bCs/>
                 <w:color w:val="FFFFFF"/>
-                <w:sz w:val="20"/>
+                <w:sz w:val="18"/>
                 <w:szCs w:val="20"/>
               </w:rPr>
               <w:t xml:space="preserve">說明</w:t>
@@ -4145,7 +4039,7 @@
             <w:r>
               <w:rPr>
                 <w:rFonts w:ascii="Arial" w:cs="Arial" w:eastAsia="Arial" w:hAnsi="Arial"/>
-                <w:sz w:val="20"/>
+                <w:sz w:val="18"/>
                 <w:szCs w:val="20"/>
               </w:rPr>
               <w:t xml:space="preserve">航空公司</w:t>
@@ -4176,7 +4070,7 @@
             <w:r>
               <w:rPr>
                 <w:rFonts w:ascii="Arial" w:cs="Arial" w:eastAsia="Arial" w:hAnsi="Arial"/>
-                <w:sz w:val="20"/>
+                <w:sz w:val="18"/>
                 <w:szCs w:val="20"/>
               </w:rPr>
               <w:t xml:space="preserve">String</w:t>
@@ -4207,7 +4101,7 @@
             <w:r>
               <w:rPr>
                 <w:rFonts w:ascii="Arial" w:cs="Arial" w:eastAsia="Arial" w:hAnsi="Arial"/>
-                <w:sz w:val="20"/>
+                <w:sz w:val="18"/>
                 <w:szCs w:val="20"/>
               </w:rPr>
               <w:t xml:space="preserve">全名 + IATA 航空公司代碼（如 BR / EVA Air）</w:t>
@@ -4240,7 +4134,7 @@
             <w:r>
               <w:rPr>
                 <w:rFonts w:ascii="Arial" w:cs="Arial" w:eastAsia="Arial" w:hAnsi="Arial"/>
-                <w:sz w:val="20"/>
+                <w:sz w:val="18"/>
                 <w:szCs w:val="20"/>
               </w:rPr>
               <w:t xml:space="preserve">航班代碼</w:t>
@@ -4271,7 +4165,7 @@
             <w:r>
               <w:rPr>
                 <w:rFonts w:ascii="Arial" w:cs="Arial" w:eastAsia="Arial" w:hAnsi="Arial"/>
-                <w:sz w:val="20"/>
+                <w:sz w:val="18"/>
                 <w:szCs w:val="20"/>
               </w:rPr>
               <w:t xml:space="preserve">String</w:t>
@@ -4302,7 +4196,7 @@
             <w:r>
               <w:rPr>
                 <w:rFonts w:ascii="Arial" w:cs="Arial" w:eastAsia="Arial" w:hAnsi="Arial"/>
-                <w:sz w:val="20"/>
+                <w:sz w:val="18"/>
                 <w:szCs w:val="20"/>
               </w:rPr>
               <w:t xml:space="preserve">如 BR-851，多段顯示所有航班代碼</w:t>
@@ -4335,7 +4229,7 @@
             <w:r>
               <w:rPr>
                 <w:rFonts w:ascii="Arial" w:cs="Arial" w:eastAsia="Arial" w:hAnsi="Arial"/>
-                <w:sz w:val="20"/>
+                <w:sz w:val="18"/>
                 <w:szCs w:val="20"/>
               </w:rPr>
               <w:t xml:space="preserve">航空類別</w:t>
@@ -4366,7 +4260,7 @@
             <w:r>
               <w:rPr>
                 <w:rFonts w:ascii="Arial" w:cs="Arial" w:eastAsia="Arial" w:hAnsi="Arial"/>
-                <w:sz w:val="20"/>
+                <w:sz w:val="18"/>
                 <w:szCs w:val="20"/>
               </w:rPr>
               <w:t xml:space="preserve">Tag Badge</w:t>
@@ -4397,7 +4291,7 @@
             <w:r>
               <w:rPr>
                 <w:rFonts w:ascii="Arial" w:cs="Arial" w:eastAsia="Arial" w:hAnsi="Arial"/>
-                <w:sz w:val="20"/>
+                <w:sz w:val="18"/>
                 <w:szCs w:val="20"/>
               </w:rPr>
               <w:t xml:space="preserve">廉航 / 傳統航空 / 區域航空（依 IATA 分類判斷）</w:t>
@@ -4430,7 +4324,7 @@
             <w:r>
               <w:rPr>
                 <w:rFonts w:ascii="Arial" w:cs="Arial" w:eastAsia="Arial" w:hAnsi="Arial"/>
-                <w:sz w:val="20"/>
+                <w:sz w:val="18"/>
                 <w:szCs w:val="20"/>
               </w:rPr>
               <w:t xml:space="preserve">實際總價格</w:t>
@@ -4461,7 +4355,7 @@
             <w:r>
               <w:rPr>
                 <w:rFonts w:ascii="Arial" w:cs="Arial" w:eastAsia="Arial" w:hAnsi="Arial"/>
-                <w:sz w:val="20"/>
+                <w:sz w:val="18"/>
                 <w:szCs w:val="20"/>
               </w:rPr>
               <w:t xml:space="preserve">Number (TWD)</w:t>
@@ -4492,7 +4386,7 @@
             <w:r>
               <w:rPr>
                 <w:rFonts w:ascii="Arial" w:cs="Arial" w:eastAsia="Arial" w:hAnsi="Arial"/>
-                <w:sz w:val="20"/>
+                <w:sz w:val="18"/>
                 <w:szCs w:val="20"/>
               </w:rPr>
               <w:t xml:space="preserve">含稅含費最終價格，為主排序欄位，預設升冪</w:t>
@@ -4525,7 +4419,7 @@
             <w:r>
               <w:rPr>
                 <w:rFonts w:ascii="Arial" w:cs="Arial" w:eastAsia="Arial" w:hAnsi="Arial"/>
-                <w:sz w:val="20"/>
+                <w:sz w:val="18"/>
                 <w:szCs w:val="20"/>
               </w:rPr>
               <w:t xml:space="preserve">起始含稅價格</w:t>
@@ -4556,7 +4450,7 @@
             <w:r>
               <w:rPr>
                 <w:rFonts w:ascii="Arial" w:cs="Arial" w:eastAsia="Arial" w:hAnsi="Arial"/>
-                <w:sz w:val="20"/>
+                <w:sz w:val="18"/>
                 <w:szCs w:val="20"/>
               </w:rPr>
               <w:t xml:space="preserve">Number (TWD)</w:t>
@@ -4573,6 +4467,34 @@
               <w:right w:val="single" w:color="CCCCCC" w:sz="1"/>
             </w:tcBorders>
             <w:shd w:fill="D0E4F7" w:val="clear"/>
+            <w:tcMar>
+              <w:top w:type="dxa" w:w="60"/>
+              <w:left w:type="dxa" w:w="120"/>
+              <w:bottom w:type="dxa" w:w="60"/>
+              <w:right w:type="dxa" w:w="120"/>
+            </w:tcMar>
+          </w:tcPr>
+          <w:p>
+            <w:r>
+              <w:rPr>
+                <w:sz w:val="18"/>
+              </w:rPr>
+              <w:t>Provider 回傳最低可見價；若供應商未提供行李、座位等細節，欄位需標示 unknown 或 null。</w:t>
+            </w:r>
+          </w:p>
+        </w:tc>
+      </w:tr>
+      <w:tr>
+        <w:tc>
+          <w:tcPr>
+            <w:tcW w:type="dxa" w:w="2000"/>
+            <w:tcBorders>
+              <w:top w:val="single" w:color="CCCCCC" w:sz="1"/>
+              <w:left w:val="single" w:color="CCCCCC" w:sz="1"/>
+              <w:bottom w:val="single" w:color="CCCCCC" w:sz="1"/>
+              <w:right w:val="single" w:color="CCCCCC" w:sz="1"/>
+            </w:tcBorders>
+            <w:shd w:fill="FFFFFF" w:val="clear"/>
             <w:tcMar>
               <w:top w:type="dxa" w:w="60"/>
               <w:left w:type="dxa" w:w="120"/>
@@ -4587,18 +4509,16 @@
             <w:r>
               <w:rPr>
                 <w:rFonts w:ascii="Arial" w:cs="Arial" w:eastAsia="Arial" w:hAnsi="Arial"/>
-                <w:sz w:val="20"/>
+                <w:sz w:val="18"/>
                 <w:szCs w:val="20"/>
               </w:rPr>
-              <w:t xml:space="preserve">Amadeus 回傳最低可售價（不含選座、行李加購）</w:t>
-            </w:r>
-          </w:p>
-        </w:tc>
-      </w:tr>
-      <w:tr>
-        <w:tc>
-          <w:tcPr>
-            <w:tcW w:type="dxa" w:w="2000"/>
+              <w:t xml:space="preserve">轉機 / 直飛</w:t>
+            </w:r>
+          </w:p>
+        </w:tc>
+        <w:tc>
+          <w:tcPr>
+            <w:tcW w:type="dxa" w:w="1600"/>
             <w:tcBorders>
               <w:top w:val="single" w:color="CCCCCC" w:sz="1"/>
               <w:left w:val="single" w:color="CCCCCC" w:sz="1"/>
@@ -4620,16 +4540,16 @@
             <w:r>
               <w:rPr>
                 <w:rFonts w:ascii="Arial" w:cs="Arial" w:eastAsia="Arial" w:hAnsi="Arial"/>
-                <w:sz w:val="20"/>
+                <w:sz w:val="18"/>
                 <w:szCs w:val="20"/>
               </w:rPr>
-              <w:t xml:space="preserve">轉機 / 直飛</w:t>
-            </w:r>
-          </w:p>
-        </w:tc>
-        <w:tc>
-          <w:tcPr>
-            <w:tcW w:type="dxa" w:w="1600"/>
+              <w:t xml:space="preserve">Tag Badge</w:t>
+            </w:r>
+          </w:p>
+        </w:tc>
+        <w:tc>
+          <w:tcPr>
+            <w:tcW w:type="dxa" w:w="5760"/>
             <w:tcBorders>
               <w:top w:val="single" w:color="CCCCCC" w:sz="1"/>
               <w:left w:val="single" w:color="CCCCCC" w:sz="1"/>
@@ -4651,23 +4571,25 @@
             <w:r>
               <w:rPr>
                 <w:rFonts w:ascii="Arial" w:cs="Arial" w:eastAsia="Arial" w:hAnsi="Arial"/>
-                <w:sz w:val="20"/>
+                <w:sz w:val="18"/>
                 <w:szCs w:val="20"/>
               </w:rPr>
-              <w:t xml:space="preserve">Tag Badge</w:t>
-            </w:r>
-          </w:p>
-        </w:tc>
-        <w:tc>
-          <w:tcPr>
-            <w:tcW w:type="dxa" w:w="5760"/>
-            <w:tcBorders>
-              <w:top w:val="single" w:color="CCCCCC" w:sz="1"/>
-              <w:left w:val="single" w:color="CCCCCC" w:sz="1"/>
-              <w:bottom w:val="single" w:color="CCCCCC" w:sz="1"/>
-              <w:right w:val="single" w:color="CCCCCC" w:sz="1"/>
-            </w:tcBorders>
-            <w:shd w:fill="FFFFFF" w:val="clear"/>
+              <w:t xml:space="preserve">直飛 / 1 轉 / 2 轉，搭配不同顏色標示</w:t>
+            </w:r>
+          </w:p>
+        </w:tc>
+      </w:tr>
+      <w:tr>
+        <w:tc>
+          <w:tcPr>
+            <w:tcW w:type="dxa" w:w="2000"/>
+            <w:tcBorders>
+              <w:top w:val="single" w:color="CCCCCC" w:sz="1"/>
+              <w:left w:val="single" w:color="CCCCCC" w:sz="1"/>
+              <w:bottom w:val="single" w:color="CCCCCC" w:sz="1"/>
+              <w:right w:val="single" w:color="CCCCCC" w:sz="1"/>
+            </w:tcBorders>
+            <w:shd w:fill="D0E4F7" w:val="clear"/>
             <w:tcMar>
               <w:top w:type="dxa" w:w="60"/>
               <w:left w:type="dxa" w:w="120"/>
@@ -4682,18 +4604,16 @@
             <w:r>
               <w:rPr>
                 <w:rFonts w:ascii="Arial" w:cs="Arial" w:eastAsia="Arial" w:hAnsi="Arial"/>
-                <w:sz w:val="20"/>
+                <w:sz w:val="18"/>
                 <w:szCs w:val="20"/>
               </w:rPr>
-              <w:t xml:space="preserve">直飛 / 1 轉 / 2 轉，搭配不同顏色標示</w:t>
-            </w:r>
-          </w:p>
-        </w:tc>
-      </w:tr>
-      <w:tr>
-        <w:tc>
-          <w:tcPr>
-            <w:tcW w:type="dxa" w:w="2000"/>
+              <w:t xml:space="preserve">轉機點</w:t>
+            </w:r>
+          </w:p>
+        </w:tc>
+        <w:tc>
+          <w:tcPr>
+            <w:tcW w:type="dxa" w:w="1600"/>
             <w:tcBorders>
               <w:top w:val="single" w:color="CCCCCC" w:sz="1"/>
               <w:left w:val="single" w:color="CCCCCC" w:sz="1"/>
@@ -4715,16 +4635,16 @@
             <w:r>
               <w:rPr>
                 <w:rFonts w:ascii="Arial" w:cs="Arial" w:eastAsia="Arial" w:hAnsi="Arial"/>
-                <w:sz w:val="20"/>
+                <w:sz w:val="18"/>
                 <w:szCs w:val="20"/>
               </w:rPr>
-              <w:t xml:space="preserve">轉機點</w:t>
-            </w:r>
-          </w:p>
-        </w:tc>
-        <w:tc>
-          <w:tcPr>
-            <w:tcW w:type="dxa" w:w="1600"/>
+              <w:t xml:space="preserve">String</w:t>
+            </w:r>
+          </w:p>
+        </w:tc>
+        <w:tc>
+          <w:tcPr>
+            <w:tcW w:type="dxa" w:w="5760"/>
             <w:tcBorders>
               <w:top w:val="single" w:color="CCCCCC" w:sz="1"/>
               <w:left w:val="single" w:color="CCCCCC" w:sz="1"/>
@@ -4746,23 +4666,25 @@
             <w:r>
               <w:rPr>
                 <w:rFonts w:ascii="Arial" w:cs="Arial" w:eastAsia="Arial" w:hAnsi="Arial"/>
-                <w:sz w:val="20"/>
+                <w:sz w:val="18"/>
                 <w:szCs w:val="20"/>
               </w:rPr>
-              <w:t xml:space="preserve">String</w:t>
-            </w:r>
-          </w:p>
-        </w:tc>
-        <w:tc>
-          <w:tcPr>
-            <w:tcW w:type="dxa" w:w="5760"/>
-            <w:tcBorders>
-              <w:top w:val="single" w:color="CCCCCC" w:sz="1"/>
-              <w:left w:val="single" w:color="CCCCCC" w:sz="1"/>
-              <w:bottom w:val="single" w:color="CCCCCC" w:sz="1"/>
-              <w:right w:val="single" w:color="CCCCCC" w:sz="1"/>
-            </w:tcBorders>
-            <w:shd w:fill="D0E4F7" w:val="clear"/>
+              <w:t xml:space="preserve">轉機城市 + 機場代碼，多轉機以「→」串接</w:t>
+            </w:r>
+          </w:p>
+        </w:tc>
+      </w:tr>
+      <w:tr>
+        <w:tc>
+          <w:tcPr>
+            <w:tcW w:type="dxa" w:w="2000"/>
+            <w:tcBorders>
+              <w:top w:val="single" w:color="CCCCCC" w:sz="1"/>
+              <w:left w:val="single" w:color="CCCCCC" w:sz="1"/>
+              <w:bottom w:val="single" w:color="CCCCCC" w:sz="1"/>
+              <w:right w:val="single" w:color="CCCCCC" w:sz="1"/>
+            </w:tcBorders>
+            <w:shd w:fill="FFFFFF" w:val="clear"/>
             <w:tcMar>
               <w:top w:type="dxa" w:w="60"/>
               <w:left w:type="dxa" w:w="120"/>
@@ -4777,18 +4699,16 @@
             <w:r>
               <w:rPr>
                 <w:rFonts w:ascii="Arial" w:cs="Arial" w:eastAsia="Arial" w:hAnsi="Arial"/>
-                <w:sz w:val="20"/>
+                <w:sz w:val="18"/>
                 <w:szCs w:val="20"/>
               </w:rPr>
-              <w:t xml:space="preserve">轉機城市 + 機場代碼，多轉機以「→」串接</w:t>
-            </w:r>
-          </w:p>
-        </w:tc>
-      </w:tr>
-      <w:tr>
-        <w:tc>
-          <w:tcPr>
-            <w:tcW w:type="dxa" w:w="2000"/>
+              <w:t xml:space="preserve">臨飛價格估算</w:t>
+            </w:r>
+          </w:p>
+        </w:tc>
+        <w:tc>
+          <w:tcPr>
+            <w:tcW w:type="dxa" w:w="1600"/>
             <w:tcBorders>
               <w:top w:val="single" w:color="CCCCCC" w:sz="1"/>
               <w:left w:val="single" w:color="CCCCCC" w:sz="1"/>
@@ -4810,16 +4730,16 @@
             <w:r>
               <w:rPr>
                 <w:rFonts w:ascii="Arial" w:cs="Arial" w:eastAsia="Arial" w:hAnsi="Arial"/>
-                <w:sz w:val="20"/>
+                <w:sz w:val="18"/>
                 <w:szCs w:val="20"/>
               </w:rPr>
-              <w:t xml:space="preserve">臨飛價格估算</w:t>
-            </w:r>
-          </w:p>
-        </w:tc>
-        <w:tc>
-          <w:tcPr>
-            <w:tcW w:type="dxa" w:w="1600"/>
+              <w:t xml:space="preserve">Number (TWD)</w:t>
+            </w:r>
+          </w:p>
+        </w:tc>
+        <w:tc>
+          <w:tcPr>
+            <w:tcW w:type="dxa" w:w="5760"/>
             <w:tcBorders>
               <w:top w:val="single" w:color="CCCCCC" w:sz="1"/>
               <w:left w:val="single" w:color="CCCCCC" w:sz="1"/>
@@ -4841,23 +4761,25 @@
             <w:r>
               <w:rPr>
                 <w:rFonts w:ascii="Arial" w:cs="Arial" w:eastAsia="Arial" w:hAnsi="Arial"/>
-                <w:sz w:val="20"/>
+                <w:sz w:val="18"/>
                 <w:szCs w:val="20"/>
               </w:rPr>
-              <w:t xml:space="preserve">Number (TWD)</w:t>
-            </w:r>
-          </w:p>
-        </w:tc>
-        <w:tc>
-          <w:tcPr>
-            <w:tcW w:type="dxa" w:w="5760"/>
-            <w:tcBorders>
-              <w:top w:val="single" w:color="CCCCCC" w:sz="1"/>
-              <w:left w:val="single" w:color="CCCCCC" w:sz="1"/>
-              <w:bottom w:val="single" w:color="CCCCCC" w:sz="1"/>
-              <w:right w:val="single" w:color="CCCCCC" w:sz="1"/>
-            </w:tcBorders>
-            <w:shd w:fill="FFFFFF" w:val="clear"/>
+              <w:t xml:space="preserve">Gemini AI 根據歷史資料估算的起飛前 3–7 天價格，標示「AI 估算」</w:t>
+            </w:r>
+          </w:p>
+        </w:tc>
+      </w:tr>
+      <w:tr>
+        <w:tc>
+          <w:tcPr>
+            <w:tcW w:type="dxa" w:w="2000"/>
+            <w:tcBorders>
+              <w:top w:val="single" w:color="CCCCCC" w:sz="1"/>
+              <w:left w:val="single" w:color="CCCCCC" w:sz="1"/>
+              <w:bottom w:val="single" w:color="CCCCCC" w:sz="1"/>
+              <w:right w:val="single" w:color="CCCCCC" w:sz="1"/>
+            </w:tcBorders>
+            <w:shd w:fill="D0E4F7" w:val="clear"/>
             <w:tcMar>
               <w:top w:type="dxa" w:w="60"/>
               <w:left w:type="dxa" w:w="120"/>
@@ -4872,18 +4794,16 @@
             <w:r>
               <w:rPr>
                 <w:rFonts w:ascii="Arial" w:cs="Arial" w:eastAsia="Arial" w:hAnsi="Arial"/>
-                <w:sz w:val="20"/>
+                <w:sz w:val="18"/>
                 <w:szCs w:val="20"/>
               </w:rPr>
-              <w:t xml:space="preserve">Gemini AI 根據歷史資料估算的起飛前 3–7 天價格，標示「AI 估算」</w:t>
-            </w:r>
-          </w:p>
-        </w:tc>
-      </w:tr>
-      <w:tr>
-        <w:tc>
-          <w:tcPr>
-            <w:tcW w:type="dxa" w:w="2000"/>
+              <w:t xml:space="preserve">飛行總時數</w:t>
+            </w:r>
+          </w:p>
+        </w:tc>
+        <w:tc>
+          <w:tcPr>
+            <w:tcW w:type="dxa" w:w="1600"/>
             <w:tcBorders>
               <w:top w:val="single" w:color="CCCCCC" w:sz="1"/>
               <w:left w:val="single" w:color="CCCCCC" w:sz="1"/>
@@ -4905,16 +4825,16 @@
             <w:r>
               <w:rPr>
                 <w:rFonts w:ascii="Arial" w:cs="Arial" w:eastAsia="Arial" w:hAnsi="Arial"/>
-                <w:sz w:val="20"/>
+                <w:sz w:val="18"/>
                 <w:szCs w:val="20"/>
               </w:rPr>
-              <w:t xml:space="preserve">飛行總時數</w:t>
-            </w:r>
-          </w:p>
-        </w:tc>
-        <w:tc>
-          <w:tcPr>
-            <w:tcW w:type="dxa" w:w="1600"/>
+              <w:t xml:space="preserve">String</w:t>
+            </w:r>
+          </w:p>
+        </w:tc>
+        <w:tc>
+          <w:tcPr>
+            <w:tcW w:type="dxa" w:w="5760"/>
             <w:tcBorders>
               <w:top w:val="single" w:color="CCCCCC" w:sz="1"/>
               <w:left w:val="single" w:color="CCCCCC" w:sz="1"/>
@@ -4936,23 +4856,25 @@
             <w:r>
               <w:rPr>
                 <w:rFonts w:ascii="Arial" w:cs="Arial" w:eastAsia="Arial" w:hAnsi="Arial"/>
-                <w:sz w:val="20"/>
+                <w:sz w:val="18"/>
                 <w:szCs w:val="20"/>
               </w:rPr>
-              <w:t xml:space="preserve">String</w:t>
-            </w:r>
-          </w:p>
-        </w:tc>
-        <w:tc>
-          <w:tcPr>
-            <w:tcW w:type="dxa" w:w="5760"/>
-            <w:tcBorders>
-              <w:top w:val="single" w:color="CCCCCC" w:sz="1"/>
-              <w:left w:val="single" w:color="CCCCCC" w:sz="1"/>
-              <w:bottom w:val="single" w:color="CCCCCC" w:sz="1"/>
-              <w:right w:val="single" w:color="CCCCCC" w:sz="1"/>
-            </w:tcBorders>
-            <w:shd w:fill="D0E4F7" w:val="clear"/>
+              <w:t xml:space="preserve">出發 → 抵達總時間，格式：Xh Ym</w:t>
+            </w:r>
+          </w:p>
+        </w:tc>
+      </w:tr>
+      <w:tr>
+        <w:tc>
+          <w:tcPr>
+            <w:tcW w:type="dxa" w:w="2000"/>
+            <w:tcBorders>
+              <w:top w:val="single" w:color="CCCCCC" w:sz="1"/>
+              <w:left w:val="single" w:color="CCCCCC" w:sz="1"/>
+              <w:bottom w:val="single" w:color="CCCCCC" w:sz="1"/>
+              <w:right w:val="single" w:color="CCCCCC" w:sz="1"/>
+            </w:tcBorders>
+            <w:shd w:fill="FFFFFF" w:val="clear"/>
             <w:tcMar>
               <w:top w:type="dxa" w:w="60"/>
               <w:left w:type="dxa" w:w="120"/>
@@ -4967,18 +4889,16 @@
             <w:r>
               <w:rPr>
                 <w:rFonts w:ascii="Arial" w:cs="Arial" w:eastAsia="Arial" w:hAnsi="Arial"/>
-                <w:sz w:val="20"/>
+                <w:sz w:val="18"/>
                 <w:szCs w:val="20"/>
               </w:rPr>
-              <w:t xml:space="preserve">出發 → 抵達總時間，格式：Xh Ym</w:t>
-            </w:r>
-          </w:p>
-        </w:tc>
-      </w:tr>
-      <w:tr>
-        <w:tc>
-          <w:tcPr>
-            <w:tcW w:type="dxa" w:w="2000"/>
+              <w:t xml:space="preserve">行李額度</w:t>
+            </w:r>
+          </w:p>
+        </w:tc>
+        <w:tc>
+          <w:tcPr>
+            <w:tcW w:type="dxa" w:w="1600"/>
             <w:tcBorders>
               <w:top w:val="single" w:color="CCCCCC" w:sz="1"/>
               <w:left w:val="single" w:color="CCCCCC" w:sz="1"/>
@@ -5000,16 +4920,16 @@
             <w:r>
               <w:rPr>
                 <w:rFonts w:ascii="Arial" w:cs="Arial" w:eastAsia="Arial" w:hAnsi="Arial"/>
-                <w:sz w:val="20"/>
+                <w:sz w:val="18"/>
                 <w:szCs w:val="20"/>
               </w:rPr>
-              <w:t xml:space="preserve">行李額度</w:t>
-            </w:r>
-          </w:p>
-        </w:tc>
-        <w:tc>
-          <w:tcPr>
-            <w:tcW w:type="dxa" w:w="1600"/>
+              <w:t xml:space="preserve">String</w:t>
+            </w:r>
+          </w:p>
+        </w:tc>
+        <w:tc>
+          <w:tcPr>
+            <w:tcW w:type="dxa" w:w="5760"/>
             <w:tcBorders>
               <w:top w:val="single" w:color="CCCCCC" w:sz="1"/>
               <w:left w:val="single" w:color="CCCCCC" w:sz="1"/>
@@ -5031,38 +4951,7 @@
             <w:r>
               <w:rPr>
                 <w:rFonts w:ascii="Arial" w:cs="Arial" w:eastAsia="Arial" w:hAnsi="Arial"/>
-                <w:sz w:val="20"/>
-                <w:szCs w:val="20"/>
-              </w:rPr>
-              <w:t xml:space="preserve">String</w:t>
-            </w:r>
-          </w:p>
-        </w:tc>
-        <w:tc>
-          <w:tcPr>
-            <w:tcW w:type="dxa" w:w="5760"/>
-            <w:tcBorders>
-              <w:top w:val="single" w:color="CCCCCC" w:sz="1"/>
-              <w:left w:val="single" w:color="CCCCCC" w:sz="1"/>
-              <w:bottom w:val="single" w:color="CCCCCC" w:sz="1"/>
-              <w:right w:val="single" w:color="CCCCCC" w:sz="1"/>
-            </w:tcBorders>
-            <w:shd w:fill="FFFFFF" w:val="clear"/>
-            <w:tcMar>
-              <w:top w:type="dxa" w:w="60"/>
-              <w:left w:type="dxa" w:w="120"/>
-              <w:bottom w:type="dxa" w:w="60"/>
-              <w:right w:type="dxa" w:w="120"/>
-            </w:tcMar>
-          </w:tcPr>
-          <w:p>
-            <w:pPr>
-              <w:jc w:val="left"/>
-            </w:pPr>
-            <w:r>
-              <w:rPr>
-                <w:rFonts w:ascii="Arial" w:cs="Arial" w:eastAsia="Arial" w:hAnsi="Arial"/>
-                <w:sz w:val="20"/>
+                <w:sz w:val="18"/>
                 <w:szCs w:val="20"/>
               </w:rPr>
               <w:t xml:space="preserve">免費託運行李 kg 數；若無則顯示「需加購」+ 估算費用</w:t>
@@ -5787,7 +5676,7 @@
                 <w:b/>
                 <w:bCs/>
                 <w:color w:val="FFFFFF"/>
-                <w:sz w:val="20"/>
+                <w:sz w:val="18"/>
                 <w:szCs w:val="20"/>
               </w:rPr>
               <w:t xml:space="preserve">狀態</w:t>
@@ -5822,7 +5711,7 @@
                 <w:b/>
                 <w:bCs/>
                 <w:color w:val="FFFFFF"/>
-                <w:sz w:val="20"/>
+                <w:sz w:val="18"/>
                 <w:szCs w:val="20"/>
               </w:rPr>
               <w:t xml:space="preserve">顯示邏輯</w:t>
@@ -5855,7 +5744,7 @@
             <w:r>
               <w:rPr>
                 <w:rFonts w:ascii="Arial" w:cs="Arial" w:eastAsia="Arial" w:hAnsi="Arial"/>
-                <w:sz w:val="20"/>
+                <w:sz w:val="18"/>
                 <w:szCs w:val="20"/>
               </w:rPr>
               <w:t xml:space="preserve">明顯低於均值 ✓</w:t>
@@ -5886,7 +5775,7 @@
             <w:r>
               <w:rPr>
                 <w:rFonts w:ascii="Arial" w:cs="Arial" w:eastAsia="Arial" w:hAnsi="Arial"/>
-                <w:sz w:val="20"/>
+                <w:sz w:val="18"/>
                 <w:szCs w:val="20"/>
               </w:rPr>
               <w:t xml:space="preserve">當前價格低於歷史均值 15% 以上 → 綠色 Banner，建議立即購票</w:t>
@@ -5919,7 +5808,7 @@
             <w:r>
               <w:rPr>
                 <w:rFonts w:ascii="Arial" w:cs="Arial" w:eastAsia="Arial" w:hAnsi="Arial"/>
-                <w:sz w:val="20"/>
+                <w:sz w:val="18"/>
                 <w:szCs w:val="20"/>
               </w:rPr>
               <w:t xml:space="preserve">接近均值</w:t>
@@ -5950,7 +5839,7 @@
             <w:r>
               <w:rPr>
                 <w:rFonts w:ascii="Arial" w:cs="Arial" w:eastAsia="Arial" w:hAnsi="Arial"/>
-                <w:sz w:val="20"/>
+                <w:sz w:val="18"/>
                 <w:szCs w:val="20"/>
               </w:rPr>
               <w:t xml:space="preserve">當前價格在均值 ±15% 內 → 黃色 Banner，建議觀望或設定目標價</w:t>
@@ -5983,7 +5872,7 @@
             <w:r>
               <w:rPr>
                 <w:rFonts w:ascii="Arial" w:cs="Arial" w:eastAsia="Arial" w:hAnsi="Arial"/>
-                <w:sz w:val="20"/>
+                <w:sz w:val="18"/>
                 <w:szCs w:val="20"/>
               </w:rPr>
               <w:t xml:space="preserve">高於均值 ⚠</w:t>
@@ -6014,7 +5903,7 @@
             <w:r>
               <w:rPr>
                 <w:rFonts w:ascii="Arial" w:cs="Arial" w:eastAsia="Arial" w:hAnsi="Arial"/>
-                <w:sz w:val="20"/>
+                <w:sz w:val="18"/>
                 <w:szCs w:val="20"/>
               </w:rPr>
               <w:t xml:space="preserve">當前價格高於歷史均值 15% 以上 → 紅色 Banner，建議等待降價</w:t>
@@ -6366,7 +6255,7 @@
                 <w:b/>
                 <w:bCs/>
                 <w:color w:val="FFFFFF"/>
-                <w:sz w:val="20"/>
+                <w:sz w:val="18"/>
                 <w:szCs w:val="20"/>
               </w:rPr>
               <w:t xml:space="preserve">Endpoint</w:t>
@@ -6401,7 +6290,7 @@
                 <w:b/>
                 <w:bCs/>
                 <w:color w:val="FFFFFF"/>
-                <w:sz w:val="20"/>
+                <w:sz w:val="18"/>
                 <w:szCs w:val="20"/>
               </w:rPr>
               <w:t xml:space="preserve">方法</w:t>
@@ -6436,7 +6325,7 @@
                 <w:b/>
                 <w:bCs/>
                 <w:color w:val="FFFFFF"/>
-                <w:sz w:val="20"/>
+                <w:sz w:val="18"/>
                 <w:szCs w:val="20"/>
               </w:rPr>
               <w:t xml:space="preserve">說明</w:t>
@@ -6469,7 +6358,7 @@
             <w:r>
               <w:rPr>
                 <w:rFonts w:ascii="Arial" w:cs="Arial" w:eastAsia="Arial" w:hAnsi="Arial"/>
-                <w:sz w:val="20"/>
+                <w:sz w:val="18"/>
                 <w:szCs w:val="20"/>
               </w:rPr>
               <w:t xml:space="preserve">GET /api/dashboard</w:t>
@@ -6500,7 +6389,7 @@
             <w:r>
               <w:rPr>
                 <w:rFonts w:ascii="Arial" w:cs="Arial" w:eastAsia="Arial" w:hAnsi="Arial"/>
-                <w:sz w:val="20"/>
+                <w:sz w:val="18"/>
                 <w:szCs w:val="20"/>
               </w:rPr>
               <w:t xml:space="preserve">GET</w:t>
@@ -6517,6 +6406,34 @@
               <w:right w:val="single" w:color="CCCCCC" w:sz="1"/>
             </w:tcBorders>
             <w:shd w:fill="D0E4F7" w:val="clear"/>
+            <w:tcMar>
+              <w:top w:type="dxa" w:w="60"/>
+              <w:left w:type="dxa" w:w="120"/>
+              <w:bottom w:type="dxa" w:w="60"/>
+              <w:right w:type="dxa" w:w="120"/>
+            </w:tcMar>
+          </w:tcPr>
+          <w:p>
+            <w:r>
+              <w:rPr>
+                <w:sz w:val="18"/>
+              </w:rPr>
+              <w:t>一次回傳 Tab 1 所需：機票均價、飯店均價、天氣、好玩指數與 source metadata（cached）。</w:t>
+            </w:r>
+          </w:p>
+        </w:tc>
+      </w:tr>
+      <w:tr>
+        <w:tc>
+          <w:tcPr>
+            <w:tcW w:type="dxa" w:w="3120"/>
+            <w:tcBorders>
+              <w:top w:val="single" w:color="CCCCCC" w:sz="1"/>
+              <w:left w:val="single" w:color="CCCCCC" w:sz="1"/>
+              <w:bottom w:val="single" w:color="CCCCCC" w:sz="1"/>
+              <w:right w:val="single" w:color="CCCCCC" w:sz="1"/>
+            </w:tcBorders>
+            <w:shd w:fill="FFFFFF" w:val="clear"/>
             <w:tcMar>
               <w:top w:type="dxa" w:w="60"/>
               <w:left w:type="dxa" w:w="120"/>
@@ -6531,18 +6448,16 @@
             <w:r>
               <w:rPr>
                 <w:rFonts w:ascii="Arial" w:cs="Arial" w:eastAsia="Arial" w:hAnsi="Arial"/>
-                <w:sz w:val="20"/>
+                <w:sz w:val="18"/>
                 <w:szCs w:val="20"/>
               </w:rPr>
-              <w:t xml:space="preserve">一次回傳 Tab 1 所需：機票均價、飯店均價、天氣、好玩指數（cached）</w:t>
-            </w:r>
-          </w:p>
-        </w:tc>
-      </w:tr>
-      <w:tr>
-        <w:tc>
-          <w:tcPr>
-            <w:tcW w:type="dxa" w:w="3120"/>
+              <w:t xml:space="preserve">GET /api/flight-trend</w:t>
+            </w:r>
+          </w:p>
+        </w:tc>
+        <w:tc>
+          <w:tcPr>
+            <w:tcW w:type="dxa" w:w="1440"/>
             <w:tcBorders>
               <w:top w:val="single" w:color="CCCCCC" w:sz="1"/>
               <w:left w:val="single" w:color="CCCCCC" w:sz="1"/>
@@ -6564,16 +6479,16 @@
             <w:r>
               <w:rPr>
                 <w:rFonts w:ascii="Arial" w:cs="Arial" w:eastAsia="Arial" w:hAnsi="Arial"/>
-                <w:sz w:val="20"/>
+                <w:sz w:val="18"/>
                 <w:szCs w:val="20"/>
               </w:rPr>
-              <w:t xml:space="preserve">GET /api/flight-trend</w:t>
-            </w:r>
-          </w:p>
-        </w:tc>
-        <w:tc>
-          <w:tcPr>
-            <w:tcW w:type="dxa" w:w="1440"/>
+              <w:t xml:space="preserve">GET</w:t>
+            </w:r>
+          </w:p>
+        </w:tc>
+        <w:tc>
+          <w:tcPr>
+            <w:tcW w:type="dxa" w:w="4800"/>
             <w:tcBorders>
               <w:top w:val="single" w:color="CCCCCC" w:sz="1"/>
               <w:left w:val="single" w:color="CCCCCC" w:sz="1"/>
@@ -6581,6 +6496,34 @@
               <w:right w:val="single" w:color="CCCCCC" w:sz="1"/>
             </w:tcBorders>
             <w:shd w:fill="FFFFFF" w:val="clear"/>
+            <w:tcMar>
+              <w:top w:type="dxa" w:w="60"/>
+              <w:left w:type="dxa" w:w="120"/>
+              <w:bottom w:type="dxa" w:w="60"/>
+              <w:right w:type="dxa" w:w="120"/>
+            </w:tcMar>
+          </w:tcPr>
+          <w:p>
+            <w:r>
+              <w:rPr>
+                <w:sz w:val="18"/>
+              </w:rPr>
+              <w:t>Tab 1 趨勢圖用：日期區間內每日機票/飯店均價資料點；v1.1 需接 provider snapshot/cache。</w:t>
+            </w:r>
+          </w:p>
+        </w:tc>
+      </w:tr>
+      <w:tr>
+        <w:tc>
+          <w:tcPr>
+            <w:tcW w:type="dxa" w:w="3120"/>
+            <w:tcBorders>
+              <w:top w:val="single" w:color="CCCCCC" w:sz="1"/>
+              <w:left w:val="single" w:color="CCCCCC" w:sz="1"/>
+              <w:bottom w:val="single" w:color="CCCCCC" w:sz="1"/>
+              <w:right w:val="single" w:color="CCCCCC" w:sz="1"/>
+            </w:tcBorders>
+            <w:shd w:fill="D0E4F7" w:val="clear"/>
             <w:tcMar>
               <w:top w:type="dxa" w:w="60"/>
               <w:left w:type="dxa" w:w="120"/>
@@ -6595,23 +6538,23 @@
             <w:r>
               <w:rPr>
                 <w:rFonts w:ascii="Arial" w:cs="Arial" w:eastAsia="Arial" w:hAnsi="Arial"/>
-                <w:sz w:val="20"/>
+                <w:sz w:val="18"/>
                 <w:szCs w:val="20"/>
               </w:rPr>
-              <w:t xml:space="preserve">GET</w:t>
-            </w:r>
-          </w:p>
-        </w:tc>
-        <w:tc>
-          <w:tcPr>
-            <w:tcW w:type="dxa" w:w="4800"/>
-            <w:tcBorders>
-              <w:top w:val="single" w:color="CCCCCC" w:sz="1"/>
-              <w:left w:val="single" w:color="CCCCCC" w:sz="1"/>
-              <w:bottom w:val="single" w:color="CCCCCC" w:sz="1"/>
-              <w:right w:val="single" w:color="CCCCCC" w:sz="1"/>
-            </w:tcBorders>
-            <w:shd w:fill="FFFFFF" w:val="clear"/>
+              <w:t xml:space="preserve">GET /api/heatmap</w:t>
+            </w:r>
+          </w:p>
+        </w:tc>
+        <w:tc>
+          <w:tcPr>
+            <w:tcW w:type="dxa" w:w="1440"/>
+            <w:tcBorders>
+              <w:top w:val="single" w:color="CCCCCC" w:sz="1"/>
+              <w:left w:val="single" w:color="CCCCCC" w:sz="1"/>
+              <w:bottom w:val="single" w:color="CCCCCC" w:sz="1"/>
+              <w:right w:val="single" w:color="CCCCCC" w:sz="1"/>
+            </w:tcBorders>
+            <w:shd w:fill="D0E4F7" w:val="clear"/>
             <w:tcMar>
               <w:top w:type="dxa" w:w="60"/>
               <w:left w:type="dxa" w:w="120"/>
@@ -6626,18 +6569,16 @@
             <w:r>
               <w:rPr>
                 <w:rFonts w:ascii="Arial" w:cs="Arial" w:eastAsia="Arial" w:hAnsi="Arial"/>
-                <w:sz w:val="20"/>
+                <w:sz w:val="18"/>
                 <w:szCs w:val="20"/>
               </w:rPr>
-              <w:t xml:space="preserve">Tab 1 趨勢圖用：日期區間內每日機票/飯店均價資料點陣列</w:t>
-            </w:r>
-          </w:p>
-        </w:tc>
-      </w:tr>
-      <w:tr>
-        <w:tc>
-          <w:tcPr>
-            <w:tcW w:type="dxa" w:w="3120"/>
+              <w:t xml:space="preserve">GET</w:t>
+            </w:r>
+          </w:p>
+        </w:tc>
+        <w:tc>
+          <w:tcPr>
+            <w:tcW w:type="dxa" w:w="4800"/>
             <w:tcBorders>
               <w:top w:val="single" w:color="CCCCCC" w:sz="1"/>
               <w:left w:val="single" w:color="CCCCCC" w:sz="1"/>
@@ -6659,23 +6600,25 @@
             <w:r>
               <w:rPr>
                 <w:rFonts w:ascii="Arial" w:cs="Arial" w:eastAsia="Arial" w:hAnsi="Arial"/>
-                <w:sz w:val="20"/>
+                <w:sz w:val="18"/>
                 <w:szCs w:val="20"/>
               </w:rPr>
-              <w:t xml:space="preserve">GET /api/heatmap</w:t>
-            </w:r>
-          </w:p>
-        </w:tc>
-        <w:tc>
-          <w:tcPr>
-            <w:tcW w:type="dxa" w:w="1440"/>
-            <w:tcBorders>
-              <w:top w:val="single" w:color="CCCCCC" w:sz="1"/>
-              <w:left w:val="single" w:color="CCCCCC" w:sz="1"/>
-              <w:bottom w:val="single" w:color="CCCCCC" w:sz="1"/>
-              <w:right w:val="single" w:color="CCCCCC" w:sz="1"/>
-            </w:tcBorders>
-            <w:shd w:fill="D0E4F7" w:val="clear"/>
+              <w:t xml:space="preserve">Tab 1 熱力圖：去程 / 回程每日最低票價</w:t>
+            </w:r>
+          </w:p>
+        </w:tc>
+      </w:tr>
+      <w:tr>
+        <w:tc>
+          <w:tcPr>
+            <w:tcW w:type="dxa" w:w="3120"/>
+            <w:tcBorders>
+              <w:top w:val="single" w:color="CCCCCC" w:sz="1"/>
+              <w:left w:val="single" w:color="CCCCCC" w:sz="1"/>
+              <w:bottom w:val="single" w:color="CCCCCC" w:sz="1"/>
+              <w:right w:val="single" w:color="CCCCCC" w:sz="1"/>
+            </w:tcBorders>
+            <w:shd w:fill="FFFFFF" w:val="clear"/>
             <w:tcMar>
               <w:top w:type="dxa" w:w="60"/>
               <w:left w:type="dxa" w:w="120"/>
@@ -6690,23 +6633,23 @@
             <w:r>
               <w:rPr>
                 <w:rFonts w:ascii="Arial" w:cs="Arial" w:eastAsia="Arial" w:hAnsi="Arial"/>
-                <w:sz w:val="20"/>
+                <w:sz w:val="18"/>
                 <w:szCs w:val="20"/>
               </w:rPr>
-              <w:t xml:space="preserve">GET</w:t>
-            </w:r>
-          </w:p>
-        </w:tc>
-        <w:tc>
-          <w:tcPr>
-            <w:tcW w:type="dxa" w:w="4800"/>
-            <w:tcBorders>
-              <w:top w:val="single" w:color="CCCCCC" w:sz="1"/>
-              <w:left w:val="single" w:color="CCCCCC" w:sz="1"/>
-              <w:bottom w:val="single" w:color="CCCCCC" w:sz="1"/>
-              <w:right w:val="single" w:color="CCCCCC" w:sz="1"/>
-            </w:tcBorders>
-            <w:shd w:fill="D0E4F7" w:val="clear"/>
+              <w:t xml:space="preserve">POST /api/fun-score</w:t>
+            </w:r>
+          </w:p>
+        </w:tc>
+        <w:tc>
+          <w:tcPr>
+            <w:tcW w:type="dxa" w:w="1440"/>
+            <w:tcBorders>
+              <w:top w:val="single" w:color="CCCCCC" w:sz="1"/>
+              <w:left w:val="single" w:color="CCCCCC" w:sz="1"/>
+              <w:bottom w:val="single" w:color="CCCCCC" w:sz="1"/>
+              <w:right w:val="single" w:color="CCCCCC" w:sz="1"/>
+            </w:tcBorders>
+            <w:shd w:fill="FFFFFF" w:val="clear"/>
             <w:tcMar>
               <w:top w:type="dxa" w:w="60"/>
               <w:left w:type="dxa" w:w="120"/>
@@ -6721,18 +6664,16 @@
             <w:r>
               <w:rPr>
                 <w:rFonts w:ascii="Arial" w:cs="Arial" w:eastAsia="Arial" w:hAnsi="Arial"/>
-                <w:sz w:val="20"/>
+                <w:sz w:val="18"/>
                 <w:szCs w:val="20"/>
               </w:rPr>
-              <w:t xml:space="preserve">Tab 1 熱力圖：去程 / 回程每日最低票價</w:t>
-            </w:r>
-          </w:p>
-        </w:tc>
-      </w:tr>
-      <w:tr>
-        <w:tc>
-          <w:tcPr>
-            <w:tcW w:type="dxa" w:w="3120"/>
+              <w:t xml:space="preserve">POST</w:t>
+            </w:r>
+          </w:p>
+        </w:tc>
+        <w:tc>
+          <w:tcPr>
+            <w:tcW w:type="dxa" w:w="4800"/>
             <w:tcBorders>
               <w:top w:val="single" w:color="CCCCCC" w:sz="1"/>
               <w:left w:val="single" w:color="CCCCCC" w:sz="1"/>
@@ -6754,23 +6695,25 @@
             <w:r>
               <w:rPr>
                 <w:rFonts w:ascii="Arial" w:cs="Arial" w:eastAsia="Arial" w:hAnsi="Arial"/>
-                <w:sz w:val="20"/>
+                <w:sz w:val="18"/>
                 <w:szCs w:val="20"/>
               </w:rPr>
-              <w:t xml:space="preserve">POST /api/fun-score</w:t>
-            </w:r>
-          </w:p>
-        </w:tc>
-        <w:tc>
-          <w:tcPr>
-            <w:tcW w:type="dxa" w:w="1440"/>
-            <w:tcBorders>
-              <w:top w:val="single" w:color="CCCCCC" w:sz="1"/>
-              <w:left w:val="single" w:color="CCCCCC" w:sz="1"/>
-              <w:bottom w:val="single" w:color="CCCCCC" w:sz="1"/>
-              <w:right w:val="single" w:color="CCCCCC" w:sz="1"/>
-            </w:tcBorders>
-            <w:shd w:fill="FFFFFF" w:val="clear"/>
+              <w:t xml:space="preserve">Tab 1 好玩指數：接收 dimension weights，呼叫 Gemini，回傳 score JSON</w:t>
+            </w:r>
+          </w:p>
+        </w:tc>
+      </w:tr>
+      <w:tr>
+        <w:tc>
+          <w:tcPr>
+            <w:tcW w:type="dxa" w:w="3120"/>
+            <w:tcBorders>
+              <w:top w:val="single" w:color="CCCCCC" w:sz="1"/>
+              <w:left w:val="single" w:color="CCCCCC" w:sz="1"/>
+              <w:bottom w:val="single" w:color="CCCCCC" w:sz="1"/>
+              <w:right w:val="single" w:color="CCCCCC" w:sz="1"/>
+            </w:tcBorders>
+            <w:shd w:fill="D0E4F7" w:val="clear"/>
             <w:tcMar>
               <w:top w:type="dxa" w:w="60"/>
               <w:left w:type="dxa" w:w="120"/>
@@ -6785,23 +6728,23 @@
             <w:r>
               <w:rPr>
                 <w:rFonts w:ascii="Arial" w:cs="Arial" w:eastAsia="Arial" w:hAnsi="Arial"/>
-                <w:sz w:val="20"/>
+                <w:sz w:val="18"/>
                 <w:szCs w:val="20"/>
               </w:rPr>
-              <w:t xml:space="preserve">POST</w:t>
-            </w:r>
-          </w:p>
-        </w:tc>
-        <w:tc>
-          <w:tcPr>
-            <w:tcW w:type="dxa" w:w="4800"/>
-            <w:tcBorders>
-              <w:top w:val="single" w:color="CCCCCC" w:sz="1"/>
-              <w:left w:val="single" w:color="CCCCCC" w:sz="1"/>
-              <w:bottom w:val="single" w:color="CCCCCC" w:sz="1"/>
-              <w:right w:val="single" w:color="CCCCCC" w:sz="1"/>
-            </w:tcBorders>
-            <w:shd w:fill="FFFFFF" w:val="clear"/>
+              <w:t xml:space="preserve">GET /api/flights</w:t>
+            </w:r>
+          </w:p>
+        </w:tc>
+        <w:tc>
+          <w:tcPr>
+            <w:tcW w:type="dxa" w:w="1440"/>
+            <w:tcBorders>
+              <w:top w:val="single" w:color="CCCCCC" w:sz="1"/>
+              <w:left w:val="single" w:color="CCCCCC" w:sz="1"/>
+              <w:bottom w:val="single" w:color="CCCCCC" w:sz="1"/>
+              <w:right w:val="single" w:color="CCCCCC" w:sz="1"/>
+            </w:tcBorders>
+            <w:shd w:fill="D0E4F7" w:val="clear"/>
             <w:tcMar>
               <w:top w:type="dxa" w:w="60"/>
               <w:left w:type="dxa" w:w="120"/>
@@ -6816,10 +6759,36 @@
             <w:r>
               <w:rPr>
                 <w:rFonts w:ascii="Arial" w:cs="Arial" w:eastAsia="Arial" w:hAnsi="Arial"/>
-                <w:sz w:val="20"/>
+                <w:sz w:val="18"/>
                 <w:szCs w:val="20"/>
               </w:rPr>
-              <w:t xml:space="preserve">Tab 1 好玩指數：接收 dimension weights，呼叫 Gemini，回傳 score JSON</w:t>
+              <w:t xml:space="preserve">GET</w:t>
+            </w:r>
+          </w:p>
+        </w:tc>
+        <w:tc>
+          <w:tcPr>
+            <w:tcW w:type="dxa" w:w="4800"/>
+            <w:tcBorders>
+              <w:top w:val="single" w:color="CCCCCC" w:sz="1"/>
+              <w:left w:val="single" w:color="CCCCCC" w:sz="1"/>
+              <w:bottom w:val="single" w:color="CCCCCC" w:sz="1"/>
+              <w:right w:val="single" w:color="CCCCCC" w:sz="1"/>
+            </w:tcBorders>
+            <w:shd w:fill="D0E4F7" w:val="clear"/>
+            <w:tcMar>
+              <w:top w:type="dxa" w:w="60"/>
+              <w:left w:type="dxa" w:w="120"/>
+              <w:bottom w:type="dxa" w:w="60"/>
+              <w:right w:type="dxa" w:w="120"/>
+            </w:tcMar>
+          </w:tcPr>
+          <w:p>
+            <w:r>
+              <w:rPr>
+                <w:sz w:val="18"/>
+              </w:rPr>
+              <w:t>Tab 2 航班搜尋：呼叫 Flight Provider Adapter；SerpApi primary，fli fallback，最後 deterministic sample fallback。</w:t>
             </w:r>
           </w:p>
         </w:tc>
@@ -6834,7 +6803,7 @@
               <w:bottom w:val="single" w:color="CCCCCC" w:sz="1"/>
               <w:right w:val="single" w:color="CCCCCC" w:sz="1"/>
             </w:tcBorders>
-            <w:shd w:fill="D0E4F7" w:val="clear"/>
+            <w:shd w:fill="FFFFFF" w:val="clear"/>
             <w:tcMar>
               <w:top w:type="dxa" w:w="60"/>
               <w:left w:type="dxa" w:w="120"/>
@@ -6849,10 +6818,10 @@
             <w:r>
               <w:rPr>
                 <w:rFonts w:ascii="Arial" w:cs="Arial" w:eastAsia="Arial" w:hAnsi="Arial"/>
-                <w:sz w:val="20"/>
+                <w:sz w:val="18"/>
                 <w:szCs w:val="20"/>
               </w:rPr>
-              <w:t xml:space="preserve">GET /api/flights</w:t>
+              <w:t xml:space="preserve">GET /api/price-history</w:t>
             </w:r>
           </w:p>
         </w:tc>
@@ -6865,7 +6834,7 @@
               <w:bottom w:val="single" w:color="CCCCCC" w:sz="1"/>
               <w:right w:val="single" w:color="CCCCCC" w:sz="1"/>
             </w:tcBorders>
-            <w:shd w:fill="D0E4F7" w:val="clear"/>
+            <w:shd w:fill="FFFFFF" w:val="clear"/>
             <w:tcMar>
               <w:top w:type="dxa" w:w="60"/>
               <w:left w:type="dxa" w:w="120"/>
@@ -6880,7 +6849,7 @@
             <w:r>
               <w:rPr>
                 <w:rFonts w:ascii="Arial" w:cs="Arial" w:eastAsia="Arial" w:hAnsi="Arial"/>
-                <w:sz w:val="20"/>
+                <w:sz w:val="18"/>
                 <w:szCs w:val="20"/>
               </w:rPr>
               <w:t xml:space="preserve">GET</w:t>
@@ -6890,6 +6859,34 @@
         <w:tc>
           <w:tcPr>
             <w:tcW w:type="dxa" w:w="4800"/>
+            <w:tcBorders>
+              <w:top w:val="single" w:color="CCCCCC" w:sz="1"/>
+              <w:left w:val="single" w:color="CCCCCC" w:sz="1"/>
+              <w:bottom w:val="single" w:color="CCCCCC" w:sz="1"/>
+              <w:right w:val="single" w:color="CCCCCC" w:sz="1"/>
+            </w:tcBorders>
+            <w:shd w:fill="FFFFFF" w:val="clear"/>
+            <w:tcMar>
+              <w:top w:type="dxa" w:w="60"/>
+              <w:left w:type="dxa" w:w="120"/>
+              <w:bottom w:type="dxa" w:w="60"/>
+              <w:right w:type="dxa" w:w="120"/>
+            </w:tcMar>
+          </w:tcPr>
+          <w:p>
+            <w:r>
+              <w:rPr>
+                <w:sz w:val="18"/>
+              </w:rPr>
+              <w:t>Tab 3 歷史票價：短期以 deterministic snapshot / Gemini analysis 輔助，長期接 provider cache 或專門歷史票價來源。</w:t>
+            </w:r>
+          </w:p>
+        </w:tc>
+      </w:tr>
+      <w:tr>
+        <w:tc>
+          <w:tcPr>
+            <w:tcW w:type="dxa" w:w="3120"/>
             <w:tcBorders>
               <w:top w:val="single" w:color="CCCCCC" w:sz="1"/>
               <w:left w:val="single" w:color="CCCCCC" w:sz="1"/>
@@ -6911,25 +6908,23 @@
             <w:r>
               <w:rPr>
                 <w:rFonts w:ascii="Arial" w:cs="Arial" w:eastAsia="Arial" w:hAnsi="Arial"/>
-                <w:sz w:val="20"/>
+                <w:sz w:val="18"/>
                 <w:szCs w:val="20"/>
               </w:rPr>
-              <w:t xml:space="preserve">Tab 2 航班搜尋：呼叫 Amadeus Flight Offers Search，回傳完整航班清單</w:t>
-            </w:r>
-          </w:p>
-        </w:tc>
-      </w:tr>
-      <w:tr>
-        <w:tc>
-          <w:tcPr>
-            <w:tcW w:type="dxa" w:w="3120"/>
-            <w:tcBorders>
-              <w:top w:val="single" w:color="CCCCCC" w:sz="1"/>
-              <w:left w:val="single" w:color="CCCCCC" w:sz="1"/>
-              <w:bottom w:val="single" w:color="CCCCCC" w:sz="1"/>
-              <w:right w:val="single" w:color="CCCCCC" w:sz="1"/>
-            </w:tcBorders>
-            <w:shd w:fill="FFFFFF" w:val="clear"/>
+              <w:t xml:space="preserve">GET /api/booking-advice</w:t>
+            </w:r>
+          </w:p>
+        </w:tc>
+        <w:tc>
+          <w:tcPr>
+            <w:tcW w:type="dxa" w:w="1440"/>
+            <w:tcBorders>
+              <w:top w:val="single" w:color="CCCCCC" w:sz="1"/>
+              <w:left w:val="single" w:color="CCCCCC" w:sz="1"/>
+              <w:bottom w:val="single" w:color="CCCCCC" w:sz="1"/>
+              <w:right w:val="single" w:color="CCCCCC" w:sz="1"/>
+            </w:tcBorders>
+            <w:shd w:fill="D0E4F7" w:val="clear"/>
             <w:tcMar>
               <w:top w:type="dxa" w:w="60"/>
               <w:left w:type="dxa" w:w="120"/>
@@ -6944,23 +6939,23 @@
             <w:r>
               <w:rPr>
                 <w:rFonts w:ascii="Arial" w:cs="Arial" w:eastAsia="Arial" w:hAnsi="Arial"/>
-                <w:sz w:val="20"/>
+                <w:sz w:val="18"/>
                 <w:szCs w:val="20"/>
               </w:rPr>
-              <w:t xml:space="preserve">GET /api/price-history</w:t>
-            </w:r>
-          </w:p>
-        </w:tc>
-        <w:tc>
-          <w:tcPr>
-            <w:tcW w:type="dxa" w:w="1440"/>
-            <w:tcBorders>
-              <w:top w:val="single" w:color="CCCCCC" w:sz="1"/>
-              <w:left w:val="single" w:color="CCCCCC" w:sz="1"/>
-              <w:bottom w:val="single" w:color="CCCCCC" w:sz="1"/>
-              <w:right w:val="single" w:color="CCCCCC" w:sz="1"/>
-            </w:tcBorders>
-            <w:shd w:fill="FFFFFF" w:val="clear"/>
+              <w:t xml:space="preserve">GET</w:t>
+            </w:r>
+          </w:p>
+        </w:tc>
+        <w:tc>
+          <w:tcPr>
+            <w:tcW w:type="dxa" w:w="4800"/>
+            <w:tcBorders>
+              <w:top w:val="single" w:color="CCCCCC" w:sz="1"/>
+              <w:left w:val="single" w:color="CCCCCC" w:sz="1"/>
+              <w:bottom w:val="single" w:color="CCCCCC" w:sz="1"/>
+              <w:right w:val="single" w:color="CCCCCC" w:sz="1"/>
+            </w:tcBorders>
+            <w:shd w:fill="D0E4F7" w:val="clear"/>
             <w:tcMar>
               <w:top w:type="dxa" w:w="60"/>
               <w:left w:type="dxa" w:w="120"/>
@@ -6975,133 +6970,7 @@
             <w:r>
               <w:rPr>
                 <w:rFonts w:ascii="Arial" w:cs="Arial" w:eastAsia="Arial" w:hAnsi="Arial"/>
-                <w:sz w:val="20"/>
-                <w:szCs w:val="20"/>
-              </w:rPr>
-              <w:t xml:space="preserve">GET</w:t>
-            </w:r>
-          </w:p>
-        </w:tc>
-        <w:tc>
-          <w:tcPr>
-            <w:tcW w:type="dxa" w:w="4800"/>
-            <w:tcBorders>
-              <w:top w:val="single" w:color="CCCCCC" w:sz="1"/>
-              <w:left w:val="single" w:color="CCCCCC" w:sz="1"/>
-              <w:bottom w:val="single" w:color="CCCCCC" w:sz="1"/>
-              <w:right w:val="single" w:color="CCCCCC" w:sz="1"/>
-            </w:tcBorders>
-            <w:shd w:fill="FFFFFF" w:val="clear"/>
-            <w:tcMar>
-              <w:top w:type="dxa" w:w="60"/>
-              <w:left w:type="dxa" w:w="120"/>
-              <w:bottom w:type="dxa" w:w="60"/>
-              <w:right w:type="dxa" w:w="120"/>
-            </w:tcMar>
-          </w:tcPr>
-          <w:p>
-            <w:pPr>
-              <w:jc w:val="left"/>
-            </w:pPr>
-            <w:r>
-              <w:rPr>
-                <w:rFonts w:ascii="Arial" w:cs="Arial" w:eastAsia="Arial" w:hAnsi="Arial"/>
-                <w:sz w:val="20"/>
-                <w:szCs w:val="20"/>
-              </w:rPr>
-              <w:t xml:space="preserve">Tab 3 歷史票價：呼叫 Gemini Search Grounding，回傳 YOY 及全年趨勢資料</w:t>
-            </w:r>
-          </w:p>
-        </w:tc>
-      </w:tr>
-      <w:tr>
-        <w:tc>
-          <w:tcPr>
-            <w:tcW w:type="dxa" w:w="3120"/>
-            <w:tcBorders>
-              <w:top w:val="single" w:color="CCCCCC" w:sz="1"/>
-              <w:left w:val="single" w:color="CCCCCC" w:sz="1"/>
-              <w:bottom w:val="single" w:color="CCCCCC" w:sz="1"/>
-              <w:right w:val="single" w:color="CCCCCC" w:sz="1"/>
-            </w:tcBorders>
-            <w:shd w:fill="D0E4F7" w:val="clear"/>
-            <w:tcMar>
-              <w:top w:type="dxa" w:w="60"/>
-              <w:left w:type="dxa" w:w="120"/>
-              <w:bottom w:type="dxa" w:w="60"/>
-              <w:right w:type="dxa" w:w="120"/>
-            </w:tcMar>
-          </w:tcPr>
-          <w:p>
-            <w:pPr>
-              <w:jc w:val="left"/>
-            </w:pPr>
-            <w:r>
-              <w:rPr>
-                <w:rFonts w:ascii="Arial" w:cs="Arial" w:eastAsia="Arial" w:hAnsi="Arial"/>
-                <w:sz w:val="20"/>
-                <w:szCs w:val="20"/>
-              </w:rPr>
-              <w:t xml:space="preserve">GET /api/booking-advice</w:t>
-            </w:r>
-          </w:p>
-        </w:tc>
-        <w:tc>
-          <w:tcPr>
-            <w:tcW w:type="dxa" w:w="1440"/>
-            <w:tcBorders>
-              <w:top w:val="single" w:color="CCCCCC" w:sz="1"/>
-              <w:left w:val="single" w:color="CCCCCC" w:sz="1"/>
-              <w:bottom w:val="single" w:color="CCCCCC" w:sz="1"/>
-              <w:right w:val="single" w:color="CCCCCC" w:sz="1"/>
-            </w:tcBorders>
-            <w:shd w:fill="D0E4F7" w:val="clear"/>
-            <w:tcMar>
-              <w:top w:type="dxa" w:w="60"/>
-              <w:left w:type="dxa" w:w="120"/>
-              <w:bottom w:type="dxa" w:w="60"/>
-              <w:right w:type="dxa" w:w="120"/>
-            </w:tcMar>
-          </w:tcPr>
-          <w:p>
-            <w:pPr>
-              <w:jc w:val="left"/>
-            </w:pPr>
-            <w:r>
-              <w:rPr>
-                <w:rFonts w:ascii="Arial" w:cs="Arial" w:eastAsia="Arial" w:hAnsi="Arial"/>
-                <w:sz w:val="20"/>
-                <w:szCs w:val="20"/>
-              </w:rPr>
-              <w:t xml:space="preserve">GET</w:t>
-            </w:r>
-          </w:p>
-        </w:tc>
-        <w:tc>
-          <w:tcPr>
-            <w:tcW w:type="dxa" w:w="4800"/>
-            <w:tcBorders>
-              <w:top w:val="single" w:color="CCCCCC" w:sz="1"/>
-              <w:left w:val="single" w:color="CCCCCC" w:sz="1"/>
-              <w:bottom w:val="single" w:color="CCCCCC" w:sz="1"/>
-              <w:right w:val="single" w:color="CCCCCC" w:sz="1"/>
-            </w:tcBorders>
-            <w:shd w:fill="D0E4F7" w:val="clear"/>
-            <w:tcMar>
-              <w:top w:type="dxa" w:w="60"/>
-              <w:left w:type="dxa" w:w="120"/>
-              <w:bottom w:type="dxa" w:w="60"/>
-              <w:right w:type="dxa" w:w="120"/>
-            </w:tcMar>
-          </w:tcPr>
-          <w:p>
-            <w:pPr>
-              <w:jc w:val="left"/>
-            </w:pPr>
-            <w:r>
-              <w:rPr>
-                <w:rFonts w:ascii="Arial" w:cs="Arial" w:eastAsia="Arial" w:hAnsi="Arial"/>
-                <w:sz w:val="20"/>
+                <w:sz w:val="18"/>
                 <w:szCs w:val="20"/>
               </w:rPr>
               <w:t xml:space="preserve">Tab 3 購票建議：呼叫 Gemini，回傳購票建議 JSON</w:t>
@@ -7127,116 +6996,59 @@
         <w:spacing w:after="120" w:before="320"/>
       </w:pPr>
       <w:r>
-        <w:rPr>
-          <w:rFonts w:ascii="Arial" w:cs="Arial" w:eastAsia="Arial" w:hAnsi="Arial"/>
-          <w:b/>
-          <w:bCs/>
-          <w:color w:val="1A3C6E"/>
-          <w:sz w:val="28"/>
-          <w:szCs w:val="28"/>
-        </w:rPr>
-        <w:t xml:space="preserve">6.2 Amadeus API 關鍵 Endpoints</w:t>
-      </w:r>
-    </w:p>
-    <w:p>
-      <w:pPr>
-        <w:pStyle w:val="ListParagraph"/>
-        <w:numPr>
-          <w:ilvl w:val="0"/>
-          <w:numId w:val="2"/>
-        </w:numPr>
-        <w:spacing w:after="60" w:before="40"/>
-      </w:pPr>
-      <w:r>
-        <w:rPr>
-          <w:rFonts w:ascii="Arial" w:cs="Arial" w:eastAsia="Arial" w:hAnsi="Arial"/>
-          <w:sz w:val="22"/>
-          <w:szCs w:val="22"/>
-        </w:rPr>
-        <w:t xml:space="preserve">Flight Offers Search：GET /v2/shopping/flight-offers → Tab 1 均價 + Tab 2 航班列表</w:t>
-      </w:r>
-    </w:p>
-    <w:p>
-      <w:pPr>
-        <w:pStyle w:val="ListParagraph"/>
-        <w:numPr>
-          <w:ilvl w:val="0"/>
-          <w:numId w:val="2"/>
-        </w:numPr>
-        <w:spacing w:after="60" w:before="40"/>
-      </w:pPr>
-      <w:r>
-        <w:rPr>
-          <w:rFonts w:ascii="Arial" w:cs="Arial" w:eastAsia="Arial" w:hAnsi="Arial"/>
-          <w:sz w:val="22"/>
-          <w:szCs w:val="22"/>
-        </w:rPr>
-        <w:t xml:space="preserve">Flight Price Analysis：GET /v1/analytics/itinerary-price-metrics → Tab 3 歷史趨勢輔助</w:t>
-      </w:r>
-    </w:p>
-    <w:p>
-      <w:pPr>
-        <w:pStyle w:val="ListParagraph"/>
-        <w:numPr>
-          <w:ilvl w:val="0"/>
-          <w:numId w:val="2"/>
-        </w:numPr>
-        <w:spacing w:after="60" w:before="40"/>
-      </w:pPr>
-      <w:r>
-        <w:rPr>
-          <w:rFonts w:ascii="Arial" w:cs="Arial" w:eastAsia="Arial" w:hAnsi="Arial"/>
-          <w:sz w:val="22"/>
-          <w:szCs w:val="22"/>
-        </w:rPr>
-        <w:t xml:space="preserve">Hotel List：GET /v1/reference-data/locations/hotels → 取得目的地飯店列表</w:t>
-      </w:r>
-    </w:p>
-    <w:p>
-      <w:pPr>
-        <w:pStyle w:val="ListParagraph"/>
-        <w:numPr>
-          <w:ilvl w:val="0"/>
-          <w:numId w:val="2"/>
-        </w:numPr>
-        <w:spacing w:after="60" w:before="40"/>
-      </w:pPr>
-      <w:r>
-        <w:rPr>
-          <w:rFonts w:ascii="Arial" w:cs="Arial" w:eastAsia="Arial" w:hAnsi="Arial"/>
-          <w:sz w:val="22"/>
-          <w:szCs w:val="22"/>
-        </w:rPr>
-        <w:t xml:space="preserve">Hotel Offers：GET /v3/shopping/hotel-offers → Tab 1 飯店均價</w:t>
-      </w:r>
-    </w:p>
-    <w:p>
-      <w:pPr>
-        <w:pBdr>
-          <w:left w:val="single" w:color="F0A500" w:sz="12" w:space="4"/>
-        </w:pBdr>
-        <w:shd w:fill="FFF8E1" w:val="clear"/>
-        <w:spacing w:after="80" w:before="80"/>
-        <w:ind w:left="360"/>
-      </w:pPr>
-      <w:r>
-        <w:rPr>
-          <w:rFonts w:ascii="Arial" w:cs="Arial" w:eastAsia="Arial" w:hAnsi="Arial"/>
-          <w:i/>
-          <w:iCs/>
-          <w:color w:val="7A5800"/>
-          <w:sz w:val="20"/>
-          <w:szCs w:val="20"/>
-        </w:rPr>
-        <w:t xml:space="preserve">📌 Amadeus 測試環境（test.api.amadeus.com）每月 2,000 次免費呼叫。初期開發使用測試環境，正式上線前評估是否需升級至生產環境（需申請審核）。</w:t>
-      </w:r>
-    </w:p>
-    <w:p>
-      <w:pPr>
-        <w:spacing w:after="40" w:before="40"/>
-      </w:pPr>
-      <w:r>
-        <w:t xml:space="preserve"/>
+        <w:t>6.2 Flight Provider Adapter 與外部資料來源策略</w:t>
+      </w:r>
+    </w:p>
+    <w:p>
+      <w:r>
+        <w:t>Amadeus Self-Service 已不再作為 v1.1 flight search 主線。原因：新註冊/免費 API key 管道不可依賴，且 self-service portal 有下線風險；Enterprise access 不符合本專案低成本測試目標。</w:t>
+      </w:r>
+    </w:p>
+    <w:p>
+      <w:pPr>
+        <w:pStyle w:val="ListParagraph"/>
+      </w:pPr>
+      <w:r>
+        <w:t>Primary provider：SerpApi Google Flights API。用途：/api/flights 的真實航班搜尋、票價、航空公司、航段、轉機與價格洞察資料。必要環境變數：SERPAPI_API_KEY。</w:t>
+      </w:r>
+    </w:p>
+    <w:p>
+      <w:pPr>
+        <w:pStyle w:val="ListParagraph"/>
+      </w:pPr>
+      <w:r>
+        <w:t>Fallback provider：punitarani/fli。用途：SerpApi quota、timeout、5xx、空結果或 provider response error 時啟用。本機整合方式：FLIGHT_FALLBACK_PROVIDER=fli、FLI_COMMAND=fli。</w:t>
+      </w:r>
+    </w:p>
+    <w:p>
+      <w:pPr>
+        <w:pStyle w:val="ListParagraph"/>
+      </w:pPr>
+      <w:r>
+        <w:t>Final fallback：deterministic sample payload。用途：開發環境、離線環境、provider 全部失敗時維持 UI 可操作；回應必須標示 providerWarning / meta.fallbackUsed。</w:t>
+      </w:r>
+    </w:p>
+    <w:p>
+      <w:pPr>
+        <w:pStyle w:val="ListParagraph"/>
+      </w:pPr>
+      <w:r>
+        <w:t>Deferred candidate：AWeirdDev/fast-flights。暫不實作；若 fli 穩定性不足，再作為第三 live provider 評估。</w:t>
+      </w:r>
+    </w:p>
+    <w:p>
+      <w:r>
+        <w:t>Provider priority：SerpApi Google Flights → fli Google Flights → cached last-known-good → deterministic sample fallback。</w:t>
+      </w:r>
+    </w:p>
+    <w:p>
+      <w:r>
+        <w:t>架構契約：routes/flights.js 不直接依賴單一第三方 API，必須呼叫 services/flights/index.js；所有 provider payload 經 services/flights/normalize.js 映射成 FlightOffer domain model。</w:t>
+      </w:r>
+    </w:p>
+    <w:p>
+      <w:r>
+        <w:t>保留 Amadeus：services/amadeus.js 僅保留 hotel / metrics legacy path 或未來企業帳號可用時的 optional provider，不得再阻塞 /api/flights happy path。</w:t>
       </w:r>
     </w:p>
     <w:p>
@@ -7777,19 +7589,11 @@
             <w:vAlign w:val="center"/>
           </w:tcPr>
           <w:p>
-            <w:pPr>
-              <w:jc w:val="center"/>
-            </w:pPr>
-            <w:r>
-              <w:rPr>
-                <w:rFonts w:ascii="Arial" w:cs="Arial" w:eastAsia="Arial" w:hAnsi="Arial"/>
-                <w:b/>
-                <w:bCs/>
-                <w:color w:val="FFFFFF"/>
-                <w:sz w:val="20"/>
-                <w:szCs w:val="20"/>
-              </w:rPr>
-              <w:t xml:space="preserve">階段</w:t>
+            <w:r>
+              <w:rPr>
+                <w:sz w:val="18"/>
+              </w:rPr>
+              <w:t>階段</w:t>
             </w:r>
           </w:p>
         </w:tc>
@@ -7812,19 +7616,11 @@
             <w:vAlign w:val="center"/>
           </w:tcPr>
           <w:p>
-            <w:pPr>
-              <w:jc w:val="center"/>
-            </w:pPr>
-            <w:r>
-              <w:rPr>
-                <w:rFonts w:ascii="Arial" w:cs="Arial" w:eastAsia="Arial" w:hAnsi="Arial"/>
-                <w:b/>
-                <w:bCs/>
-                <w:color w:val="FFFFFF"/>
-                <w:sz w:val="20"/>
-                <w:szCs w:val="20"/>
-              </w:rPr>
-              <w:t xml:space="preserve">名稱</w:t>
+            <w:r>
+              <w:rPr>
+                <w:sz w:val="18"/>
+              </w:rPr>
+              <w:t>名稱</w:t>
             </w:r>
           </w:p>
         </w:tc>
@@ -7847,19 +7643,11 @@
             <w:vAlign w:val="center"/>
           </w:tcPr>
           <w:p>
-            <w:pPr>
-              <w:jc w:val="center"/>
-            </w:pPr>
-            <w:r>
-              <w:rPr>
-                <w:rFonts w:ascii="Arial" w:cs="Arial" w:eastAsia="Arial" w:hAnsi="Arial"/>
-                <w:b/>
-                <w:bCs/>
-                <w:color w:val="FFFFFF"/>
-                <w:sz w:val="20"/>
-                <w:szCs w:val="20"/>
-              </w:rPr>
-              <w:t xml:space="preserve">主要任務</w:t>
+            <w:r>
+              <w:rPr>
+                <w:sz w:val="18"/>
+              </w:rPr>
+              <w:t>主要任務</w:t>
             </w:r>
           </w:p>
         </w:tc>
@@ -7882,19 +7670,11 @@
             <w:vAlign w:val="center"/>
           </w:tcPr>
           <w:p>
-            <w:pPr>
-              <w:jc w:val="center"/>
-            </w:pPr>
-            <w:r>
-              <w:rPr>
-                <w:rFonts w:ascii="Arial" w:cs="Arial" w:eastAsia="Arial" w:hAnsi="Arial"/>
-                <w:b/>
-                <w:bCs/>
-                <w:color w:val="FFFFFF"/>
-                <w:sz w:val="20"/>
-                <w:szCs w:val="20"/>
-              </w:rPr>
-              <w:t xml:space="preserve">預估工期</w:t>
+            <w:r>
+              <w:rPr>
+                <w:sz w:val="18"/>
+              </w:rPr>
+              <w:t>預估工期</w:t>
             </w:r>
           </w:p>
         </w:tc>
@@ -7918,16 +7698,11 @@
             </w:tcMar>
           </w:tcPr>
           <w:p>
-            <w:pPr>
-              <w:jc w:val="center"/>
-            </w:pPr>
-            <w:r>
-              <w:rPr>
-                <w:rFonts w:ascii="Arial" w:cs="Arial" w:eastAsia="Arial" w:hAnsi="Arial"/>
-                <w:sz w:val="20"/>
-                <w:szCs w:val="20"/>
-              </w:rPr>
-              <w:t xml:space="preserve">P1</w:t>
+            <w:r>
+              <w:rPr>
+                <w:sz w:val="18"/>
+              </w:rPr>
+              <w:t>Wave A</w:t>
             </w:r>
           </w:p>
         </w:tc>
@@ -7949,16 +7724,11 @@
             </w:tcMar>
           </w:tcPr>
           <w:p>
-            <w:pPr>
-              <w:jc w:val="left"/>
-            </w:pPr>
-            <w:r>
-              <w:rPr>
-                <w:rFonts w:ascii="Arial" w:cs="Arial" w:eastAsia="Arial" w:hAnsi="Arial"/>
-                <w:sz w:val="20"/>
-                <w:szCs w:val="20"/>
-              </w:rPr>
-              <w:t xml:space="preserve">基礎架構</w:t>
+            <w:r>
+              <w:rPr>
+                <w:sz w:val="18"/>
+              </w:rPr>
+              <w:t>Flight Provider Live Validation</w:t>
             </w:r>
           </w:p>
         </w:tc>
@@ -7980,16 +7750,11 @@
             </w:tcMar>
           </w:tcPr>
           <w:p>
-            <w:pPr>
-              <w:jc w:val="left"/>
-            </w:pPr>
-            <w:r>
-              <w:rPr>
-                <w:rFonts w:ascii="Arial" w:cs="Arial" w:eastAsia="Arial" w:hAnsi="Arial"/>
-                <w:sz w:val="20"/>
-                <w:szCs w:val="20"/>
-              </w:rPr>
-              <w:t xml:space="preserve">Node.js Express server、API proxy、IATA dropdown、LocalStorage 分頁管理</w:t>
+            <w:r>
+              <w:rPr>
+                <w:sz w:val="18"/>
+              </w:rPr>
+              <w:t>SerpApi key smoke test、raw payload 保存、normalizer 欄位修正</w:t>
             </w:r>
           </w:p>
         </w:tc>
@@ -8011,16 +7776,11 @@
             </w:tcMar>
           </w:tcPr>
           <w:p>
-            <w:pPr>
-              <w:jc w:val="left"/>
-            </w:pPr>
-            <w:r>
-              <w:rPr>
-                <w:rFonts w:ascii="Arial" w:cs="Arial" w:eastAsia="Arial" w:hAnsi="Arial"/>
-                <w:sz w:val="20"/>
-                <w:szCs w:val="20"/>
-              </w:rPr>
-              <w:t xml:space="preserve">3–5 天</w:t>
+            <w:r>
+              <w:rPr>
+                <w:sz w:val="18"/>
+              </w:rPr>
+              <w:t>0.5-1 天</w:t>
             </w:r>
           </w:p>
         </w:tc>
@@ -8044,16 +7804,11 @@
             </w:tcMar>
           </w:tcPr>
           <w:p>
-            <w:pPr>
-              <w:jc w:val="center"/>
-            </w:pPr>
-            <w:r>
-              <w:rPr>
-                <w:rFonts w:ascii="Arial" w:cs="Arial" w:eastAsia="Arial" w:hAnsi="Arial"/>
-                <w:sz w:val="20"/>
-                <w:szCs w:val="20"/>
-              </w:rPr>
-              <w:t xml:space="preserve">P2</w:t>
+            <w:r>
+              <w:rPr>
+                <w:sz w:val="18"/>
+              </w:rPr>
+              <w:t>Wave B</w:t>
             </w:r>
           </w:p>
         </w:tc>
@@ -8075,16 +7830,11 @@
             </w:tcMar>
           </w:tcPr>
           <w:p>
-            <w:pPr>
-              <w:jc w:val="left"/>
-            </w:pPr>
-            <w:r>
-              <w:rPr>
-                <w:rFonts w:ascii="Arial" w:cs="Arial" w:eastAsia="Arial" w:hAnsi="Arial"/>
-                <w:sz w:val="20"/>
-                <w:szCs w:val="20"/>
-              </w:rPr>
-              <w:t xml:space="preserve">Tab 1 Dashboard</w:t>
+            <w:r>
+              <w:rPr>
+                <w:sz w:val="18"/>
+              </w:rPr>
+              <w:t>fli Fallback Enablement</w:t>
             </w:r>
           </w:p>
         </w:tc>
@@ -8106,16 +7856,11 @@
             </w:tcMar>
           </w:tcPr>
           <w:p>
-            <w:pPr>
-              <w:jc w:val="left"/>
-            </w:pPr>
-            <w:r>
-              <w:rPr>
-                <w:rFonts w:ascii="Arial" w:cs="Arial" w:eastAsia="Arial" w:hAnsi="Arial"/>
-                <w:sz w:val="20"/>
-                <w:szCs w:val="20"/>
-              </w:rPr>
-              <w:t xml:space="preserve">Amadeus 機票/飯店均價、OpenWeatherMap 天氣、四格 Metric Cards、趨勢圖</w:t>
+            <w:r>
+              <w:rPr>
+                <w:sz w:val="18"/>
+              </w:rPr>
+              <w:t>安裝 fli、驗證 FLI_COMMAND、模擬 SerpApi failure 與 fallback chain</w:t>
             </w:r>
           </w:p>
         </w:tc>
@@ -8137,16 +7882,11 @@
             </w:tcMar>
           </w:tcPr>
           <w:p>
-            <w:pPr>
-              <w:jc w:val="left"/>
-            </w:pPr>
-            <w:r>
-              <w:rPr>
-                <w:rFonts w:ascii="Arial" w:cs="Arial" w:eastAsia="Arial" w:hAnsi="Arial"/>
-                <w:sz w:val="20"/>
-                <w:szCs w:val="20"/>
-              </w:rPr>
-              <w:t xml:space="preserve">3–5 天</w:t>
+            <w:r>
+              <w:rPr>
+                <w:sz w:val="18"/>
+              </w:rPr>
+              <w:t>0.5-1 天</w:t>
             </w:r>
           </w:p>
         </w:tc>
@@ -8170,16 +7910,11 @@
             </w:tcMar>
           </w:tcPr>
           <w:p>
-            <w:pPr>
-              <w:jc w:val="center"/>
-            </w:pPr>
-            <w:r>
-              <w:rPr>
-                <w:rFonts w:ascii="Arial" w:cs="Arial" w:eastAsia="Arial" w:hAnsi="Arial"/>
-                <w:sz w:val="20"/>
-                <w:szCs w:val="20"/>
-              </w:rPr>
-              <w:t xml:space="preserve">P3</w:t>
+            <w:r>
+              <w:rPr>
+                <w:sz w:val="18"/>
+              </w:rPr>
+              <w:t>Wave C</w:t>
             </w:r>
           </w:p>
         </w:tc>
@@ -8201,16 +7936,11 @@
             </w:tcMar>
           </w:tcPr>
           <w:p>
-            <w:pPr>
-              <w:jc w:val="left"/>
-            </w:pPr>
-            <w:r>
-              <w:rPr>
-                <w:rFonts w:ascii="Arial" w:cs="Arial" w:eastAsia="Arial" w:hAnsi="Arial"/>
-                <w:sz w:val="20"/>
-                <w:szCs w:val="20"/>
-              </w:rPr>
-              <w:t xml:space="preserve">Tab 1 進階 + 熱力圖</w:t>
+            <w:r>
+              <w:rPr>
+                <w:sz w:val="18"/>
+              </w:rPr>
+              <w:t>Provider Cache &amp; Metadata</w:t>
             </w:r>
           </w:p>
         </w:tc>
@@ -8232,16 +7962,11 @@
             </w:tcMar>
           </w:tcPr>
           <w:p>
-            <w:pPr>
-              <w:jc w:val="left"/>
-            </w:pPr>
-            <w:r>
-              <w:rPr>
-                <w:rFonts w:ascii="Arial" w:cs="Arial" w:eastAsia="Arial" w:hAnsi="Arial"/>
-                <w:sz w:val="20"/>
-                <w:szCs w:val="20"/>
-              </w:rPr>
-              <w:t xml:space="preserve">日曆熱力圖（去程/回程切換）、好玩指數 slider + Gemini 計算、追蹤分頁完整功能</w:t>
+            <w:r>
+              <w:rPr>
+                <w:sz w:val="18"/>
+              </w:rPr>
+              <w:t>last-known-good cache、provider attempts metadata、fallback/source UI contract</w:t>
             </w:r>
           </w:p>
         </w:tc>
@@ -8263,16 +7988,11 @@
             </w:tcMar>
           </w:tcPr>
           <w:p>
-            <w:pPr>
-              <w:jc w:val="left"/>
-            </w:pPr>
-            <w:r>
-              <w:rPr>
-                <w:rFonts w:ascii="Arial" w:cs="Arial" w:eastAsia="Arial" w:hAnsi="Arial"/>
-                <w:sz w:val="20"/>
-                <w:szCs w:val="20"/>
-              </w:rPr>
-              <w:t xml:space="preserve">3–4 天</w:t>
+            <w:r>
+              <w:rPr>
+                <w:sz w:val="18"/>
+              </w:rPr>
+              <w:t>1-2 天</w:t>
             </w:r>
           </w:p>
         </w:tc>
@@ -8296,16 +8016,11 @@
             </w:tcMar>
           </w:tcPr>
           <w:p>
-            <w:pPr>
-              <w:jc w:val="center"/>
-            </w:pPr>
-            <w:r>
-              <w:rPr>
-                <w:rFonts w:ascii="Arial" w:cs="Arial" w:eastAsia="Arial" w:hAnsi="Arial"/>
-                <w:sz w:val="20"/>
-                <w:szCs w:val="20"/>
-              </w:rPr>
-              <w:t xml:space="preserve">P4</w:t>
+            <w:r>
+              <w:rPr>
+                <w:sz w:val="18"/>
+              </w:rPr>
+              <w:t>Wave D</w:t>
             </w:r>
           </w:p>
         </w:tc>
@@ -8327,16 +8042,11 @@
             </w:tcMar>
           </w:tcPr>
           <w:p>
-            <w:pPr>
-              <w:jc w:val="left"/>
-            </w:pPr>
-            <w:r>
-              <w:rPr>
-                <w:rFonts w:ascii="Arial" w:cs="Arial" w:eastAsia="Arial" w:hAnsi="Arial"/>
-                <w:sz w:val="20"/>
-                <w:szCs w:val="20"/>
-              </w:rPr>
-              <w:t xml:space="preserve">Tab 2 航班搜尋</w:t>
+            <w:r>
+              <w:rPr>
+                <w:sz w:val="18"/>
+              </w:rPr>
+              <w:t>Dashboard / Trend Alignment</w:t>
             </w:r>
           </w:p>
         </w:tc>
@@ -8358,16 +8068,11 @@
             </w:tcMar>
           </w:tcPr>
           <w:p>
-            <w:pPr>
-              <w:jc w:val="left"/>
-            </w:pPr>
-            <w:r>
-              <w:rPr>
-                <w:rFonts w:ascii="Arial" w:cs="Arial" w:eastAsia="Arial" w:hAnsi="Arial"/>
-                <w:sz w:val="20"/>
-                <w:szCs w:val="20"/>
-              </w:rPr>
-              <w:t xml:space="preserve">Amadeus Flight Offers 完整整合、欄位渲染、排序篩選、展開詳情</w:t>
+            <w:r>
+              <w:rPr>
+                <w:sz w:val="18"/>
+              </w:rPr>
+              <w:t>dashboard flight metric、flight-trend、heatmap 與 provider snapshot/cache 對齊</w:t>
             </w:r>
           </w:p>
         </w:tc>
@@ -8389,16 +8094,11 @@
             </w:tcMar>
           </w:tcPr>
           <w:p>
-            <w:pPr>
-              <w:jc w:val="left"/>
-            </w:pPr>
-            <w:r>
-              <w:rPr>
-                <w:rFonts w:ascii="Arial" w:cs="Arial" w:eastAsia="Arial" w:hAnsi="Arial"/>
-                <w:sz w:val="20"/>
-                <w:szCs w:val="20"/>
-              </w:rPr>
-              <w:t xml:space="preserve">4–5 天</w:t>
+            <w:r>
+              <w:rPr>
+                <w:sz w:val="18"/>
+              </w:rPr>
+              <w:t>1-2 天</w:t>
             </w:r>
           </w:p>
         </w:tc>
@@ -8422,16 +8122,11 @@
             </w:tcMar>
           </w:tcPr>
           <w:p>
-            <w:pPr>
-              <w:jc w:val="center"/>
-            </w:pPr>
-            <w:r>
-              <w:rPr>
-                <w:rFonts w:ascii="Arial" w:cs="Arial" w:eastAsia="Arial" w:hAnsi="Arial"/>
-                <w:sz w:val="20"/>
-                <w:szCs w:val="20"/>
-              </w:rPr>
-              <w:t xml:space="preserve">P5</w:t>
+            <w:r>
+              <w:rPr>
+                <w:sz w:val="18"/>
+              </w:rPr>
+              <w:t>Wave E</w:t>
             </w:r>
           </w:p>
         </w:tc>
@@ -8453,16 +8148,11 @@
             </w:tcMar>
           </w:tcPr>
           <w:p>
-            <w:pPr>
-              <w:jc w:val="left"/>
-            </w:pPr>
-            <w:r>
-              <w:rPr>
-                <w:rFonts w:ascii="Arial" w:cs="Arial" w:eastAsia="Arial" w:hAnsi="Arial"/>
-                <w:sz w:val="20"/>
-                <w:szCs w:val="20"/>
-              </w:rPr>
-              <w:t xml:space="preserve">Tab 3 歷史分析</w:t>
+            <w:r>
+              <w:rPr>
+                <w:sz w:val="18"/>
+              </w:rPr>
+              <w:t>Frontend UX Completion</w:t>
             </w:r>
           </w:p>
         </w:tc>
@@ -8484,16 +8174,11 @@
             </w:tcMar>
           </w:tcPr>
           <w:p>
-            <w:pPr>
-              <w:jc w:val="left"/>
-            </w:pPr>
-            <w:r>
-              <w:rPr>
-                <w:rFonts w:ascii="Arial" w:cs="Arial" w:eastAsia="Arial" w:hAnsi="Arial"/>
-                <w:sz w:val="20"/>
-                <w:szCs w:val="20"/>
-              </w:rPr>
-              <w:t xml:space="preserve">Gemini Search Grounding 歷史票價、YOY 圖、全年趨勢圖、購票建議模組</w:t>
+            <w:r>
+              <w:rPr>
+                <w:sz w:val="18"/>
+              </w:rPr>
+              <w:t>Flight Search compare/filter/empty/retry、source badges、panel states</w:t>
             </w:r>
           </w:p>
         </w:tc>
@@ -8515,16 +8200,65 @@
             </w:tcMar>
           </w:tcPr>
           <w:p>
-            <w:pPr>
-              <w:jc w:val="left"/>
-            </w:pPr>
-            <w:r>
-              <w:rPr>
-                <w:rFonts w:ascii="Arial" w:cs="Arial" w:eastAsia="Arial" w:hAnsi="Arial"/>
-                <w:sz w:val="20"/>
-                <w:szCs w:val="20"/>
-              </w:rPr>
-              <w:t xml:space="preserve">4–6 天</w:t>
+            <w:r>
+              <w:rPr>
+                <w:sz w:val="18"/>
+              </w:rPr>
+              <w:t>2-3 天</w:t>
+            </w:r>
+          </w:p>
+        </w:tc>
+      </w:tr>
+      <w:tr>
+        <w:tc>
+          <w:tcPr>
+            <w:tcW w:type="dxa" w:w="1200"/>
+          </w:tcPr>
+          <w:p>
+            <w:r>
+              <w:rPr>
+                <w:sz w:val="18"/>
+              </w:rPr>
+              <w:t>Wave F</w:t>
+            </w:r>
+          </w:p>
+        </w:tc>
+        <w:tc>
+          <w:tcPr>
+            <w:tcW w:type="dxa" w:w="2160"/>
+          </w:tcPr>
+          <w:p>
+            <w:r>
+              <w:rPr>
+                <w:sz w:val="18"/>
+              </w:rPr>
+              <w:t>Hardening &amp; Release Smoke</w:t>
+            </w:r>
+          </w:p>
+        </w:tc>
+        <w:tc>
+          <w:tcPr>
+            <w:tcW w:type="dxa" w:w="4200"/>
+          </w:tcPr>
+          <w:p>
+            <w:r>
+              <w:rPr>
+                <w:sz w:val="18"/>
+              </w:rPr>
+              <w:t>API failure matrix、三分頁 browser smoke、v1.1 驗收紀錄</w:t>
+            </w:r>
+          </w:p>
+        </w:tc>
+        <w:tc>
+          <w:tcPr>
+            <w:tcW w:type="dxa" w:w="1800"/>
+          </w:tcPr>
+          <w:p>
+            <w:r>
+              <w:rPr>
+                <w:sz w:val="18"/>
+              </w:rPr>
+              <w:t>1-2 天</w:t>
             </w:r>
           </w:p>
         </w:tc>
@@ -8666,7 +8400,7 @@
     </w:p>
     <w:p>
       <w:r>
-        <w:t>依目前程式碼與本機可執行結果檢視，專案已完成可互動的前後端骨架，但資料層仍大量依賴 mock、隨機值與硬編碼 fallback；因此現階段較適合定位為可操作原型，而非可直接支撐旅遊決策的穩定情報產品。以下建議將目前實作與產品定義重新對齊。</w:t>
+        <w:t>依目前程式碼與 API 可用性檢視，專案已完成可互動的前後端骨架，且 Flight Search 已從 Amadeus-first 改為 SerpApi primary + fli fallback 的 provider adapter。接下來 v1.1 的重點不再是建立骨架，而是完成真實 API 驗證、provider response normalization、快取與前端資料來源標示，讓原型升級為可測真實資料的穩定情報產品。</w:t>
       </w:r>
     </w:p>
     <w:p>
@@ -8770,12 +8504,12 @@
     </w:p>
     <w:p>
       <w:r>
-        <w:t>• 把後端拆成 route layer、service client layer、normalizer layer。每個外部來源都應有自己的 client 與 response mapper，避免 route 直接混雜第三方欄位、mock 邏輯與產品欄位組裝。</w:t>
-      </w:r>
-    </w:p>
-    <w:p>
-      <w:r>
-        <w:t>• 建立 deterministic mock adapter 與 feature flag。開發模式可以使用 mock，但 mock 必須固定、可重現、可標示來源，不能混在正式 handler 中以隨機值回傳。</w:t>
+        <w:t>• 後端已開始拆成 route layer、provider orchestration layer、provider client layer、normalizer layer；下一步需把 dashboard / trend / history 也接到同樣 source metadata 與 cache policy。</w:t>
+      </w:r>
+    </w:p>
+    <w:p>
+      <w:r>
+        <w:t>• 建立 deterministic sample adapter 與 last-known-good cache。開發模式可以使用 sample，但 sample 必須固定、可重現、可標示來源，不能混在正式 handler 中以隨機值回傳。</w:t>
       </w:r>
     </w:p>
     <w:p>
@@ -8785,12 +8519,12 @@
     </w:p>
     <w:p>
       <w:r>
-        <w:t>• 在 server 啟動時加入 .env schema 驗證與 boot-time 檢查，缺少 API key、目的地映射資料或必要設定時直接告警，而不是執行後才在 route 內 fallback。</w:t>
-      </w:r>
-    </w:p>
-    <w:p>
-      <w:r>
-        <w:t>• 加入多層快取：Amadeus token cache 之外，再補 dashboard、price-history、heatmap 的短 TTL 快取，降低免費 API 配額壓力與前端重整抖動。</w:t>
+        <w:t>• 在 server 啟動時加入 .env schema 驗證與 boot-time 檢查；SERPAPI_API_KEY 已填寫，接下來需檢查 FLI_COMMAND 是否可執行、OpenWeatherMap/Gemini 是否可用，以及缺失時的降級策略。</w:t>
+      </w:r>
+    </w:p>
+    <w:p>
+      <w:r>
+        <w:t>• 加入多層快取：SerpApi/fli flight search cache、dashboard snapshot cache、price-history/heatmap snapshot cache，降低免費 API 配額壓力與前端重整抖動。</w:t>
       </w:r>
     </w:p>
     <w:p>
@@ -8818,17 +8552,17 @@
     </w:p>
     <w:p>
       <w:r>
-        <w:t>• P0：移除隨機資料回應、修正 DOM 與 PRD 契約不一致項、建立 destination normalization 與環境設定檢查。</w:t>
-      </w:r>
-    </w:p>
-    <w:p>
-      <w:r>
-        <w:t>• P1：統一設計系統與內容狀態樣式、補上資料來源/新鮮度標示、完成 tracking 與 compare 的完整使用流程。</w:t>
-      </w:r>
-    </w:p>
-    <w:p>
-      <w:r>
-        <w:t>• P2：雙語 i18n 正式化、背景自動重查排程、報表匯出與通知能力。</w:t>
+        <w:t>• P0：真實 SerpApi smoke test、fli 安裝與 fallback smoke test、provider normalization 驗收、環境設定檢查。</w:t>
+      </w:r>
+    </w:p>
+    <w:p>
+      <w:r>
+        <w:t>• P1：last-known-good cache、source metadata UI、destination normalization、Flight Search compare/filter 完整流程。</w:t>
+      </w:r>
+    </w:p>
+    <w:p>
+      <w:r>
+        <w:t>• P2：price trend / heatmap 真實資料策略、背景重查排程、i18n 正式化或下線、報表匯出與通知能力。</w:t>
       </w:r>
     </w:p>
     <w:p>
@@ -8882,27 +8616,55 @@
         <w:pStyle w:val="Heading2"/>
       </w:pPr>
       <w:r>
-        <w:t>8.3.2 實作 Phase 總覽</w:t>
-      </w:r>
-    </w:p>
-    <w:p>
-      <w:r>
-        <w:t>• Phase 0：穩定化與契約收斂 — 修掉資料隨機性、共享狀態不一致、DOM/PRD 契約偏移。</w:t>
-      </w:r>
-    </w:p>
-    <w:p>
-      <w:r>
-        <w:t>• Phase 1：資料層與後端結構化 — 將 route/service/mock/fallback 正規化，補齊 source metadata、destination normalization、cache。</w:t>
-      </w:r>
-    </w:p>
-    <w:p>
-      <w:r>
-        <w:t>• Phase 2：前端互動與 UI 完整化 — 補齊 tracking、compare、error/empty/loading、badge/banner 一致性。</w:t>
-      </w:r>
-    </w:p>
-    <w:p>
-      <w:r>
-        <w:t>• Phase 3：增量能力 — i18n 正式化、自動重查、匯出與通知預留。</w:t>
+        <w:t>8.3.2 v1.1 Wave 總覽（SerpApi 已填 key 後）</w:t>
+      </w:r>
+    </w:p>
+    <w:p>
+      <w:pPr>
+        <w:pStyle w:val="ListParagraph"/>
+      </w:pPr>
+      <w:r>
+        <w:t>• Wave A：Flight Provider Live Validation — 驗證 SerpApi key、查詢 TPE/NRT 等代表路線、保存 provider payload sample、確認 normalized FlightOffer 欄位。</w:t>
+      </w:r>
+    </w:p>
+    <w:p>
+      <w:pPr>
+        <w:pStyle w:val="ListParagraph"/>
+      </w:pPr>
+      <w:r>
+        <w:t>• Wave B：fli Fallback Enablement — 安裝/配置 punitarani/fli，驗證 FLI_COMMAND 可執行，模擬 SerpApi failure 並確認 fallback route 不 500。</w:t>
+      </w:r>
+    </w:p>
+    <w:p>
+      <w:pPr>
+        <w:pStyle w:val="ListParagraph"/>
+      </w:pPr>
+      <w:r>
+        <w:t>• Wave C：Provider Cache &amp; Metadata — 加入 last-known-good cache、provider attempts metadata、fallback warning，並讓前端顯示資料來源與更新時間。</w:t>
+      </w:r>
+    </w:p>
+    <w:p>
+      <w:pPr>
+        <w:pStyle w:val="ListParagraph"/>
+      </w:pPr>
+      <w:r>
+        <w:t>• Wave D：Dashboard / Trend Data Alignment — 讓 Dashboard 機票均價、flight-trend、heatmap 從 provider snapshot 或 deterministic cache 取得一致資料。</w:t>
+      </w:r>
+    </w:p>
+    <w:p>
+      <w:pPr>
+        <w:pStyle w:val="ListParagraph"/>
+      </w:pPr>
+      <w:r>
+        <w:t>• Wave E：Frontend UX Completion — 完成 Flight Search compare/filter/empty/retry state，並統一 loading/error/source badge。</w:t>
+      </w:r>
+    </w:p>
+    <w:p>
+      <w:pPr>
+        <w:pStyle w:val="ListParagraph"/>
+      </w:pPr>
+      <w:r>
+        <w:t>• Wave F：Hardening &amp; Release Smoke — 跑三個 tab happy path、失敗路徑、無 key/無 fli/限額錯誤情境，完成 v1.1 驗收紀錄。</w:t>
       </w:r>
     </w:p>
     <w:p>
@@ -8910,7 +8672,7 @@
         <w:pStyle w:val="Heading2"/>
       </w:pPr>
       <w:r>
-        <w:t>8.3.3 Phase 0：穩定化與契約收斂</w:t>
+        <w:t>8.3.3 Wave A：Flight Provider Live Validation</w:t>
       </w:r>
     </w:p>
     <w:p>
@@ -8918,27 +8680,39 @@
         <w:pStyle w:val="Heading3"/>
       </w:pPr>
       <w:r>
-        <w:t>Agent-P0-A｜DOM 與版面契約收斂</w:t>
-      </w:r>
-    </w:p>
-    <w:p>
-      <w:r>
-        <w:t>• Owner files：public/index.html</w:t>
-      </w:r>
-    </w:p>
-    <w:p>
-      <w:r>
-        <w:t>• 目標：移除與 PRD 不一致的 advice banner / 額外 header 控制項位置問題，確保 tab 區塊、主要容器 ID、banner 位置與 PRD 一致。</w:t>
-      </w:r>
-    </w:p>
-    <w:p>
-      <w:r>
-        <w:t>• 輸出：乾淨的 HTML 結構、移除不必要 inline style、保留必要 script/link 載入順序。</w:t>
-      </w:r>
-    </w:p>
-    <w:p>
-      <w:r>
-        <w:t>• DoD：以靜態檢查可確認 #tab-dashboard、#tab-flights、#tab-price-history、#advice-banner、#toast-container 均存在且位置符合 PRD。</w:t>
+        <w:t>Agent-WA-1｜SerpApi smoke test runner</w:t>
+      </w:r>
+    </w:p>
+    <w:p>
+      <w:pPr>
+        <w:pStyle w:val="ListParagraph"/>
+      </w:pPr>
+      <w:r>
+        <w:t>• Owner files：services/flights/serpapi.js, services/flights/normalize.js, docs/api-provider-strategy.md</w:t>
+      </w:r>
+    </w:p>
+    <w:p>
+      <w:pPr>
+        <w:pStyle w:val="ListParagraph"/>
+      </w:pPr>
+      <w:r>
+        <w:t>• 目標：使用已填寫的 SERPAPI_API_KEY 測試 one-way 航班搜尋，至少覆蓋 TPE-NRT 與一條歐美長程路線。</w:t>
+      </w:r>
+    </w:p>
+    <w:p>
+      <w:pPr>
+        <w:pStyle w:val="ListParagraph"/>
+      </w:pPr>
+      <w:r>
+        <w:t>• 輸出：記錄 raw provider 欄位、normalized 欄位、缺漏欄位與需補 mapping 的欄位。</w:t>
+      </w:r>
+    </w:p>
+    <w:p>
+      <w:pPr>
+        <w:pStyle w:val="ListParagraph"/>
+      </w:pPr>
+      <w:r>
+        <w:t>• DoD：/api/flights 在 SerpApi 可用時回傳 meta.provider=serpapi_google_flights，且至少 1 筆航班 price/departure/arrival/airline/stops 可用。</w:t>
       </w:r>
     </w:p>
     <w:p>
@@ -8946,27 +8720,39 @@
         <w:pStyle w:val="Heading3"/>
       </w:pPr>
       <w:r>
-        <w:t>Agent-P0-B｜共享狀態與 tab refresh 收斂</w:t>
-      </w:r>
-    </w:p>
-    <w:p>
-      <w:r>
-        <w:t>• Owner files：public/js/app.js</w:t>
-      </w:r>
-    </w:p>
-    <w:p>
-      <w:r>
-        <w:t>• 目標：定義單一 currentDestination / dateRange 同步規則，修正切 tab 時 refresh 觸發邏輯，避免 dashboard/charts/priceHistory 各自持有不同查詢值。</w:t>
-      </w:r>
-    </w:p>
-    <w:p>
-      <w:r>
-        <w:t>• 輸出：明確的 state getter/setter、訂閱機制、預設 tab 啟動順序。</w:t>
-      </w:r>
-    </w:p>
-    <w:p>
-      <w:r>
-        <w:t>• DoD：切換 tab 不會產生不同目的地來源；主題切換與 tab refresh 行為互不污染。</w:t>
+        <w:t>Agent-WA-2｜Normalizer contract refinement</w:t>
+      </w:r>
+    </w:p>
+    <w:p>
+      <w:pPr>
+        <w:pStyle w:val="ListParagraph"/>
+      </w:pPr>
+      <w:r>
+        <w:t>• Owner files：services/flights/normalize.js</w:t>
+      </w:r>
+    </w:p>
+    <w:p>
+      <w:pPr>
+        <w:pStyle w:val="ListParagraph"/>
+      </w:pPr>
+      <w:r>
+        <w:t>• 目標：根據 SerpApi 真實 payload 修正欄位映射，避免 airlineCode、flightNumber、duration、stopCities、currency 失真。</w:t>
+      </w:r>
+    </w:p>
+    <w:p>
+      <w:pPr>
+        <w:pStyle w:val="ListParagraph"/>
+      </w:pPr>
+      <w:r>
+        <w:t>• DoD：SerpApi payload 與 deterministic sample payload 都能輸出同一 FlightOffer contract。</w:t>
+      </w:r>
+    </w:p>
+    <w:p>
+      <w:pPr>
+        <w:pStyle w:val="Heading2"/>
+      </w:pPr>
+      <w:r>
+        <w:t>8.3.4 Wave B：fli Fallback Enablement</w:t>
       </w:r>
     </w:p>
     <w:p>
@@ -8974,27 +8760,63 @@
         <w:pStyle w:val="Heading3"/>
       </w:pPr>
       <w:r>
-        <w:t>Agent-P0-C｜固定資料樣本與隨機回應移除</w:t>
-      </w:r>
-    </w:p>
-    <w:p>
-      <w:r>
-        <w:t>• Owner files：routes/priceHistory.js, routes/heatmap.js, routes/bookingAdvice.js</w:t>
-      </w:r>
-    </w:p>
-    <w:p>
-      <w:r>
-        <w:t>• 目標：移除 Math.random 與隨機 mock，改成固定 fixture 或 deterministic sample generator。</w:t>
-      </w:r>
-    </w:p>
-    <w:p>
-      <w:r>
-        <w:t>• 輸出：相同 query 參數每次回傳相同結果；回應內可標示 sample/mock 來源。</w:t>
-      </w:r>
-    </w:p>
-    <w:p>
-      <w:r>
-        <w:t>• DoD：同條件重複呼叫 /api/price-history、/api/flight-trend、/api/heatmap、/api/booking-advice 時資料完全一致。</w:t>
+        <w:t>Agent-WB-1｜fli local installation and command probe</w:t>
+      </w:r>
+    </w:p>
+    <w:p>
+      <w:pPr>
+        <w:pStyle w:val="ListParagraph"/>
+      </w:pPr>
+      <w:r>
+        <w:t>• Owner files：.env.example, docs/api-provider-strategy.md（必要時更新）</w:t>
+      </w:r>
+    </w:p>
+    <w:p>
+      <w:pPr>
+        <w:pStyle w:val="ListParagraph"/>
+      </w:pPr>
+      <w:r>
+        <w:t>• 目標：確認 pipx/pip 安裝方式，讓 FLI_COMMAND=fli 可在本機執行。</w:t>
+      </w:r>
+    </w:p>
+    <w:p>
+      <w:pPr>
+        <w:pStyle w:val="ListParagraph"/>
+      </w:pPr>
+      <w:r>
+        <w:t>• DoD：命令列可執行 fli flights TPE NRT &lt;future-date&gt; --format json，且 Node child_process 可讀取 stdout。</w:t>
+      </w:r>
+    </w:p>
+    <w:p>
+      <w:pPr>
+        <w:pStyle w:val="Heading3"/>
+      </w:pPr>
+      <w:r>
+        <w:t>Agent-WB-2｜fallback failure simulation</w:t>
+      </w:r>
+    </w:p>
+    <w:p>
+      <w:pPr>
+        <w:pStyle w:val="ListParagraph"/>
+      </w:pPr>
+      <w:r>
+        <w:t>• Owner files：services/flights/index.js, services/flights/fli.js</w:t>
+      </w:r>
+    </w:p>
+    <w:p>
+      <w:pPr>
+        <w:pStyle w:val="ListParagraph"/>
+      </w:pPr>
+      <w:r>
+        <w:t>• 目標：模擬 SerpApi 429、timeout、fetch failed、empty payload，確認 fli fallback 與 sample fallback 的切換條件。</w:t>
+      </w:r>
+    </w:p>
+    <w:p>
+      <w:pPr>
+        <w:pStyle w:val="ListParagraph"/>
+      </w:pPr>
+      <w:r>
+        <w:t>• DoD：每種失敗都會留下 meta.attempts，不會讓 /api/flights 直接 500。</w:t>
       </w:r>
     </w:p>
     <w:p>
@@ -9002,7 +8824,7 @@
         <w:pStyle w:val="Heading2"/>
       </w:pPr>
       <w:r>
-        <w:t>8.3.4 Phase 1：資料層與後端結構化</w:t>
+        <w:t>8.3.5 Wave C：Provider Cache &amp; Metadata</w:t>
       </w:r>
     </w:p>
     <w:p>
@@ -9010,27 +8832,31 @@
         <w:pStyle w:val="Heading3"/>
       </w:pPr>
       <w:r>
-        <w:t>Agent-P1-A｜Amadeus service 正規化</w:t>
-      </w:r>
-    </w:p>
-    <w:p>
-      <w:r>
-        <w:t>• Owner files：services/amadeus.js</w:t>
-      </w:r>
-    </w:p>
-    <w:p>
-      <w:r>
-        <w:t>• 目標：把 token 取得、API 呼叫、normalizer、fallback 分段整理；補齊欄位映射與錯誤結構。</w:t>
-      </w:r>
-    </w:p>
-    <w:p>
-      <w:r>
-        <w:t>• 輸出：searchFlights/searchHotels/getPriceMetrics 穩定回傳產品定義欄位。</w:t>
-      </w:r>
-    </w:p>
-    <w:p>
-      <w:r>
-        <w:t>• DoD：service 檔內不直接混雜 route 專屬邏輯，fallback path 也維持正式欄位格式。</w:t>
+        <w:t>Agent-WC-1｜last-known-good cache</w:t>
+      </w:r>
+    </w:p>
+    <w:p>
+      <w:pPr>
+        <w:pStyle w:val="ListParagraph"/>
+      </w:pPr>
+      <w:r>
+        <w:t>• Owner files：services/flights/cache.js, services/flights/index.js</w:t>
+      </w:r>
+    </w:p>
+    <w:p>
+      <w:pPr>
+        <w:pStyle w:val="ListParagraph"/>
+      </w:pPr>
+      <w:r>
+        <w:t>• 目標：新增短 TTL cache 與 last-known-good fallback，避免免費額度被重整耗盡。</w:t>
+      </w:r>
+    </w:p>
+    <w:p>
+      <w:pPr>
+        <w:pStyle w:val="ListParagraph"/>
+      </w:pPr>
+      <w:r>
+        <w:t>• DoD：同查詢短時間重複請求可命中 cache；live provider 失敗時可回上一筆成功資料並標示 stale。</w:t>
       </w:r>
     </w:p>
     <w:p>
@@ -9038,27 +8864,39 @@
         <w:pStyle w:val="Heading3"/>
       </w:pPr>
       <w:r>
-        <w:t>Agent-P1-B｜Weather 與 destination normalization</w:t>
-      </w:r>
-    </w:p>
-    <w:p>
-      <w:r>
-        <w:t>• Owner files：services/weather.js</w:t>
-      </w:r>
-    </w:p>
-    <w:p>
-      <w:r>
-        <w:t>• 目標：處理 IATA -&gt; 城市名稱或查詢 token 的正規化，避免直接拿 NRT/HND 當城市查詢。</w:t>
-      </w:r>
-    </w:p>
-    <w:p>
-      <w:r>
-        <w:t>• 輸出：getCurrentWeather/getWeatherForecast 接受標準化 destination context。</w:t>
-      </w:r>
-    </w:p>
-    <w:p>
-      <w:r>
-        <w:t>• DoD：weather service 對代碼目的地有明確轉換或 fallback 規則，錯誤時回傳一致格式。</w:t>
+        <w:t>Agent-WC-2｜source metadata frontend contract</w:t>
+      </w:r>
+    </w:p>
+    <w:p>
+      <w:pPr>
+        <w:pStyle w:val="ListParagraph"/>
+      </w:pPr>
+      <w:r>
+        <w:t>• Owner files：public/js/flightSearch.js, public/styles/components.css</w:t>
+      </w:r>
+    </w:p>
+    <w:p>
+      <w:pPr>
+        <w:pStyle w:val="ListParagraph"/>
+      </w:pPr>
+      <w:r>
+        <w:t>• 目標：在 Flight Search 顯示 provider、generatedAt、fallbackUsed、stale/cache 狀態。</w:t>
+      </w:r>
+    </w:p>
+    <w:p>
+      <w:pPr>
+        <w:pStyle w:val="ListParagraph"/>
+      </w:pPr>
+      <w:r>
+        <w:t>• DoD：使用者能分辨 live、fli fallback、cached、sample 四種來源。</w:t>
+      </w:r>
+    </w:p>
+    <w:p>
+      <w:pPr>
+        <w:pStyle w:val="Heading2"/>
+      </w:pPr>
+      <w:r>
+        <w:t>8.3.6 Wave D：Dashboard / Trend Data Alignment</w:t>
       </w:r>
     </w:p>
     <w:p>
@@ -9066,27 +8904,31 @@
         <w:pStyle w:val="Heading3"/>
       </w:pPr>
       <w:r>
-        <w:t>Agent-P1-C｜Gemini service 契約化</w:t>
-      </w:r>
-    </w:p>
-    <w:p>
-      <w:r>
-        <w:t>• Owner files：services/gemini.js, routes/funScore.js, routes/bookingAdvice.js</w:t>
-      </w:r>
-    </w:p>
-    <w:p>
-      <w:r>
-        <w:t>• 目標：統一 prompt schema、null handling、confidence/source 欄位、AI 錯誤 fallback。</w:t>
-      </w:r>
-    </w:p>
-    <w:p>
-      <w:r>
-        <w:t>• 輸出：fun score 與 booking advice 都能保證 JSON 契約，不把 error 直接混成非契約 payload。</w:t>
-      </w:r>
-    </w:p>
-    <w:p>
-      <w:r>
-        <w:t>• DoD：所有 Gemini route 在失敗時仍回傳可被前端辨識的結構，而不是任意 error object。</w:t>
+        <w:t>Agent-WD-1｜Dashboard flight metric source alignment</w:t>
+      </w:r>
+    </w:p>
+    <w:p>
+      <w:pPr>
+        <w:pStyle w:val="ListParagraph"/>
+      </w:pPr>
+      <w:r>
+        <w:t>• Owner files：routes/dashboard.js, services/flights/index.js</w:t>
+      </w:r>
+    </w:p>
+    <w:p>
+      <w:pPr>
+        <w:pStyle w:val="ListParagraph"/>
+      </w:pPr>
+      <w:r>
+        <w:t>• 目標：讓 dashboard 的 avgFlightPrice 與 /api/flights provider strategy 對齊，不再以 Amadeus 缺 key 作為主要判斷。</w:t>
+      </w:r>
+    </w:p>
+    <w:p>
+      <w:pPr>
+        <w:pStyle w:val="ListParagraph"/>
+      </w:pPr>
+      <w:r>
+        <w:t>• DoD：dashboard meta.sources 可顯示 SerpApi/fli/sample flight metric source。</w:t>
       </w:r>
     </w:p>
     <w:p>
@@ -9094,27 +8936,39 @@
         <w:pStyle w:val="Heading3"/>
       </w:pPr>
       <w:r>
-        <w:t>Agent-P1-D｜Dashboard 聚合 route 重構</w:t>
-      </w:r>
-    </w:p>
-    <w:p>
-      <w:r>
-        <w:t>• Owner files：routes/dashboard.js</w:t>
-      </w:r>
-    </w:p>
-    <w:p>
-      <w:r>
-        <w:t>• 目標：把 dashboard route 變成純聚合層，負責組合 flight/hotel/weather/funScore/source metadata，不內嵌硬編碼商業邏輯。</w:t>
-      </w:r>
-    </w:p>
-    <w:p>
-      <w:r>
-        <w:t>• 輸出：單一 dashboard response，含資料來源、時間戳、fallback 標記。</w:t>
-      </w:r>
-    </w:p>
-    <w:p>
-      <w:r>
-        <w:t>• DoD：dashboard route 中不直接寫死 mock fun score 與 hotel delta；所有欄位來源可追溯。</w:t>
+        <w:t>Agent-WD-2｜Trend / heatmap snapshot strategy</w:t>
+      </w:r>
+    </w:p>
+    <w:p>
+      <w:pPr>
+        <w:pStyle w:val="ListParagraph"/>
+      </w:pPr>
+      <w:r>
+        <w:t>• Owner files：routes/priceHistory.js, routes/heatmap.js</w:t>
+      </w:r>
+    </w:p>
+    <w:p>
+      <w:pPr>
+        <w:pStyle w:val="ListParagraph"/>
+      </w:pPr>
+      <w:r>
+        <w:t>• 目標：定義短期 snapshot 邏輯，避免 trend/heatmap 與 flight search 的價格感知完全脫鉤。</w:t>
+      </w:r>
+    </w:p>
+    <w:p>
+      <w:pPr>
+        <w:pStyle w:val="ListParagraph"/>
+      </w:pPr>
+      <w:r>
+        <w:t>• DoD：相同 route/dateRange 的 dashboard、trend、heatmap 使用一致 seed 或 provider snapshot。</w:t>
+      </w:r>
+    </w:p>
+    <w:p>
+      <w:pPr>
+        <w:pStyle w:val="Heading2"/>
+      </w:pPr>
+      <w:r>
+        <w:t>8.3.7 Wave E：Frontend UX Completion</w:t>
       </w:r>
     </w:p>
     <w:p>
@@ -9122,27 +8976,63 @@
         <w:pStyle w:val="Heading3"/>
       </w:pPr>
       <w:r>
-        <w:t>Agent-P1-E｜後端啟動與環境檢查</w:t>
-      </w:r>
-    </w:p>
-    <w:p>
-      <w:r>
-        <w:t>• Owner files：server.js, .env.example</w:t>
-      </w:r>
-    </w:p>
-    <w:p>
-      <w:r>
-        <w:t>• 目標：補上啟動時的必要 env 檢查、錯誤訊息、路由註冊可讀性與統一錯誤 middleware。</w:t>
-      </w:r>
-    </w:p>
-    <w:p>
-      <w:r>
-        <w:t>• 輸出：缺 key 或設定時有可理解警告；server 啟動流程乾淨。</w:t>
-      </w:r>
-    </w:p>
-    <w:p>
-      <w:r>
-        <w:t>• DoD：server.js 可以看出系統依賴哪些 key、哪些 route、哪些 fallback policy。</w:t>
+        <w:t>Agent-WE-1｜Flight Search workflow completion</w:t>
+      </w:r>
+    </w:p>
+    <w:p>
+      <w:pPr>
+        <w:pStyle w:val="ListParagraph"/>
+      </w:pPr>
+      <w:r>
+        <w:t>• Owner files：public/js/flightSearch.js</w:t>
+      </w:r>
+    </w:p>
+    <w:p>
+      <w:pPr>
+        <w:pStyle w:val="ListParagraph"/>
+      </w:pPr>
+      <w:r>
+        <w:t>• 目標：完成排序、filter chip、列展開、compare modal、empty state、retry state。</w:t>
+      </w:r>
+    </w:p>
+    <w:p>
+      <w:pPr>
+        <w:pStyle w:val="ListParagraph"/>
+      </w:pPr>
+      <w:r>
+        <w:t>• DoD：最多選 3 筆比較，排序不重新打 API，無結果/錯誤時可 retry 並保留舊結果。</w:t>
+      </w:r>
+    </w:p>
+    <w:p>
+      <w:pPr>
+        <w:pStyle w:val="Heading3"/>
+      </w:pPr>
+      <w:r>
+        <w:t>Agent-WE-2｜Status styles and source badges</w:t>
+      </w:r>
+    </w:p>
+    <w:p>
+      <w:pPr>
+        <w:pStyle w:val="ListParagraph"/>
+      </w:pPr>
+      <w:r>
+        <w:t>• Owner files：public/styles/components.css, public/styles/main.css</w:t>
+      </w:r>
+    </w:p>
+    <w:p>
+      <w:pPr>
+        <w:pStyle w:val="ListParagraph"/>
+      </w:pPr>
+      <w:r>
+        <w:t>• 目標：補齊 provider badge、cache/stale/fallback warning、panel empty/error/loading 規則。</w:t>
+      </w:r>
+    </w:p>
+    <w:p>
+      <w:pPr>
+        <w:pStyle w:val="ListParagraph"/>
+      </w:pPr>
+      <w:r>
+        <w:t>• DoD：三個 tab 的資料來源與錯誤狀態一致，不只依賴 toast。</w:t>
       </w:r>
     </w:p>
     <w:p>
@@ -9150,7 +9040,7 @@
         <w:pStyle w:val="Heading2"/>
       </w:pPr>
       <w:r>
-        <w:t>8.3.5 Phase 2：前端互動與 UI 完整化</w:t>
+        <w:t>8.3.8 Wave F：Hardening &amp; Release Smoke</w:t>
       </w:r>
     </w:p>
     <w:p>
@@ -9158,27 +9048,31 @@
         <w:pStyle w:val="Heading3"/>
       </w:pPr>
       <w:r>
-        <w:t>Agent-P2-A｜設計系統與狀態樣式收斂</w:t>
-      </w:r>
-    </w:p>
-    <w:p>
-      <w:r>
-        <w:t>• Owner files：public/styles/main.css, public/styles/components.css, public/styles/charts.css</w:t>
-      </w:r>
-    </w:p>
-    <w:p>
-      <w:r>
-        <w:t>• 目標：統一 loading/empty/error/badge/banner/chart/heatmap 視覺規則，回收 HTML inline style。</w:t>
-      </w:r>
-    </w:p>
-    <w:p>
-      <w:r>
-        <w:t>• 輸出：明確 class contract，前端 JS 不需自己內嵌太多視覺樣式。</w:t>
-      </w:r>
-    </w:p>
-    <w:p>
-      <w:r>
-        <w:t>• DoD：metric card、toast、advice banner、heatmap legend、skeleton 樣式完整且可重用。</w:t>
+        <w:t>Agent-WF-1｜API and route smoke matrix</w:t>
+      </w:r>
+    </w:p>
+    <w:p>
+      <w:pPr>
+        <w:pStyle w:val="ListParagraph"/>
+      </w:pPr>
+      <w:r>
+        <w:t>• Owner files：server.js, package.json（如需新增 script）</w:t>
+      </w:r>
+    </w:p>
+    <w:p>
+      <w:pPr>
+        <w:pStyle w:val="ListParagraph"/>
+      </w:pPr>
+      <w:r>
+        <w:t>• 目標：整理並執行 /api/flights、/api/dashboard、/api/flight-trend、/api/heatmap、/api/booking-advice 的 happy path 與 failure path。</w:t>
+      </w:r>
+    </w:p>
+    <w:p>
+      <w:pPr>
+        <w:pStyle w:val="ListParagraph"/>
+      </w:pPr>
+      <w:r>
+        <w:t>• DoD：每個 endpoint 都有成功、fallback、錯誤輸出紀錄；server 不因 provider failure crash。</w:t>
       </w:r>
     </w:p>
     <w:p>
@@ -9186,323 +9080,139 @@
         <w:pStyle w:val="Heading3"/>
       </w:pPr>
       <w:r>
-        <w:t>Agent-P2-B｜Dashboard tracking 與 fun score 流程</w:t>
-      </w:r>
-    </w:p>
-    <w:p>
-      <w:r>
-        <w:t>• Owner files：public/js/dashboard.js</w:t>
-      </w:r>
-    </w:p>
-    <w:p>
-      <w:r>
-        <w:t>• 目標：補齊 tracking 新增/刪除/命名/最後更新時間/重新查詢流程，並把 fun score slider 與 API 呼叫做成穩定互動。</w:t>
-      </w:r>
-    </w:p>
-    <w:p>
-      <w:r>
-        <w:t>• 輸出：travelintel_tracking 結構被完整使用，dashboard refresh 可預測。</w:t>
-      </w:r>
-    </w:p>
-    <w:p>
-      <w:r>
-        <w:t>• DoD：使用者可以新增追蹤、切換追蹤、重新載入指標，且 100% 維度驗證與 debounce 行為穩定。</w:t>
-      </w:r>
-    </w:p>
-    <w:p>
-      <w:pPr>
-        <w:pStyle w:val="Heading3"/>
-      </w:pPr>
-      <w:r>
-        <w:t>Agent-P2-C｜Charts 視覺化完整化</w:t>
-      </w:r>
-    </w:p>
-    <w:p>
-      <w:r>
-        <w:t>• Owner files：public/js/charts.js</w:t>
-      </w:r>
-    </w:p>
-    <w:p>
-      <w:r>
-        <w:t>• 目標：補齊 heatmap legend、month label、popover、theme redraw 與 reduced-motion 邏輯。</w:t>
-      </w:r>
-    </w:p>
-    <w:p>
-      <w:r>
-        <w:t>• 輸出：trend chart 與 heatmap 具有一致載入、錯誤、重繪行為。</w:t>
-      </w:r>
-    </w:p>
-    <w:p>
-      <w:r>
-        <w:t>• DoD：切 theme 不需 refetch 也能更新配色；heatmap 有完整圖例與可點擊資訊。</w:t>
-      </w:r>
-    </w:p>
-    <w:p>
-      <w:pPr>
-        <w:pStyle w:val="Heading3"/>
-      </w:pPr>
-      <w:r>
-        <w:t>Agent-P2-D｜Flight Search 完整搜尋流程</w:t>
-      </w:r>
-    </w:p>
-    <w:p>
-      <w:r>
-        <w:t>• Owner files：public/js/flightSearch.js</w:t>
-      </w:r>
-    </w:p>
-    <w:p>
-      <w:r>
-        <w:t>• 目標：補齊搜尋表單、排序、filter chip、列展開、compare modal、empty state、retry state。</w:t>
-      </w:r>
-    </w:p>
-    <w:p>
-      <w:r>
-        <w:t>• 輸出：Tab 2 可從查詢到比較完整走完，而不是只渲染列表。</w:t>
-      </w:r>
-    </w:p>
-    <w:p>
-      <w:r>
-        <w:t>• DoD：最多選 3 筆比較、排序不重打 API、無結果時有標準 empty state。</w:t>
-      </w:r>
-    </w:p>
-    <w:p>
-      <w:pPr>
-        <w:pStyle w:val="Heading3"/>
-      </w:pPr>
-      <w:r>
-        <w:t>Agent-P2-E｜Price History 與 Advice Banner 完整化</w:t>
-      </w:r>
-    </w:p>
-    <w:p>
-      <w:r>
-        <w:t>• Owner files：public/js/priceHistory.js</w:t>
-      </w:r>
-    </w:p>
-    <w:p>
-      <w:r>
-        <w:t>• 目標：修正 banner 位置與文案規則，補齊 YOY 圖、全年圖、AI confidence badge、sources 連結。</w:t>
-      </w:r>
-    </w:p>
-    <w:p>
-      <w:r>
-        <w:t>• 輸出：Tab 3 成為獨立可用的分析頁。</w:t>
-      </w:r>
-    </w:p>
-    <w:p>
-      <w:r>
-        <w:t>• DoD：切換 origin/destination/year 會同步更新三組資料與對應圖表，不出現舊 banner 殘留在其他 tab。</w:t>
-      </w:r>
-    </w:p>
-    <w:p>
-      <w:pPr>
-        <w:pStyle w:val="Heading2"/>
-      </w:pPr>
-      <w:r>
-        <w:t>8.3.6 Phase 3：增量能力</w:t>
-      </w:r>
-    </w:p>
-    <w:p>
-      <w:pPr>
-        <w:pStyle w:val="Heading3"/>
-      </w:pPr>
-      <w:r>
-        <w:t>Agent-P3-A｜i18n 正式化或下線</w:t>
-      </w:r>
-    </w:p>
-    <w:p>
-      <w:r>
-        <w:t>• Owner files：public/index.html, public/js/app.js, public/js/dashboard.js, public/js/charts.js, public/js/flightSearch.js, public/js/priceHistory.js</w:t>
-      </w:r>
-    </w:p>
-    <w:p>
-      <w:r>
-        <w:t>• 目標：二選一：要嘛把雙語資源抽成字典系統，要嘛把半成品語言切換移出 v1.0。</w:t>
-      </w:r>
-    </w:p>
-    <w:p>
-      <w:r>
-        <w:t>• DoD：文件與實作對語言能力描述一致，不再維持半實作狀態。</w:t>
-      </w:r>
-    </w:p>
-    <w:p>
-      <w:pPr>
-        <w:pStyle w:val="Heading3"/>
-      </w:pPr>
-      <w:r>
-        <w:t>Agent-P3-B｜背景重查與通知預留</w:t>
-      </w:r>
-    </w:p>
-    <w:p>
-      <w:r>
-        <w:t>• Owner files：public/js/dashboard.js, server.js（若需排程入口）</w:t>
-      </w:r>
-    </w:p>
-    <w:p>
-      <w:r>
-        <w:t>• 目標：為 daily/weekly/onOpen refreshInterval 定義實際行為與未來通知擴充點。</w:t>
-      </w:r>
-    </w:p>
-    <w:p>
-      <w:r>
-        <w:t>• DoD：PRD 與程式碼都能指出背景重查目前做到哪一層、未做到哪一層。</w:t>
-      </w:r>
-    </w:p>
-    <w:p>
-      <w:pPr>
-        <w:pStyle w:val="Heading2"/>
-      </w:pPr>
-      <w:r>
-        <w:t>8.3.7 建議派工順序</w:t>
-      </w:r>
-    </w:p>
-    <w:p>
-      <w:r>
-        <w:t>• Wave 0（可平行）：P0-A, P0-B, P0-C。先把契約、共享狀態、隨機資料拿掉。</w:t>
-      </w:r>
-    </w:p>
-    <w:p>
-      <w:r>
-        <w:t>• Wave 1（可平行）：P1-A, P1-B, P1-C, P1-E。先整理底層 service 與 server 啟動檢查。</w:t>
-      </w:r>
-    </w:p>
-    <w:p>
-      <w:r>
-        <w:t>• Wave 2（接 Wave 1）：P1-D。待 service 契約穩定後再重構 dashboard 聚合。</w:t>
-      </w:r>
-    </w:p>
-    <w:p>
-      <w:r>
-        <w:t>• Wave 3（可平行）：P2-A, P2-B, P2-C, P2-D, P2-E。前端各分頁與設計系統獨立收斂。</w:t>
-      </w:r>
-    </w:p>
-    <w:p>
-      <w:r>
-        <w:t>• Wave 4（選配）：P3-A, P3-B。只在前面驗收後啟動。</w:t>
-      </w:r>
-    </w:p>
-    <w:p>
-      <w:pPr>
-        <w:pStyle w:val="Heading2"/>
-      </w:pPr>
-      <w:r>
-        <w:t>8.3.8 low-model agent 任務模板</w:t>
-      </w:r>
-    </w:p>
-    <w:p>
-      <w:r>
-        <w:t>• 任務描述：只描述單一目標，不混入重構願景。</w:t>
-      </w:r>
-    </w:p>
-    <w:p>
-      <w:r>
-        <w:t>• Owner files：明確列出可修改檔案；禁止修改未列檔案。</w:t>
-      </w:r>
-    </w:p>
-    <w:p>
-      <w:r>
-        <w:t>• Inputs：API 契約、DOM ID、LocalStorage key、CSS class。</w:t>
-      </w:r>
-    </w:p>
-    <w:p>
-      <w:r>
-        <w:t>• Outputs：預期新增或修正的行為。</w:t>
-      </w:r>
-    </w:p>
-    <w:p>
-      <w:r>
-        <w:t>• DoD：可由主控 agent 用靜態檢查或單次手動測試驗收。</w:t>
-      </w:r>
-    </w:p>
-    <w:p>
-      <w:r>
-        <w:t>• Guardrails：不要改欄位名稱、不要擴大 scope、不要順手重寫其他模組。</w:t>
-      </w:r>
-    </w:p>
-    <w:p>
-      <w:r>
-        <w:rPr>
-          <w:b/>
-        </w:rPr>
-        <w:t>8.4 實作進度與驗收里程碑（2026-05-19）</w:t>
-      </w:r>
-    </w:p>
-    <w:p>
-      <w:r>
-        <w:rPr>
-          <w:b/>
-        </w:rPr>
-        <w:t>• 目前狀態：</w:t>
-      </w:r>
-      <w:r>
-        <w:t>Wave 0、Wave 1 已完成並驗收通過；Wave 2 已完成程式整合、語法檢查與 API/runtime 驗收，可視為 Accept，但仍保留少量 UI 收斂事項。</w:t>
-      </w:r>
-    </w:p>
-    <w:p>
-      <w:r>
-        <w:rPr>
-          <w:b/>
-        </w:rPr>
-        <w:t>• Wave 0 驗收摘要：</w:t>
-      </w:r>
-      <w:r>
-        <w:t>已完成 DOM 契約收斂、單一 currentDestination 狀態收斂，以及 price history / heatmap / booking advice 的 deterministic mock 化，重複請求結果穩定。</w:t>
-      </w:r>
-    </w:p>
-    <w:p>
-      <w:r>
-        <w:rPr>
-          <w:b/>
-        </w:rPr>
-        <w:t>• Wave 1 驗收摘要：</w:t>
-      </w:r>
-      <w:r>
-        <w:t>已完成 amadeus / weather / gemini service 契約化、server route gating 調整、dashboard 聚合層重構，並修正 dashboard fallback numeric normalization，避免 null 被誤轉為 0。</w:t>
-      </w:r>
-    </w:p>
-    <w:p>
-      <w:r>
-        <w:rPr>
-          <w:b/>
-        </w:rPr>
-        <w:t>• Wave 2 驗收摘要：</w:t>
-      </w:r>
-      <w:r>
-        <w:t>已完成 dashboard / charts / flightSearch / priceHistory 四支前端模組與三支 CSS 檔的實作落地；前端腳本語法檢查通過，首頁與 dashboard / price-history / heatmap / booking-advice API 均可正常回應。/api/flights 在缺少 Amadeus key 時維持 503 missing_required_env，屬預期行為。</w:t>
-      </w:r>
-    </w:p>
-    <w:p>
-      <w:r>
-        <w:rPr>
-          <w:b/>
-        </w:rPr>
-        <w:t>• 目前接受條件：</w:t>
-      </w:r>
-      <w:r>
-        <w:t>本次驗收屬於 code-level 與 runtime-level 驗收，確認契約、載入順序、啟動路徑與 fallback 行為均成立；尚未完成真正的瀏覽器視覺 smoke test，因此不標記為 fully polished。</w:t>
-      </w:r>
-    </w:p>
-    <w:p>
-      <w:r>
-        <w:rPr>
-          <w:b/>
-        </w:rPr>
-        <w:t>• 待收斂事項：</w:t>
-      </w:r>
-      <w:r>
-        <w:t>1) charts.js 仍有部分 inline style，後續應回收至 CSS。2) flightSearch.js 與 priceHistory.js 目前以 JS 動態注入 controls / modal，後續可視需要收斂回 HTML shell 或明確 component contract。3) priceHistory themechange 目前採重新 fetch，功能可用但仍可優化。</w:t>
-      </w:r>
-    </w:p>
-    <w:p>
-      <w:r>
-        <w:rPr>
-          <w:b/>
-        </w:rPr>
-        <w:t>• 建議下一步：</w:t>
-      </w:r>
-      <w:r>
-        <w:t>可直接進入 Wave 3，或先插入一個 Wave 2.5 UI cleanup 小波次，專門處理 inline style、動態注入結構與視覺一致性。</w:t>
-      </w:r>
-    </w:p>
+        <w:t>Agent-WF-2｜Browser smoke and visual pass</w:t>
+      </w:r>
+    </w:p>
+    <w:p>
+      <w:pPr>
+        <w:pStyle w:val="ListParagraph"/>
+      </w:pPr>
+      <w:r>
+        <w:t>• Owner files：public/*（只修 smoke test 發現的 UI 問題）</w:t>
+      </w:r>
+    </w:p>
+    <w:p>
+      <w:pPr>
+        <w:pStyle w:val="ListParagraph"/>
+      </w:pPr>
+      <w:r>
+        <w:t>• 目標：啟動本機 server，逐一打開三個 tab，確認無重疊、無空白 canvas、主要互動可用。</w:t>
+      </w:r>
+    </w:p>
+    <w:p>
+      <w:pPr>
+        <w:pStyle w:val="ListParagraph"/>
+      </w:pPr>
+      <w:r>
+        <w:t>• DoD：桌面與手機寬度各完成一次截圖或人工驗收紀錄。</w:t>
+      </w:r>
+    </w:p>
+    <w:p>
+      <w:pPr>
+        <w:pStyle w:val="Heading1"/>
+      </w:pPr>
+      <w:r>
+        <w:t>8.4 實作進度與下一步驗收里程碑（2026-05-19）</w:t>
+      </w:r>
+    </w:p>
+    <w:p>
+      <w:pPr>
+        <w:pStyle w:val="ListParagraph"/>
+      </w:pPr>
+      <w:r>
+        <w:t>• 目前狀態：原 Wave 0、Wave 1、Wave 2 的前後端骨架已完成；Flight Search provider pivot 已完成第一版程式整合，SerpApi key 已填寫，等待 live API smoke test。</w:t>
+      </w:r>
+    </w:p>
+    <w:p>
+      <w:pPr>
+        <w:pStyle w:val="ListParagraph"/>
+      </w:pPr>
+      <w:r>
+        <w:t>• 已完成：routes/flights.js 改接 services/flights provider adapter；SerpApi provider、fli CLI fallback、normalizer、deterministic sample fallback 已落地；.env.example 已新增 SERPAPI_API_KEY、FLIGHT_FALLBACK_PROVIDER、FLI_COMMAND。</w:t>
+      </w:r>
+    </w:p>
+    <w:p>
+      <w:pPr>
+        <w:pStyle w:val="ListParagraph"/>
+      </w:pPr>
+      <w:r>
+        <w:t>• 尚未驗收：SerpApi live payload mapping、fli 本機安裝與 fallback 實測、last-known-good cache、Dashboard/trend/heatmap 與 provider snapshot 的資料一致性。</w:t>
+      </w:r>
+    </w:p>
+    <w:p>
+      <w:pPr>
+        <w:pStyle w:val="ListParagraph"/>
+      </w:pPr>
+      <w:r>
+        <w:t>• 下一步：先執行 Wave A，再接 Wave B；兩者完成後才啟動 cache、dashboard alignment 與前端 UX cleanup。</w:t>
+      </w:r>
+    </w:p>
+    <w:p/>
+    <w:p/>
+    <w:p/>
+    <w:p/>
+    <w:p/>
+    <w:p/>
+    <w:p/>
+    <w:p/>
+    <w:p/>
+    <w:p/>
+    <w:p/>
+    <w:p/>
+    <w:p/>
+    <w:p/>
+    <w:p/>
+    <w:p/>
+    <w:p/>
+    <w:p/>
+    <w:p/>
+    <w:p/>
+    <w:p/>
+    <w:p/>
+    <w:p/>
+    <w:p/>
+    <w:p/>
+    <w:p/>
+    <w:p/>
+    <w:p/>
+    <w:p/>
+    <w:p/>
+    <w:p/>
+    <w:p/>
+    <w:p/>
+    <w:p/>
+    <w:p/>
+    <w:p/>
+    <w:p/>
+    <w:p/>
+    <w:p/>
+    <w:p/>
+    <w:p/>
+    <w:p/>
+    <w:p/>
+    <w:p/>
+    <w:p/>
+    <w:p/>
+    <w:p/>
+    <w:p/>
+    <w:p/>
+    <w:p/>
+    <w:p/>
+    <w:p/>
+    <w:p/>
+    <w:p/>
+    <w:p/>
+    <w:p/>
+    <w:p/>
+    <w:p/>
+    <w:p/>
+    <w:p/>
+    <w:p/>
+    <w:p/>
+    <w:p/>
+    <w:p/>
+    <w:p/>
+    <w:p/>
     <w:sectPr>
       <w:headerReference w:type="default" r:id="rId7"/>
       <w:footerReference w:type="default" r:id="rId8"/>

--- a/Travel_Intel_Dashboard_PRD_v1.0.docx
+++ b/Travel_Intel_Dashboard_PRD_v1.0.docx
@@ -9213,6 +9213,79 @@
     <w:p/>
     <w:p/>
     <w:p/>
+    <w:p>
+      <w:r>
+        <w:rPr>
+          <w:b/>
+        </w:rPr>
+        <w:t>8.5 travelintel 模型改版（2026-05-20）</w:t>
+      </w:r>
+    </w:p>
+    <w:p>
+      <w:r>
+        <w:t>產品模型由「好玩指數權重分配」改為「travelintel 七面向時段分析」。</w:t>
+      </w:r>
+    </w:p>
+    <w:p>
+      <w:r>
+        <w:t>新規則：</w:t>
+      </w:r>
+    </w:p>
+    <w:p>
+      <w:r>
+        <w:t>• travelintel 的主輸入為 origin、destination、startDate、endDate。</w:t>
+      </w:r>
+    </w:p>
+    <w:p>
+      <w:r>
+        <w:t>• Gemini 不再根據使用者分配的 7 維度權重計算單一分數。</w:t>
+      </w:r>
+    </w:p>
+    <w:p>
+      <w:r>
+        <w:t>• Gemini 需對 shopping、relaxation、luxury、food、sightseeing、value、festival 七個面向，各自回傳 high / medium / low 與一段短評。</w:t>
+      </w:r>
+    </w:p>
+    <w:p>
+      <w:r>
+        <w:t>• 若 destination 與 dateRange 未改變，按 Search 只刷新機票 / 飯店 / weather，不刷新 travelintel。</w:t>
+      </w:r>
+    </w:p>
+    <w:p>
+      <w:r>
+        <w:t>• Dashboard 後端聚合路由不再直接呼叫 Gemini；Gemini 改由獨立的 /api/travelintel route 管理 cache、cooldown、retry。</w:t>
+      </w:r>
+    </w:p>
+    <w:p>
+      <w:r>
+        <w:t>本輪實作已完成：</w:t>
+      </w:r>
+    </w:p>
+    <w:p>
+      <w:r>
+        <w:t>• 新增 GET /api/travelintel。</w:t>
+      </w:r>
+    </w:p>
+    <w:p>
+      <w:r>
+        <w:t>• 新增 travelintel shared cache。</w:t>
+      </w:r>
+    </w:p>
+    <w:p>
+      <w:r>
+        <w:t>• Dashboard 前端移除 slider-driven fun-score 互動，改為 travelintel 七卡片展示。</w:t>
+      </w:r>
+    </w:p>
+    <w:p>
+      <w:r>
+        <w:t>• travelintel fallback 時顯示狀態，並在 cooldown 後自動重試一次 live。</w:t>
+      </w:r>
+    </w:p>
+    <w:p>
+      <w:r>
+        <w:t>• Quota 提示保留，避免使用者頻繁刷新造成 Gemini 配額耗盡。</w:t>
+      </w:r>
+    </w:p>
     <w:sectPr>
       <w:headerReference w:type="default" r:id="rId7"/>
       <w:footerReference w:type="default" r:id="rId8"/>
